--- a/hin/docx/017.content.docx
+++ b/hin/docx/017.content.docx
@@ -408,66 +408,48 @@
           <w:lang w:val="hi_IN" w:bidi="hi_IN"/>
         </w:rPr>
       </w:r>
-      <w:hyperlink r:id="rId13">
-        <w:r>
-          <w:rPr>
-            <w:lang w:val="hi_IN" w:bidi="hi_IN"/>
-          </w:rPr>
-          <w:rPr>
-            <w:color w:val="0000EE"/>
-            <w:u w:val="single"/>
-          </w:rPr>
-          <w:t>1 कुरिन्थियों 15:30</w:t>
-        </w:r>
-      </w:hyperlink>
-    </w:p>
-    <w:p>
-      <w:pPr>
-        <w:pStyle w:val="ListBullet"/>
-        <w:spacing w:line="240" w:lineRule="auto"/>
-        <w:ind w:left="720"/>
-      </w:pPr>
-      <w:r>
-        <w:rPr>
-          <w:lang w:val="hi_IN" w:bidi="hi_IN"/>
-        </w:rPr>
-      </w:r>
-      <w:hyperlink r:id="rId14">
-        <w:r>
-          <w:rPr>
-            <w:lang w:val="hi_IN" w:bidi="hi_IN"/>
-          </w:rPr>
-          <w:rPr>
-            <w:color w:val="0000EE"/>
-            <w:u w:val="single"/>
-          </w:rPr>
-          <w:t>प्रे.का. 10:30</w:t>
-        </w:r>
-      </w:hyperlink>
-    </w:p>
-    <w:p>
-      <w:pPr>
-        <w:pStyle w:val="ListBullet"/>
-        <w:spacing w:line="240" w:lineRule="auto"/>
-        <w:ind w:left="720"/>
-      </w:pPr>
-      <w:r>
-        <w:rPr>
-          <w:lang w:val="hi_IN" w:bidi="hi_IN"/>
-        </w:rPr>
-      </w:r>
-      <w:hyperlink r:id="rId15">
-        <w:r>
-          <w:rPr>
-            <w:lang w:val="hi_IN" w:bidi="hi_IN"/>
-          </w:rPr>
-          <w:rPr>
-            <w:color w:val="0000EE"/>
-            <w:u w:val="single"/>
-          </w:rPr>
-          <w:t>मरकुस 14:35</w:t>
-        </w:r>
-      </w:hyperlink>
+      <w:r>
+        <w:rPr>
+          <w:lang w:val="hi_IN" w:bidi="hi_IN"/>
+        </w:rPr>
+        <w:t>1 कुरिन्थियों 15:30</w:t>
+      </w:r>
+    </w:p>
+    <w:p>
+      <w:pPr>
+        <w:pStyle w:val="ListBullet"/>
+        <w:spacing w:line="240" w:lineRule="auto"/>
+        <w:ind w:left="720"/>
+      </w:pPr>
+      <w:r>
+        <w:rPr>
+          <w:lang w:val="hi_IN" w:bidi="hi_IN"/>
+        </w:rPr>
+      </w:r>
+      <w:r>
+        <w:rPr>
+          <w:lang w:val="hi_IN" w:bidi="hi_IN"/>
+        </w:rPr>
+        <w:t>प्रे.का. 10:30</w:t>
+      </w:r>
+    </w:p>
+    <w:p>
+      <w:pPr>
+        <w:pStyle w:val="ListBullet"/>
+        <w:spacing w:line="240" w:lineRule="auto"/>
+        <w:ind w:left="720"/>
+      </w:pPr>
+      <w:r>
+        <w:rPr>
+          <w:lang w:val="hi_IN" w:bidi="hi_IN"/>
+        </w:rPr>
+      </w:r>
+      <w:r>
+        <w:rPr>
+          <w:lang w:val="hi_IN" w:bidi="hi_IN"/>
+        </w:rPr>
+        <w:t>मरकुस 14:35</w:t>
+      </w:r>
     </w:p>
     <w:p>
       <w:pPr>
@@ -820,114 +802,84 @@
           <w:lang w:val="hi_IN" w:bidi="hi_IN"/>
         </w:rPr>
       </w:r>
-      <w:hyperlink r:id="rId16">
-        <w:r>
-          <w:rPr>
-            <w:lang w:val="hi_IN" w:bidi="hi_IN"/>
-          </w:rPr>
-          <w:rPr>
-            <w:color w:val="0000EE"/>
-            <w:u w:val="single"/>
-          </w:rPr>
-          <w:t>1 तीमुथियुस 03:6–7</w:t>
-        </w:r>
-      </w:hyperlink>
-    </w:p>
-    <w:p>
-      <w:pPr>
-        <w:pStyle w:val="ListBullet"/>
-        <w:spacing w:line="240" w:lineRule="auto"/>
-        <w:ind w:left="720"/>
-      </w:pPr>
-      <w:r>
-        <w:rPr>
-          <w:lang w:val="hi_IN" w:bidi="hi_IN"/>
-        </w:rPr>
-      </w:r>
-      <w:hyperlink r:id="rId17">
-        <w:r>
-          <w:rPr>
-            <w:lang w:val="hi_IN" w:bidi="hi_IN"/>
-          </w:rPr>
-          <w:rPr>
-            <w:color w:val="0000EE"/>
-            <w:u w:val="single"/>
-          </w:rPr>
-          <w:t>2 कुरिन्थियों 01:12</w:t>
-        </w:r>
-      </w:hyperlink>
-    </w:p>
-    <w:p>
-      <w:pPr>
-        <w:pStyle w:val="ListBullet"/>
-        <w:spacing w:line="240" w:lineRule="auto"/>
-        <w:ind w:left="720"/>
-      </w:pPr>
-      <w:r>
-        <w:rPr>
-          <w:lang w:val="hi_IN" w:bidi="hi_IN"/>
-        </w:rPr>
-      </w:r>
-      <w:hyperlink r:id="rId18">
-        <w:r>
-          <w:rPr>
-            <w:lang w:val="hi_IN" w:bidi="hi_IN"/>
-          </w:rPr>
-          <w:rPr>
-            <w:color w:val="0000EE"/>
-            <w:u w:val="single"/>
-          </w:rPr>
-          <w:t>गलातियों 06:3–5</w:t>
-        </w:r>
-      </w:hyperlink>
-    </w:p>
-    <w:p>
-      <w:pPr>
-        <w:pStyle w:val="ListBullet"/>
-        <w:spacing w:line="240" w:lineRule="auto"/>
-        <w:ind w:left="720"/>
-      </w:pPr>
-      <w:r>
-        <w:rPr>
-          <w:lang w:val="hi_IN" w:bidi="hi_IN"/>
-        </w:rPr>
-      </w:r>
-      <w:hyperlink r:id="rId19">
-        <w:r>
-          <w:rPr>
-            <w:lang w:val="hi_IN" w:bidi="hi_IN"/>
-          </w:rPr>
-          <w:rPr>
-            <w:color w:val="0000EE"/>
-            <w:u w:val="single"/>
-          </w:rPr>
-          <w:t>यशायाह 13:19</w:t>
-        </w:r>
-      </w:hyperlink>
-    </w:p>
-    <w:p>
-      <w:pPr>
-        <w:pStyle w:val="ListBullet"/>
-        <w:spacing w:line="240" w:lineRule="auto"/>
-        <w:ind w:left="720"/>
-      </w:pPr>
-      <w:r>
-        <w:rPr>
-          <w:lang w:val="hi_IN" w:bidi="hi_IN"/>
-        </w:rPr>
-      </w:r>
-      <w:hyperlink r:id="rId20">
-        <w:r>
-          <w:rPr>
-            <w:lang w:val="hi_IN" w:bidi="hi_IN"/>
-          </w:rPr>
-          <w:rPr>
-            <w:color w:val="0000EE"/>
-            <w:u w:val="single"/>
-          </w:rPr>
-          <w:t>लूका 01:51</w:t>
-        </w:r>
-      </w:hyperlink>
+      <w:r>
+        <w:rPr>
+          <w:lang w:val="hi_IN" w:bidi="hi_IN"/>
+        </w:rPr>
+        <w:t>1 तीमुथियुस 03:6–7</w:t>
+      </w:r>
+    </w:p>
+    <w:p>
+      <w:pPr>
+        <w:pStyle w:val="ListBullet"/>
+        <w:spacing w:line="240" w:lineRule="auto"/>
+        <w:ind w:left="720"/>
+      </w:pPr>
+      <w:r>
+        <w:rPr>
+          <w:lang w:val="hi_IN" w:bidi="hi_IN"/>
+        </w:rPr>
+      </w:r>
+      <w:r>
+        <w:rPr>
+          <w:lang w:val="hi_IN" w:bidi="hi_IN"/>
+        </w:rPr>
+        <w:t>2 कुरिन्थियों 01:12</w:t>
+      </w:r>
+    </w:p>
+    <w:p>
+      <w:pPr>
+        <w:pStyle w:val="ListBullet"/>
+        <w:spacing w:line="240" w:lineRule="auto"/>
+        <w:ind w:left="720"/>
+      </w:pPr>
+      <w:r>
+        <w:rPr>
+          <w:lang w:val="hi_IN" w:bidi="hi_IN"/>
+        </w:rPr>
+      </w:r>
+      <w:r>
+        <w:rPr>
+          <w:lang w:val="hi_IN" w:bidi="hi_IN"/>
+        </w:rPr>
+        <w:t>गलातियों 06:3–5</w:t>
+      </w:r>
+    </w:p>
+    <w:p>
+      <w:pPr>
+        <w:pStyle w:val="ListBullet"/>
+        <w:spacing w:line="240" w:lineRule="auto"/>
+        <w:ind w:left="720"/>
+      </w:pPr>
+      <w:r>
+        <w:rPr>
+          <w:lang w:val="hi_IN" w:bidi="hi_IN"/>
+        </w:rPr>
+      </w:r>
+      <w:r>
+        <w:rPr>
+          <w:lang w:val="hi_IN" w:bidi="hi_IN"/>
+        </w:rPr>
+        <w:t>यशायाह 13:19</w:t>
+      </w:r>
+    </w:p>
+    <w:p>
+      <w:pPr>
+        <w:pStyle w:val="ListBullet"/>
+        <w:spacing w:line="240" w:lineRule="auto"/>
+        <w:ind w:left="720"/>
+      </w:pPr>
+      <w:r>
+        <w:rPr>
+          <w:lang w:val="hi_IN" w:bidi="hi_IN"/>
+        </w:rPr>
+      </w:r>
+      <w:r>
+        <w:rPr>
+          <w:lang w:val="hi_IN" w:bidi="hi_IN"/>
+        </w:rPr>
+        <w:t>लूका 01:51</w:t>
+      </w:r>
     </w:p>
     <w:p>
       <w:pPr>
@@ -1254,90 +1206,66 @@
           <w:lang w:val="hi_IN" w:bidi="hi_IN"/>
         </w:rPr>
       </w:r>
-      <w:hyperlink r:id="rId21">
-        <w:r>
-          <w:rPr>
-            <w:lang w:val="hi_IN" w:bidi="hi_IN"/>
-          </w:rPr>
-          <w:rPr>
-            <w:color w:val="0000EE"/>
-            <w:u w:val="single"/>
-          </w:rPr>
-          <w:t>2 तीमुथियुस 03:1–4</w:t>
-        </w:r>
-      </w:hyperlink>
-    </w:p>
-    <w:p>
-      <w:pPr>
-        <w:pStyle w:val="ListBullet"/>
-        <w:spacing w:line="240" w:lineRule="auto"/>
-        <w:ind w:left="720"/>
-      </w:pPr>
-      <w:r>
-        <w:rPr>
-          <w:lang w:val="hi_IN" w:bidi="hi_IN"/>
-        </w:rPr>
-      </w:r>
-      <w:hyperlink r:id="rId22">
-        <w:r>
-          <w:rPr>
-            <w:lang w:val="hi_IN" w:bidi="hi_IN"/>
-          </w:rPr>
-          <w:rPr>
-            <w:color w:val="0000EE"/>
-            <w:u w:val="single"/>
-          </w:rPr>
-          <w:t>यशायाह 02:17–19</w:t>
-        </w:r>
-      </w:hyperlink>
-    </w:p>
-    <w:p>
-      <w:pPr>
-        <w:pStyle w:val="ListBullet"/>
-        <w:spacing w:line="240" w:lineRule="auto"/>
-        <w:ind w:left="720"/>
-      </w:pPr>
-      <w:r>
-        <w:rPr>
-          <w:lang w:val="hi_IN" w:bidi="hi_IN"/>
-        </w:rPr>
-      </w:r>
-      <w:hyperlink r:id="rId23">
-        <w:r>
-          <w:rPr>
-            <w:lang w:val="hi_IN" w:bidi="hi_IN"/>
-          </w:rPr>
-          <w:rPr>
-            <w:color w:val="0000EE"/>
-            <w:u w:val="single"/>
-          </w:rPr>
-          <w:t>नीतिवचन 16:17–18</w:t>
-        </w:r>
-      </w:hyperlink>
-    </w:p>
-    <w:p>
-      <w:pPr>
-        <w:pStyle w:val="ListBullet"/>
-        <w:spacing w:line="240" w:lineRule="auto"/>
-        <w:ind w:left="720"/>
-      </w:pPr>
-      <w:r>
-        <w:rPr>
-          <w:lang w:val="hi_IN" w:bidi="hi_IN"/>
-        </w:rPr>
-      </w:r>
-      <w:hyperlink r:id="rId24">
-        <w:r>
-          <w:rPr>
-            <w:lang w:val="hi_IN" w:bidi="hi_IN"/>
-          </w:rPr>
-          <w:rPr>
-            <w:color w:val="0000EE"/>
-            <w:u w:val="single"/>
-          </w:rPr>
-          <w:t>नीतिवचन 21:23–24</w:t>
-        </w:r>
-      </w:hyperlink>
+      <w:r>
+        <w:rPr>
+          <w:lang w:val="hi_IN" w:bidi="hi_IN"/>
+        </w:rPr>
+        <w:t>2 तीमुथियुस 03:1–4</w:t>
+      </w:r>
+    </w:p>
+    <w:p>
+      <w:pPr>
+        <w:pStyle w:val="ListBullet"/>
+        <w:spacing w:line="240" w:lineRule="auto"/>
+        <w:ind w:left="720"/>
+      </w:pPr>
+      <w:r>
+        <w:rPr>
+          <w:lang w:val="hi_IN" w:bidi="hi_IN"/>
+        </w:rPr>
+      </w:r>
+      <w:r>
+        <w:rPr>
+          <w:lang w:val="hi_IN" w:bidi="hi_IN"/>
+        </w:rPr>
+        <w:t>यशायाह 02:17–19</w:t>
+      </w:r>
+    </w:p>
+    <w:p>
+      <w:pPr>
+        <w:pStyle w:val="ListBullet"/>
+        <w:spacing w:line="240" w:lineRule="auto"/>
+        <w:ind w:left="720"/>
+      </w:pPr>
+      <w:r>
+        <w:rPr>
+          <w:lang w:val="hi_IN" w:bidi="hi_IN"/>
+        </w:rPr>
+      </w:r>
+      <w:r>
+        <w:rPr>
+          <w:lang w:val="hi_IN" w:bidi="hi_IN"/>
+        </w:rPr>
+        <w:t>नीतिवचन 16:17–18</w:t>
+      </w:r>
+    </w:p>
+    <w:p>
+      <w:pPr>
+        <w:pStyle w:val="ListBullet"/>
+        <w:spacing w:line="240" w:lineRule="auto"/>
+        <w:ind w:left="720"/>
+      </w:pPr>
+      <w:r>
+        <w:rPr>
+          <w:lang w:val="hi_IN" w:bidi="hi_IN"/>
+        </w:rPr>
+      </w:r>
+      <w:r>
+        <w:rPr>
+          <w:lang w:val="hi_IN" w:bidi="hi_IN"/>
+        </w:rPr>
+        <w:t>नीतिवचन 21:23–24</w:t>
+      </w:r>
     </w:p>
     <w:p>
       <w:pPr>
@@ -1750,162 +1678,120 @@
           <w:lang w:val="hi_IN" w:bidi="hi_IN"/>
         </w:rPr>
       </w:r>
-      <w:hyperlink r:id="rId25">
-        <w:r>
-          <w:rPr>
-            <w:lang w:val="hi_IN" w:bidi="hi_IN"/>
-          </w:rPr>
-          <w:rPr>
-            <w:color w:val="0000EE"/>
-            <w:u w:val="single"/>
-          </w:rPr>
-          <w:t>प्रे.का. 07:41–42</w:t>
-        </w:r>
-      </w:hyperlink>
-    </w:p>
-    <w:p>
-      <w:pPr>
-        <w:pStyle w:val="ListBullet"/>
-        <w:spacing w:line="240" w:lineRule="auto"/>
-        <w:ind w:left="720"/>
-      </w:pPr>
-      <w:r>
-        <w:rPr>
-          <w:lang w:val="hi_IN" w:bidi="hi_IN"/>
-        </w:rPr>
-      </w:r>
-      <w:hyperlink r:id="rId26">
-        <w:r>
-          <w:rPr>
-            <w:lang w:val="hi_IN" w:bidi="hi_IN"/>
-          </w:rPr>
-          <w:rPr>
-            <w:color w:val="0000EE"/>
-            <w:u w:val="single"/>
-          </w:rPr>
-          <w:t>प्रे.का. 07:47–50</w:t>
-        </w:r>
-      </w:hyperlink>
-    </w:p>
-    <w:p>
-      <w:pPr>
-        <w:pStyle w:val="ListBullet"/>
-        <w:spacing w:line="240" w:lineRule="auto"/>
-        <w:ind w:left="720"/>
-      </w:pPr>
-      <w:r>
-        <w:rPr>
-          <w:lang w:val="hi_IN" w:bidi="hi_IN"/>
-        </w:rPr>
-      </w:r>
-      <w:hyperlink r:id="rId27">
-        <w:r>
-          <w:rPr>
-            <w:lang w:val="hi_IN" w:bidi="hi_IN"/>
-          </w:rPr>
-          <w:rPr>
-            <w:color w:val="0000EE"/>
-            <w:u w:val="single"/>
-          </w:rPr>
-          <w:t>उत्पत्ति 39:3–4</w:t>
-        </w:r>
-      </w:hyperlink>
-    </w:p>
-    <w:p>
-      <w:pPr>
-        <w:pStyle w:val="ListBullet"/>
-        <w:spacing w:line="240" w:lineRule="auto"/>
-        <w:ind w:left="720"/>
-      </w:pPr>
-      <w:r>
-        <w:rPr>
-          <w:lang w:val="hi_IN" w:bidi="hi_IN"/>
-        </w:rPr>
-      </w:r>
-      <w:hyperlink r:id="rId28">
-        <w:r>
-          <w:rPr>
-            <w:lang w:val="hi_IN" w:bidi="hi_IN"/>
-          </w:rPr>
-          <w:rPr>
-            <w:color w:val="0000EE"/>
-            <w:u w:val="single"/>
-          </w:rPr>
-          <w:t>उत्पत्ति 41:39–41</w:t>
-        </w:r>
-      </w:hyperlink>
-    </w:p>
-    <w:p>
-      <w:pPr>
-        <w:pStyle w:val="ListBullet"/>
-        <w:spacing w:line="240" w:lineRule="auto"/>
-        <w:ind w:left="720"/>
-      </w:pPr>
-      <w:r>
-        <w:rPr>
-          <w:lang w:val="hi_IN" w:bidi="hi_IN"/>
-        </w:rPr>
-      </w:r>
-      <w:hyperlink r:id="rId29">
-        <w:r>
-          <w:rPr>
-            <w:lang w:val="hi_IN" w:bidi="hi_IN"/>
-          </w:rPr>
-          <w:rPr>
-            <w:color w:val="0000EE"/>
-            <w:u w:val="single"/>
-          </w:rPr>
-          <w:t>लूका 08:38–39</w:t>
-        </w:r>
-      </w:hyperlink>
-    </w:p>
-    <w:p>
-      <w:pPr>
-        <w:pStyle w:val="ListBullet"/>
-        <w:spacing w:line="240" w:lineRule="auto"/>
-        <w:ind w:left="720"/>
-      </w:pPr>
-      <w:r>
-        <w:rPr>
-          <w:lang w:val="hi_IN" w:bidi="hi_IN"/>
-        </w:rPr>
-      </w:r>
-      <w:hyperlink r:id="rId30">
-        <w:r>
-          <w:rPr>
-            <w:lang w:val="hi_IN" w:bidi="hi_IN"/>
-          </w:rPr>
-          <w:rPr>
-            <w:color w:val="0000EE"/>
-            <w:u w:val="single"/>
-          </w:rPr>
-          <w:t>मत्ती. 10:5–7</w:t>
-        </w:r>
-      </w:hyperlink>
-    </w:p>
-    <w:p>
-      <w:pPr>
-        <w:pStyle w:val="ListBullet"/>
-        <w:spacing w:line="240" w:lineRule="auto"/>
-        <w:ind w:left="720"/>
-      </w:pPr>
-      <w:r>
-        <w:rPr>
-          <w:lang w:val="hi_IN" w:bidi="hi_IN"/>
-        </w:rPr>
-      </w:r>
-      <w:hyperlink r:id="rId31">
-        <w:r>
-          <w:rPr>
-            <w:lang w:val="hi_IN" w:bidi="hi_IN"/>
-          </w:rPr>
-          <w:rPr>
-            <w:color w:val="0000EE"/>
-            <w:u w:val="single"/>
-          </w:rPr>
-          <w:t>मत्ती 15:24–26</w:t>
-        </w:r>
-      </w:hyperlink>
+      <w:r>
+        <w:rPr>
+          <w:lang w:val="hi_IN" w:bidi="hi_IN"/>
+        </w:rPr>
+        <w:t>प्रे.का. 07:41–42</w:t>
+      </w:r>
+    </w:p>
+    <w:p>
+      <w:pPr>
+        <w:pStyle w:val="ListBullet"/>
+        <w:spacing w:line="240" w:lineRule="auto"/>
+        <w:ind w:left="720"/>
+      </w:pPr>
+      <w:r>
+        <w:rPr>
+          <w:lang w:val="hi_IN" w:bidi="hi_IN"/>
+        </w:rPr>
+      </w:r>
+      <w:r>
+        <w:rPr>
+          <w:lang w:val="hi_IN" w:bidi="hi_IN"/>
+        </w:rPr>
+        <w:t>प्रे.का. 07:47–50</w:t>
+      </w:r>
+    </w:p>
+    <w:p>
+      <w:pPr>
+        <w:pStyle w:val="ListBullet"/>
+        <w:spacing w:line="240" w:lineRule="auto"/>
+        <w:ind w:left="720"/>
+      </w:pPr>
+      <w:r>
+        <w:rPr>
+          <w:lang w:val="hi_IN" w:bidi="hi_IN"/>
+        </w:rPr>
+      </w:r>
+      <w:r>
+        <w:rPr>
+          <w:lang w:val="hi_IN" w:bidi="hi_IN"/>
+        </w:rPr>
+        <w:t>उत्पत्ति 39:3–4</w:t>
+      </w:r>
+    </w:p>
+    <w:p>
+      <w:pPr>
+        <w:pStyle w:val="ListBullet"/>
+        <w:spacing w:line="240" w:lineRule="auto"/>
+        <w:ind w:left="720"/>
+      </w:pPr>
+      <w:r>
+        <w:rPr>
+          <w:lang w:val="hi_IN" w:bidi="hi_IN"/>
+        </w:rPr>
+      </w:r>
+      <w:r>
+        <w:rPr>
+          <w:lang w:val="hi_IN" w:bidi="hi_IN"/>
+        </w:rPr>
+        <w:t>उत्पत्ति 41:39–41</w:t>
+      </w:r>
+    </w:p>
+    <w:p>
+      <w:pPr>
+        <w:pStyle w:val="ListBullet"/>
+        <w:spacing w:line="240" w:lineRule="auto"/>
+        <w:ind w:left="720"/>
+      </w:pPr>
+      <w:r>
+        <w:rPr>
+          <w:lang w:val="hi_IN" w:bidi="hi_IN"/>
+        </w:rPr>
+      </w:r>
+      <w:r>
+        <w:rPr>
+          <w:lang w:val="hi_IN" w:bidi="hi_IN"/>
+        </w:rPr>
+        <w:t>लूका 08:38–39</w:t>
+      </w:r>
+    </w:p>
+    <w:p>
+      <w:pPr>
+        <w:pStyle w:val="ListBullet"/>
+        <w:spacing w:line="240" w:lineRule="auto"/>
+        <w:ind w:left="720"/>
+      </w:pPr>
+      <w:r>
+        <w:rPr>
+          <w:lang w:val="hi_IN" w:bidi="hi_IN"/>
+        </w:rPr>
+      </w:r>
+      <w:r>
+        <w:rPr>
+          <w:lang w:val="hi_IN" w:bidi="hi_IN"/>
+        </w:rPr>
+        <w:t>मत्ती. 10:5–7</w:t>
+      </w:r>
+    </w:p>
+    <w:p>
+      <w:pPr>
+        <w:pStyle w:val="ListBullet"/>
+        <w:spacing w:line="240" w:lineRule="auto"/>
+        <w:ind w:left="720"/>
+      </w:pPr>
+      <w:r>
+        <w:rPr>
+          <w:lang w:val="hi_IN" w:bidi="hi_IN"/>
+        </w:rPr>
+      </w:r>
+      <w:r>
+        <w:rPr>
+          <w:lang w:val="hi_IN" w:bidi="hi_IN"/>
+        </w:rPr>
+        <w:t>मत्ती 15:24–26</w:t>
+      </w:r>
     </w:p>
     <w:p>
       <w:pPr>
@@ -2347,42 +2233,30 @@
           <w:lang w:val="hi_IN" w:bidi="hi_IN"/>
         </w:rPr>
       </w:r>
-      <w:hyperlink r:id="rId32">
-        <w:r>
-          <w:rPr>
-            <w:lang w:val="hi_IN" w:bidi="hi_IN"/>
-          </w:rPr>
-          <w:rPr>
-            <w:color w:val="0000EE"/>
-            <w:u w:val="single"/>
-          </w:rPr>
-          <w:t>यहेजकेल 28:23–24</w:t>
-        </w:r>
-      </w:hyperlink>
-    </w:p>
-    <w:p>
-      <w:pPr>
-        <w:pStyle w:val="ListBullet"/>
-        <w:spacing w:line="240" w:lineRule="auto"/>
-        <w:ind w:left="720"/>
-      </w:pPr>
-      <w:r>
-        <w:rPr>
-          <w:lang w:val="hi_IN" w:bidi="hi_IN"/>
-        </w:rPr>
-      </w:r>
-      <w:hyperlink r:id="rId33">
-        <w:r>
-          <w:rPr>
-            <w:lang w:val="hi_IN" w:bidi="hi_IN"/>
-          </w:rPr>
-          <w:rPr>
-            <w:color w:val="0000EE"/>
-            <w:u w:val="single"/>
-          </w:rPr>
-          <w:t>यशायाह 26:20–21</w:t>
-        </w:r>
-      </w:hyperlink>
+      <w:r>
+        <w:rPr>
+          <w:lang w:val="hi_IN" w:bidi="hi_IN"/>
+        </w:rPr>
+        <w:t>यहेजकेल 28:23–24</w:t>
+      </w:r>
+    </w:p>
+    <w:p>
+      <w:pPr>
+        <w:pStyle w:val="ListBullet"/>
+        <w:spacing w:line="240" w:lineRule="auto"/>
+        <w:ind w:left="720"/>
+      </w:pPr>
+      <w:r>
+        <w:rPr>
+          <w:lang w:val="hi_IN" w:bidi="hi_IN"/>
+        </w:rPr>
+      </w:r>
+      <w:r>
+        <w:rPr>
+          <w:lang w:val="hi_IN" w:bidi="hi_IN"/>
+        </w:rPr>
+        <w:t>यशायाह 26:20–21</w:t>
+      </w:r>
     </w:p>
     <w:p>
       <w:pPr>
@@ -2586,90 +2460,66 @@
           <w:lang w:val="hi_IN" w:bidi="hi_IN"/>
         </w:rPr>
       </w:r>
-      <w:hyperlink r:id="rId34">
-        <w:r>
-          <w:rPr>
-            <w:lang w:val="hi_IN" w:bidi="hi_IN"/>
-          </w:rPr>
-          <w:rPr>
-            <w:color w:val="0000EE"/>
-            <w:u w:val="single"/>
-          </w:rPr>
-          <w:t>1 राजा 1:5</w:t>
-        </w:r>
-      </w:hyperlink>
-    </w:p>
-    <w:p>
-      <w:pPr>
-        <w:pStyle w:val="ListBullet"/>
-        <w:spacing w:line="240" w:lineRule="auto"/>
-        <w:ind w:left="720"/>
-      </w:pPr>
-      <w:r>
-        <w:rPr>
-          <w:lang w:val="hi_IN" w:bidi="hi_IN"/>
-        </w:rPr>
-      </w:r>
-      <w:hyperlink r:id="rId35">
-        <w:r>
-          <w:rPr>
-            <w:lang w:val="hi_IN" w:bidi="hi_IN"/>
-          </w:rPr>
-          <w:rPr>
-            <w:color w:val="0000EE"/>
-            <w:u w:val="single"/>
-          </w:rPr>
-          <w:t>दानिय्येल 11:40–41</w:t>
-        </w:r>
-      </w:hyperlink>
-    </w:p>
-    <w:p>
-      <w:pPr>
-        <w:pStyle w:val="ListBullet"/>
-        <w:spacing w:line="240" w:lineRule="auto"/>
-        <w:ind w:left="720"/>
-      </w:pPr>
-      <w:r>
-        <w:rPr>
-          <w:lang w:val="hi_IN" w:bidi="hi_IN"/>
-        </w:rPr>
-      </w:r>
-      <w:hyperlink r:id="rId36">
-        <w:r>
-          <w:rPr>
-            <w:lang w:val="hi_IN" w:bidi="hi_IN"/>
-          </w:rPr>
-          <w:rPr>
-            <w:color w:val="0000EE"/>
-            <w:u w:val="single"/>
-          </w:rPr>
-          <w:t>निर्गमन 14:23–25</w:t>
-        </w:r>
-      </w:hyperlink>
-    </w:p>
-    <w:p>
-      <w:pPr>
-        <w:pStyle w:val="ListBullet"/>
-        <w:spacing w:line="240" w:lineRule="auto"/>
-        <w:ind w:left="720"/>
-      </w:pPr>
-      <w:r>
-        <w:rPr>
-          <w:lang w:val="hi_IN" w:bidi="hi_IN"/>
-        </w:rPr>
-      </w:r>
-      <w:hyperlink r:id="rId37">
-        <w:r>
-          <w:rPr>
-            <w:lang w:val="hi_IN" w:bidi="hi_IN"/>
-          </w:rPr>
-          <w:rPr>
-            <w:color w:val="0000EE"/>
-            <w:u w:val="single"/>
-          </w:rPr>
-          <w:t>उत्पत्ति 50:7–9</w:t>
-        </w:r>
-      </w:hyperlink>
+      <w:r>
+        <w:rPr>
+          <w:lang w:val="hi_IN" w:bidi="hi_IN"/>
+        </w:rPr>
+        <w:t>1 राजा 1:5</w:t>
+      </w:r>
+    </w:p>
+    <w:p>
+      <w:pPr>
+        <w:pStyle w:val="ListBullet"/>
+        <w:spacing w:line="240" w:lineRule="auto"/>
+        <w:ind w:left="720"/>
+      </w:pPr>
+      <w:r>
+        <w:rPr>
+          <w:lang w:val="hi_IN" w:bidi="hi_IN"/>
+        </w:rPr>
+      </w:r>
+      <w:r>
+        <w:rPr>
+          <w:lang w:val="hi_IN" w:bidi="hi_IN"/>
+        </w:rPr>
+        <w:t>दानिय्येल 11:40–41</w:t>
+      </w:r>
+    </w:p>
+    <w:p>
+      <w:pPr>
+        <w:pStyle w:val="ListBullet"/>
+        <w:spacing w:line="240" w:lineRule="auto"/>
+        <w:ind w:left="720"/>
+      </w:pPr>
+      <w:r>
+        <w:rPr>
+          <w:lang w:val="hi_IN" w:bidi="hi_IN"/>
+        </w:rPr>
+      </w:r>
+      <w:r>
+        <w:rPr>
+          <w:lang w:val="hi_IN" w:bidi="hi_IN"/>
+        </w:rPr>
+        <w:t>निर्गमन 14:23–25</w:t>
+      </w:r>
+    </w:p>
+    <w:p>
+      <w:pPr>
+        <w:pStyle w:val="ListBullet"/>
+        <w:spacing w:line="240" w:lineRule="auto"/>
+        <w:ind w:left="720"/>
+      </w:pPr>
+      <w:r>
+        <w:rPr>
+          <w:lang w:val="hi_IN" w:bidi="hi_IN"/>
+        </w:rPr>
+      </w:r>
+      <w:r>
+        <w:rPr>
+          <w:lang w:val="hi_IN" w:bidi="hi_IN"/>
+        </w:rPr>
+        <w:t>उत्पत्ति 50:7–9</w:t>
+      </w:r>
     </w:p>
     <w:p>
       <w:pPr>
@@ -2871,114 +2721,84 @@
           <w:lang w:val="hi_IN" w:bidi="hi_IN"/>
         </w:rPr>
       </w:r>
-      <w:hyperlink r:id="rId38">
-        <w:r>
-          <w:rPr>
-            <w:lang w:val="hi_IN" w:bidi="hi_IN"/>
-          </w:rPr>
-          <w:rPr>
-            <w:color w:val="0000EE"/>
-            <w:u w:val="single"/>
-          </w:rPr>
-          <w:t>1 शमूएल 08:1–3</w:t>
-        </w:r>
-      </w:hyperlink>
-    </w:p>
-    <w:p>
-      <w:pPr>
-        <w:pStyle w:val="ListBullet"/>
-        <w:spacing w:line="240" w:lineRule="auto"/>
-        <w:ind w:left="720"/>
-      </w:pPr>
-      <w:r>
-        <w:rPr>
-          <w:lang w:val="hi_IN" w:bidi="hi_IN"/>
-        </w:rPr>
-      </w:r>
-      <w:hyperlink r:id="rId39">
-        <w:r>
-          <w:rPr>
-            <w:lang w:val="hi_IN" w:bidi="hi_IN"/>
-          </w:rPr>
-          <w:rPr>
-            <w:color w:val="0000EE"/>
-            <w:u w:val="single"/>
-          </w:rPr>
-          <w:t>सभोपदेशक 07:7</w:t>
-        </w:r>
-      </w:hyperlink>
-    </w:p>
-    <w:p>
-      <w:pPr>
-        <w:pStyle w:val="ListBullet"/>
-        <w:spacing w:line="240" w:lineRule="auto"/>
-        <w:ind w:left="720"/>
-      </w:pPr>
-      <w:r>
-        <w:rPr>
-          <w:lang w:val="hi_IN" w:bidi="hi_IN"/>
-        </w:rPr>
-      </w:r>
-      <w:hyperlink r:id="rId40">
-        <w:r>
-          <w:rPr>
-            <w:lang w:val="hi_IN" w:bidi="hi_IN"/>
-          </w:rPr>
-          <w:rPr>
-            <w:color w:val="0000EE"/>
-            <w:u w:val="single"/>
-          </w:rPr>
-          <w:t>यशायाह 01:23</w:t>
-        </w:r>
-      </w:hyperlink>
-    </w:p>
-    <w:p>
-      <w:pPr>
-        <w:pStyle w:val="ListBullet"/>
-        <w:spacing w:line="240" w:lineRule="auto"/>
-        <w:ind w:left="720"/>
-      </w:pPr>
-      <w:r>
-        <w:rPr>
-          <w:lang w:val="hi_IN" w:bidi="hi_IN"/>
-        </w:rPr>
-      </w:r>
-      <w:hyperlink r:id="rId41">
-        <w:r>
-          <w:rPr>
-            <w:lang w:val="hi_IN" w:bidi="hi_IN"/>
-          </w:rPr>
-          <w:rPr>
-            <w:color w:val="0000EE"/>
-            <w:u w:val="single"/>
-          </w:rPr>
-          <w:t>मीका 03:9–11</w:t>
-        </w:r>
-      </w:hyperlink>
-    </w:p>
-    <w:p>
-      <w:pPr>
-        <w:pStyle w:val="ListBullet"/>
-        <w:spacing w:line="240" w:lineRule="auto"/>
-        <w:ind w:left="720"/>
-      </w:pPr>
-      <w:r>
-        <w:rPr>
-          <w:lang w:val="hi_IN" w:bidi="hi_IN"/>
-        </w:rPr>
-      </w:r>
-      <w:hyperlink r:id="rId42">
-        <w:r>
-          <w:rPr>
-            <w:lang w:val="hi_IN" w:bidi="hi_IN"/>
-          </w:rPr>
-          <w:rPr>
-            <w:color w:val="0000EE"/>
-            <w:u w:val="single"/>
-          </w:rPr>
-          <w:t>नीतिवचन 15:27–28</w:t>
-        </w:r>
-      </w:hyperlink>
+      <w:r>
+        <w:rPr>
+          <w:lang w:val="hi_IN" w:bidi="hi_IN"/>
+        </w:rPr>
+        <w:t>1 शमूएल 08:1–3</w:t>
+      </w:r>
+    </w:p>
+    <w:p>
+      <w:pPr>
+        <w:pStyle w:val="ListBullet"/>
+        <w:spacing w:line="240" w:lineRule="auto"/>
+        <w:ind w:left="720"/>
+      </w:pPr>
+      <w:r>
+        <w:rPr>
+          <w:lang w:val="hi_IN" w:bidi="hi_IN"/>
+        </w:rPr>
+      </w:r>
+      <w:r>
+        <w:rPr>
+          <w:lang w:val="hi_IN" w:bidi="hi_IN"/>
+        </w:rPr>
+        <w:t>सभोपदेशक 07:7</w:t>
+      </w:r>
+    </w:p>
+    <w:p>
+      <w:pPr>
+        <w:pStyle w:val="ListBullet"/>
+        <w:spacing w:line="240" w:lineRule="auto"/>
+        <w:ind w:left="720"/>
+      </w:pPr>
+      <w:r>
+        <w:rPr>
+          <w:lang w:val="hi_IN" w:bidi="hi_IN"/>
+        </w:rPr>
+      </w:r>
+      <w:r>
+        <w:rPr>
+          <w:lang w:val="hi_IN" w:bidi="hi_IN"/>
+        </w:rPr>
+        <w:t>यशायाह 01:23</w:t>
+      </w:r>
+    </w:p>
+    <w:p>
+      <w:pPr>
+        <w:pStyle w:val="ListBullet"/>
+        <w:spacing w:line="240" w:lineRule="auto"/>
+        <w:ind w:left="720"/>
+      </w:pPr>
+      <w:r>
+        <w:rPr>
+          <w:lang w:val="hi_IN" w:bidi="hi_IN"/>
+        </w:rPr>
+      </w:r>
+      <w:r>
+        <w:rPr>
+          <w:lang w:val="hi_IN" w:bidi="hi_IN"/>
+        </w:rPr>
+        <w:t>मीका 03:9–11</w:t>
+      </w:r>
+    </w:p>
+    <w:p>
+      <w:pPr>
+        <w:pStyle w:val="ListBullet"/>
+        <w:spacing w:line="240" w:lineRule="auto"/>
+        <w:ind w:left="720"/>
+      </w:pPr>
+      <w:r>
+        <w:rPr>
+          <w:lang w:val="hi_IN" w:bidi="hi_IN"/>
+        </w:rPr>
+      </w:r>
+      <w:r>
+        <w:rPr>
+          <w:lang w:val="hi_IN" w:bidi="hi_IN"/>
+        </w:rPr>
+        <w:t>नीतिवचन 15:27–28</w:t>
+      </w:r>
     </w:p>
     <w:p>
       <w:pPr>
@@ -3283,114 +3103,84 @@
           <w:lang w:val="hi_IN" w:bidi="hi_IN"/>
         </w:rPr>
       </w:r>
-      <w:hyperlink r:id="rId43">
-        <w:r>
-          <w:rPr>
-            <w:lang w:val="hi_IN" w:bidi="hi_IN"/>
-          </w:rPr>
-          <w:rPr>
-            <w:color w:val="0000EE"/>
-            <w:u w:val="single"/>
-          </w:rPr>
-          <w:t>एज्रा 9:1–2</w:t>
-        </w:r>
-      </w:hyperlink>
-    </w:p>
-    <w:p>
-      <w:pPr>
-        <w:pStyle w:val="ListBullet"/>
-        <w:spacing w:line="240" w:lineRule="auto"/>
-        <w:ind w:left="720"/>
-      </w:pPr>
-      <w:r>
-        <w:rPr>
-          <w:lang w:val="hi_IN" w:bidi="hi_IN"/>
-        </w:rPr>
-      </w:r>
-      <w:hyperlink r:id="rId44">
-        <w:r>
-          <w:rPr>
-            <w:lang w:val="hi_IN" w:bidi="hi_IN"/>
-          </w:rPr>
-          <w:rPr>
-            <w:color w:val="0000EE"/>
-            <w:u w:val="single"/>
-          </w:rPr>
-          <w:t>उत्पत्ति 46:34</w:t>
-        </w:r>
-      </w:hyperlink>
-    </w:p>
-    <w:p>
-      <w:pPr>
-        <w:pStyle w:val="ListBullet"/>
-        <w:spacing w:line="240" w:lineRule="auto"/>
-        <w:ind w:left="720"/>
-      </w:pPr>
-      <w:r>
-        <w:rPr>
-          <w:lang w:val="hi_IN" w:bidi="hi_IN"/>
-        </w:rPr>
-      </w:r>
-      <w:hyperlink r:id="rId45">
-        <w:r>
-          <w:rPr>
-            <w:lang w:val="hi_IN" w:bidi="hi_IN"/>
-          </w:rPr>
-          <w:rPr>
-            <w:color w:val="0000EE"/>
-            <w:u w:val="single"/>
-          </w:rPr>
-          <w:t>यशायाह 1:13</w:t>
-        </w:r>
-      </w:hyperlink>
-    </w:p>
-    <w:p>
-      <w:pPr>
-        <w:pStyle w:val="ListBullet"/>
-        <w:spacing w:line="240" w:lineRule="auto"/>
-        <w:ind w:left="720"/>
-      </w:pPr>
-      <w:r>
-        <w:rPr>
-          <w:lang w:val="hi_IN" w:bidi="hi_IN"/>
-        </w:rPr>
-      </w:r>
-      <w:hyperlink r:id="rId46">
-        <w:r>
-          <w:rPr>
-            <w:lang w:val="hi_IN" w:bidi="hi_IN"/>
-          </w:rPr>
-          <w:rPr>
-            <w:color w:val="0000EE"/>
-            <w:u w:val="single"/>
-          </w:rPr>
-          <w:t>मत्ती 24:15</w:t>
-        </w:r>
-      </w:hyperlink>
-    </w:p>
-    <w:p>
-      <w:pPr>
-        <w:pStyle w:val="ListBullet"/>
-        <w:spacing w:line="240" w:lineRule="auto"/>
-        <w:ind w:left="720"/>
-      </w:pPr>
-      <w:r>
-        <w:rPr>
-          <w:lang w:val="hi_IN" w:bidi="hi_IN"/>
-        </w:rPr>
-      </w:r>
-      <w:hyperlink r:id="rId47">
-        <w:r>
-          <w:rPr>
-            <w:lang w:val="hi_IN" w:bidi="hi_IN"/>
-          </w:rPr>
-          <w:rPr>
-            <w:color w:val="0000EE"/>
-            <w:u w:val="single"/>
-          </w:rPr>
-          <w:t>नीतिवचन 26:25</w:t>
-        </w:r>
-      </w:hyperlink>
+      <w:r>
+        <w:rPr>
+          <w:lang w:val="hi_IN" w:bidi="hi_IN"/>
+        </w:rPr>
+        <w:t>एज्रा 9:1–2</w:t>
+      </w:r>
+    </w:p>
+    <w:p>
+      <w:pPr>
+        <w:pStyle w:val="ListBullet"/>
+        <w:spacing w:line="240" w:lineRule="auto"/>
+        <w:ind w:left="720"/>
+      </w:pPr>
+      <w:r>
+        <w:rPr>
+          <w:lang w:val="hi_IN" w:bidi="hi_IN"/>
+        </w:rPr>
+      </w:r>
+      <w:r>
+        <w:rPr>
+          <w:lang w:val="hi_IN" w:bidi="hi_IN"/>
+        </w:rPr>
+        <w:t>उत्पत्ति 46:34</w:t>
+      </w:r>
+    </w:p>
+    <w:p>
+      <w:pPr>
+        <w:pStyle w:val="ListBullet"/>
+        <w:spacing w:line="240" w:lineRule="auto"/>
+        <w:ind w:left="720"/>
+      </w:pPr>
+      <w:r>
+        <w:rPr>
+          <w:lang w:val="hi_IN" w:bidi="hi_IN"/>
+        </w:rPr>
+      </w:r>
+      <w:r>
+        <w:rPr>
+          <w:lang w:val="hi_IN" w:bidi="hi_IN"/>
+        </w:rPr>
+        <w:t>यशायाह 1:13</w:t>
+      </w:r>
+    </w:p>
+    <w:p>
+      <w:pPr>
+        <w:pStyle w:val="ListBullet"/>
+        <w:spacing w:line="240" w:lineRule="auto"/>
+        <w:ind w:left="720"/>
+      </w:pPr>
+      <w:r>
+        <w:rPr>
+          <w:lang w:val="hi_IN" w:bidi="hi_IN"/>
+        </w:rPr>
+      </w:r>
+      <w:r>
+        <w:rPr>
+          <w:lang w:val="hi_IN" w:bidi="hi_IN"/>
+        </w:rPr>
+        <w:t>मत्ती 24:15</w:t>
+      </w:r>
+    </w:p>
+    <w:p>
+      <w:pPr>
+        <w:pStyle w:val="ListBullet"/>
+        <w:spacing w:line="240" w:lineRule="auto"/>
+        <w:ind w:left="720"/>
+      </w:pPr>
+      <w:r>
+        <w:rPr>
+          <w:lang w:val="hi_IN" w:bidi="hi_IN"/>
+        </w:rPr>
+      </w:r>
+      <w:r>
+        <w:rPr>
+          <w:lang w:val="hi_IN" w:bidi="hi_IN"/>
+        </w:rPr>
+        <w:t>नीतिवचन 26:25</w:t>
+      </w:r>
     </w:p>
     <w:p>
       <w:pPr>
@@ -3702,114 +3492,84 @@
           <w:lang w:val="hi_IN" w:bidi="hi_IN"/>
         </w:rPr>
       </w:r>
-      <w:hyperlink r:id="rId48">
-        <w:r>
-          <w:rPr>
-            <w:lang w:val="hi_IN" w:bidi="hi_IN"/>
-          </w:rPr>
-          <w:rPr>
-            <w:color w:val="0000EE"/>
-            <w:u w:val="single"/>
-          </w:rPr>
-          <w:t>उत्पत्ति 43:32</w:t>
-        </w:r>
-      </w:hyperlink>
-    </w:p>
-    <w:p>
-      <w:pPr>
-        <w:pStyle w:val="ListBullet"/>
-        <w:spacing w:line="240" w:lineRule="auto"/>
-        <w:ind w:left="720"/>
-      </w:pPr>
-      <w:r>
-        <w:rPr>
-          <w:lang w:val="hi_IN" w:bidi="hi_IN"/>
-        </w:rPr>
-      </w:r>
-      <w:hyperlink r:id="rId49">
-        <w:r>
-          <w:rPr>
-            <w:lang w:val="hi_IN" w:bidi="hi_IN"/>
-          </w:rPr>
-          <w:rPr>
-            <w:color w:val="0000EE"/>
-            <w:u w:val="single"/>
-          </w:rPr>
-          <w:t>यिर्मयाह 07:30</w:t>
-        </w:r>
-      </w:hyperlink>
-    </w:p>
-    <w:p>
-      <w:pPr>
-        <w:pStyle w:val="ListBullet"/>
-        <w:spacing w:line="240" w:lineRule="auto"/>
-        <w:ind w:left="720"/>
-      </w:pPr>
-      <w:r>
-        <w:rPr>
-          <w:lang w:val="hi_IN" w:bidi="hi_IN"/>
-        </w:rPr>
-      </w:r>
-      <w:hyperlink r:id="rId50">
-        <w:r>
-          <w:rPr>
-            <w:lang w:val="hi_IN" w:bidi="hi_IN"/>
-          </w:rPr>
-          <w:rPr>
-            <w:color w:val="0000EE"/>
-            <w:u w:val="single"/>
-          </w:rPr>
-          <w:t>लैव्यव्यवस्था 11:10</w:t>
-        </w:r>
-      </w:hyperlink>
-    </w:p>
-    <w:p>
-      <w:pPr>
-        <w:pStyle w:val="ListBullet"/>
-        <w:spacing w:line="240" w:lineRule="auto"/>
-        <w:ind w:left="720"/>
-      </w:pPr>
-      <w:r>
-        <w:rPr>
-          <w:lang w:val="hi_IN" w:bidi="hi_IN"/>
-        </w:rPr>
-      </w:r>
-      <w:hyperlink r:id="rId51">
-        <w:r>
-          <w:rPr>
-            <w:lang w:val="hi_IN" w:bidi="hi_IN"/>
-          </w:rPr>
-          <w:rPr>
-            <w:color w:val="0000EE"/>
-            <w:u w:val="single"/>
-          </w:rPr>
-          <w:t>लूका 16:15</w:t>
-        </w:r>
-      </w:hyperlink>
-    </w:p>
-    <w:p>
-      <w:pPr>
-        <w:pStyle w:val="ListBullet"/>
-        <w:spacing w:line="240" w:lineRule="auto"/>
-        <w:ind w:left="720"/>
-      </w:pPr>
-      <w:r>
-        <w:rPr>
-          <w:lang w:val="hi_IN" w:bidi="hi_IN"/>
-        </w:rPr>
-      </w:r>
-      <w:hyperlink r:id="rId52">
-        <w:r>
-          <w:rPr>
-            <w:lang w:val="hi_IN" w:bidi="hi_IN"/>
-          </w:rPr>
-          <w:rPr>
-            <w:color w:val="0000EE"/>
-            <w:u w:val="single"/>
-          </w:rPr>
-          <w:t>प्रकाशितवाक्य 17:3–5</w:t>
-        </w:r>
-      </w:hyperlink>
+      <w:r>
+        <w:rPr>
+          <w:lang w:val="hi_IN" w:bidi="hi_IN"/>
+        </w:rPr>
+        <w:t>उत्पत्ति 43:32</w:t>
+      </w:r>
+    </w:p>
+    <w:p>
+      <w:pPr>
+        <w:pStyle w:val="ListBullet"/>
+        <w:spacing w:line="240" w:lineRule="auto"/>
+        <w:ind w:left="720"/>
+      </w:pPr>
+      <w:r>
+        <w:rPr>
+          <w:lang w:val="hi_IN" w:bidi="hi_IN"/>
+        </w:rPr>
+      </w:r>
+      <w:r>
+        <w:rPr>
+          <w:lang w:val="hi_IN" w:bidi="hi_IN"/>
+        </w:rPr>
+        <w:t>यिर्मयाह 07:30</w:t>
+      </w:r>
+    </w:p>
+    <w:p>
+      <w:pPr>
+        <w:pStyle w:val="ListBullet"/>
+        <w:spacing w:line="240" w:lineRule="auto"/>
+        <w:ind w:left="720"/>
+      </w:pPr>
+      <w:r>
+        <w:rPr>
+          <w:lang w:val="hi_IN" w:bidi="hi_IN"/>
+        </w:rPr>
+      </w:r>
+      <w:r>
+        <w:rPr>
+          <w:lang w:val="hi_IN" w:bidi="hi_IN"/>
+        </w:rPr>
+        <w:t>लैव्यव्यवस्था 11:10</w:t>
+      </w:r>
+    </w:p>
+    <w:p>
+      <w:pPr>
+        <w:pStyle w:val="ListBullet"/>
+        <w:spacing w:line="240" w:lineRule="auto"/>
+        <w:ind w:left="720"/>
+      </w:pPr>
+      <w:r>
+        <w:rPr>
+          <w:lang w:val="hi_IN" w:bidi="hi_IN"/>
+        </w:rPr>
+      </w:r>
+      <w:r>
+        <w:rPr>
+          <w:lang w:val="hi_IN" w:bidi="hi_IN"/>
+        </w:rPr>
+        <w:t>लूका 16:15</w:t>
+      </w:r>
+    </w:p>
+    <w:p>
+      <w:pPr>
+        <w:pStyle w:val="ListBullet"/>
+        <w:spacing w:line="240" w:lineRule="auto"/>
+        <w:ind w:left="720"/>
+      </w:pPr>
+      <w:r>
+        <w:rPr>
+          <w:lang w:val="hi_IN" w:bidi="hi_IN"/>
+        </w:rPr>
+      </w:r>
+      <w:r>
+        <w:rPr>
+          <w:lang w:val="hi_IN" w:bidi="hi_IN"/>
+        </w:rPr>
+        <w:t>प्रकाशितवाक्य 17:3–5</w:t>
+      </w:r>
     </w:p>
     <w:p>
       <w:pPr>
@@ -3993,90 +3753,66 @@
           <w:lang w:val="hi_IN" w:bidi="hi_IN"/>
         </w:rPr>
       </w:r>
-      <w:hyperlink r:id="rId53">
-        <w:r>
-          <w:rPr>
-            <w:lang w:val="hi_IN" w:bidi="hi_IN"/>
-          </w:rPr>
-          <w:rPr>
-            <w:color w:val="0000EE"/>
-            <w:u w:val="single"/>
-          </w:rPr>
-          <w:t>1 इतिहास 20:1</w:t>
-        </w:r>
-      </w:hyperlink>
-    </w:p>
-    <w:p>
-      <w:pPr>
-        <w:pStyle w:val="ListBullet"/>
-        <w:spacing w:line="240" w:lineRule="auto"/>
-        <w:ind w:left="720"/>
-      </w:pPr>
-      <w:r>
-        <w:rPr>
-          <w:lang w:val="hi_IN" w:bidi="hi_IN"/>
-        </w:rPr>
-      </w:r>
-      <w:hyperlink r:id="rId34">
-        <w:r>
-          <w:rPr>
-            <w:lang w:val="hi_IN" w:bidi="hi_IN"/>
-          </w:rPr>
-          <w:rPr>
-            <w:color w:val="0000EE"/>
-            <w:u w:val="single"/>
-          </w:rPr>
-          <w:t>1 राजा 20:1–3</w:t>
-        </w:r>
-      </w:hyperlink>
-    </w:p>
-    <w:p>
-      <w:pPr>
-        <w:pStyle w:val="ListBullet"/>
-        <w:spacing w:line="240" w:lineRule="auto"/>
-        <w:ind w:left="720"/>
-      </w:pPr>
-      <w:r>
-        <w:rPr>
-          <w:lang w:val="hi_IN" w:bidi="hi_IN"/>
-        </w:rPr>
-      </w:r>
-      <w:hyperlink r:id="rId38">
-        <w:r>
-          <w:rPr>
-            <w:lang w:val="hi_IN" w:bidi="hi_IN"/>
-          </w:rPr>
-          <w:rPr>
-            <w:color w:val="0000EE"/>
-            <w:u w:val="single"/>
-          </w:rPr>
-          <w:t>1 शमूएल 11:1–2</w:t>
-        </w:r>
-      </w:hyperlink>
-    </w:p>
-    <w:p>
-      <w:pPr>
-        <w:pStyle w:val="ListBullet"/>
-        <w:spacing w:line="240" w:lineRule="auto"/>
-        <w:ind w:left="720"/>
-      </w:pPr>
-      <w:r>
-        <w:rPr>
-          <w:lang w:val="hi_IN" w:bidi="hi_IN"/>
-        </w:rPr>
-      </w:r>
-      <w:hyperlink r:id="rId54">
-        <w:r>
-          <w:rPr>
-            <w:lang w:val="hi_IN" w:bidi="hi_IN"/>
-          </w:rPr>
-          <w:rPr>
-            <w:color w:val="0000EE"/>
-            <w:u w:val="single"/>
-          </w:rPr>
-          <w:t>यिर्मयाह 33:4–5</w:t>
-        </w:r>
-      </w:hyperlink>
+      <w:r>
+        <w:rPr>
+          <w:lang w:val="hi_IN" w:bidi="hi_IN"/>
+        </w:rPr>
+        <w:t>1 इतिहास 20:1</w:t>
+      </w:r>
+    </w:p>
+    <w:p>
+      <w:pPr>
+        <w:pStyle w:val="ListBullet"/>
+        <w:spacing w:line="240" w:lineRule="auto"/>
+        <w:ind w:left="720"/>
+      </w:pPr>
+      <w:r>
+        <w:rPr>
+          <w:lang w:val="hi_IN" w:bidi="hi_IN"/>
+        </w:rPr>
+      </w:r>
+      <w:r>
+        <w:rPr>
+          <w:lang w:val="hi_IN" w:bidi="hi_IN"/>
+        </w:rPr>
+        <w:t>1 राजा 20:1–3</w:t>
+      </w:r>
+    </w:p>
+    <w:p>
+      <w:pPr>
+        <w:pStyle w:val="ListBullet"/>
+        <w:spacing w:line="240" w:lineRule="auto"/>
+        <w:ind w:left="720"/>
+      </w:pPr>
+      <w:r>
+        <w:rPr>
+          <w:lang w:val="hi_IN" w:bidi="hi_IN"/>
+        </w:rPr>
+      </w:r>
+      <w:r>
+        <w:rPr>
+          <w:lang w:val="hi_IN" w:bidi="hi_IN"/>
+        </w:rPr>
+        <w:t>1 शमूएल 11:1–2</w:t>
+      </w:r>
+    </w:p>
+    <w:p>
+      <w:pPr>
+        <w:pStyle w:val="ListBullet"/>
+        <w:spacing w:line="240" w:lineRule="auto"/>
+        <w:ind w:left="720"/>
+      </w:pPr>
+      <w:r>
+        <w:rPr>
+          <w:lang w:val="hi_IN" w:bidi="hi_IN"/>
+        </w:rPr>
+      </w:r>
+      <w:r>
+        <w:rPr>
+          <w:lang w:val="hi_IN" w:bidi="hi_IN"/>
+        </w:rPr>
+        <w:t>यिर्मयाह 33:4–5</w:t>
+      </w:r>
     </w:p>
     <w:p>
       <w:pPr>
@@ -4310,114 +4046,84 @@
           <w:lang w:val="hi_IN" w:bidi="hi_IN"/>
         </w:rPr>
       </w:r>
-      <w:hyperlink r:id="rId53">
-        <w:r>
-          <w:rPr>
-            <w:lang w:val="hi_IN" w:bidi="hi_IN"/>
-          </w:rPr>
-          <w:rPr>
-            <w:color w:val="0000EE"/>
-            <w:u w:val="single"/>
-          </w:rPr>
-          <w:t>1 इतिहास 18:04</w:t>
-        </w:r>
-      </w:hyperlink>
-    </w:p>
-    <w:p>
-      <w:pPr>
-        <w:pStyle w:val="ListBullet"/>
-        <w:spacing w:line="240" w:lineRule="auto"/>
-        <w:ind w:left="720"/>
-      </w:pPr>
-      <w:r>
-        <w:rPr>
-          <w:lang w:val="hi_IN" w:bidi="hi_IN"/>
-        </w:rPr>
-      </w:r>
-      <w:hyperlink r:id="rId55">
-        <w:r>
-          <w:rPr>
-            <w:lang w:val="hi_IN" w:bidi="hi_IN"/>
-          </w:rPr>
-          <w:rPr>
-            <w:color w:val="0000EE"/>
-            <w:u w:val="single"/>
-          </w:rPr>
-          <w:t>2 राजा 02:11</w:t>
-        </w:r>
-      </w:hyperlink>
-    </w:p>
-    <w:p>
-      <w:pPr>
-        <w:pStyle w:val="ListBullet"/>
-        <w:spacing w:line="240" w:lineRule="auto"/>
-        <w:ind w:left="720"/>
-      </w:pPr>
-      <w:r>
-        <w:rPr>
-          <w:lang w:val="hi_IN" w:bidi="hi_IN"/>
-        </w:rPr>
-      </w:r>
-      <w:hyperlink r:id="rId36">
-        <w:r>
-          <w:rPr>
-            <w:lang w:val="hi_IN" w:bidi="hi_IN"/>
-          </w:rPr>
-          <w:rPr>
-            <w:color w:val="0000EE"/>
-            <w:u w:val="single"/>
-          </w:rPr>
-          <w:t>निर्गमन 14:23–25</w:t>
-        </w:r>
-      </w:hyperlink>
-    </w:p>
-    <w:p>
-      <w:pPr>
-        <w:pStyle w:val="ListBullet"/>
-        <w:spacing w:line="240" w:lineRule="auto"/>
-        <w:ind w:left="720"/>
-      </w:pPr>
-      <w:r>
-        <w:rPr>
-          <w:lang w:val="hi_IN" w:bidi="hi_IN"/>
-        </w:rPr>
-      </w:r>
-      <w:hyperlink r:id="rId56">
-        <w:r>
-          <w:rPr>
-            <w:lang w:val="hi_IN" w:bidi="hi_IN"/>
-          </w:rPr>
-          <w:rPr>
-            <w:color w:val="0000EE"/>
-            <w:u w:val="single"/>
-          </w:rPr>
-          <w:t>यहेजकेल 23:5–7</w:t>
-        </w:r>
-      </w:hyperlink>
-    </w:p>
-    <w:p>
-      <w:pPr>
-        <w:pStyle w:val="ListBullet"/>
-        <w:spacing w:line="240" w:lineRule="auto"/>
-        <w:ind w:left="720"/>
-      </w:pPr>
-      <w:r>
-        <w:rPr>
-          <w:lang w:val="hi_IN" w:bidi="hi_IN"/>
-        </w:rPr>
-      </w:r>
-      <w:hyperlink r:id="rId57">
-        <w:r>
-          <w:rPr>
-            <w:lang w:val="hi_IN" w:bidi="hi_IN"/>
-          </w:rPr>
-          <w:rPr>
-            <w:color w:val="0000EE"/>
-            <w:u w:val="single"/>
-          </w:rPr>
-          <w:t>जकर्याह 06:08</w:t>
-        </w:r>
-      </w:hyperlink>
+      <w:r>
+        <w:rPr>
+          <w:lang w:val="hi_IN" w:bidi="hi_IN"/>
+        </w:rPr>
+        <w:t>1 इतिहास 18:04</w:t>
+      </w:r>
+    </w:p>
+    <w:p>
+      <w:pPr>
+        <w:pStyle w:val="ListBullet"/>
+        <w:spacing w:line="240" w:lineRule="auto"/>
+        <w:ind w:left="720"/>
+      </w:pPr>
+      <w:r>
+        <w:rPr>
+          <w:lang w:val="hi_IN" w:bidi="hi_IN"/>
+        </w:rPr>
+      </w:r>
+      <w:r>
+        <w:rPr>
+          <w:lang w:val="hi_IN" w:bidi="hi_IN"/>
+        </w:rPr>
+        <w:t>2 राजा 02:11</w:t>
+      </w:r>
+    </w:p>
+    <w:p>
+      <w:pPr>
+        <w:pStyle w:val="ListBullet"/>
+        <w:spacing w:line="240" w:lineRule="auto"/>
+        <w:ind w:left="720"/>
+      </w:pPr>
+      <w:r>
+        <w:rPr>
+          <w:lang w:val="hi_IN" w:bidi="hi_IN"/>
+        </w:rPr>
+      </w:r>
+      <w:r>
+        <w:rPr>
+          <w:lang w:val="hi_IN" w:bidi="hi_IN"/>
+        </w:rPr>
+        <w:t>निर्गमन 14:23–25</w:t>
+      </w:r>
+    </w:p>
+    <w:p>
+      <w:pPr>
+        <w:pStyle w:val="ListBullet"/>
+        <w:spacing w:line="240" w:lineRule="auto"/>
+        <w:ind w:left="720"/>
+      </w:pPr>
+      <w:r>
+        <w:rPr>
+          <w:lang w:val="hi_IN" w:bidi="hi_IN"/>
+        </w:rPr>
+      </w:r>
+      <w:r>
+        <w:rPr>
+          <w:lang w:val="hi_IN" w:bidi="hi_IN"/>
+        </w:rPr>
+        <w:t>यहेजकेल 23:5–7</w:t>
+      </w:r>
+    </w:p>
+    <w:p>
+      <w:pPr>
+        <w:pStyle w:val="ListBullet"/>
+        <w:spacing w:line="240" w:lineRule="auto"/>
+        <w:ind w:left="720"/>
+      </w:pPr>
+      <w:r>
+        <w:rPr>
+          <w:lang w:val="hi_IN" w:bidi="hi_IN"/>
+        </w:rPr>
+      </w:r>
+      <w:r>
+        <w:rPr>
+          <w:lang w:val="hi_IN" w:bidi="hi_IN"/>
+        </w:rPr>
+        <w:t>जकर्याह 06:08</w:t>
+      </w:r>
     </w:p>
     <w:p>
       <w:pPr>
@@ -4656,138 +4362,102 @@
           <w:lang w:val="hi_IN" w:bidi="hi_IN"/>
         </w:rPr>
       </w:r>
-      <w:hyperlink r:id="rId53">
-        <w:r>
-          <w:rPr>
-            <w:lang w:val="hi_IN" w:bidi="hi_IN"/>
-          </w:rPr>
-          <w:rPr>
-            <w:color w:val="0000EE"/>
-            <w:u w:val="single"/>
-          </w:rPr>
-          <w:t>1 इतिहास 16:24</w:t>
-        </w:r>
-      </w:hyperlink>
-    </w:p>
-    <w:p>
-      <w:pPr>
-        <w:pStyle w:val="ListBullet"/>
-        <w:spacing w:line="240" w:lineRule="auto"/>
-        <w:ind w:left="720"/>
-      </w:pPr>
-      <w:r>
-        <w:rPr>
-          <w:lang w:val="hi_IN" w:bidi="hi_IN"/>
-        </w:rPr>
-      </w:r>
-      <w:hyperlink r:id="rId13">
-        <w:r>
-          <w:rPr>
-            <w:lang w:val="hi_IN" w:bidi="hi_IN"/>
-          </w:rPr>
-          <w:rPr>
-            <w:color w:val="0000EE"/>
-            <w:u w:val="single"/>
-          </w:rPr>
-          <w:t>1 कुरिन्थियों 15:31–32</w:t>
-        </w:r>
-      </w:hyperlink>
-    </w:p>
-    <w:p>
-      <w:pPr>
-        <w:pStyle w:val="ListBullet"/>
-        <w:spacing w:line="240" w:lineRule="auto"/>
-        <w:ind w:left="720"/>
-      </w:pPr>
-      <w:r>
-        <w:rPr>
-          <w:lang w:val="hi_IN" w:bidi="hi_IN"/>
-        </w:rPr>
-      </w:r>
-      <w:hyperlink r:id="rId38">
-        <w:r>
-          <w:rPr>
-            <w:lang w:val="hi_IN" w:bidi="hi_IN"/>
-          </w:rPr>
-          <w:rPr>
-            <w:color w:val="0000EE"/>
-            <w:u w:val="single"/>
-          </w:rPr>
-          <w:t>1 शमूएल 24:17–18</w:t>
-        </w:r>
-      </w:hyperlink>
-    </w:p>
-    <w:p>
-      <w:pPr>
-        <w:pStyle w:val="ListBullet"/>
-        <w:spacing w:line="240" w:lineRule="auto"/>
-        <w:ind w:left="720"/>
-      </w:pPr>
-      <w:r>
-        <w:rPr>
-          <w:lang w:val="hi_IN" w:bidi="hi_IN"/>
-        </w:rPr>
-      </w:r>
-      <w:hyperlink r:id="rId58">
-        <w:r>
-          <w:rPr>
-            <w:lang w:val="hi_IN" w:bidi="hi_IN"/>
-          </w:rPr>
-          <w:rPr>
-            <w:color w:val="0000EE"/>
-            <w:u w:val="single"/>
-          </w:rPr>
-          <w:t>आमोस 2:16</w:t>
-        </w:r>
-      </w:hyperlink>
-    </w:p>
-    <w:p>
-      <w:pPr>
-        <w:pStyle w:val="ListBullet"/>
-        <w:spacing w:line="240" w:lineRule="auto"/>
-        <w:ind w:left="720"/>
-      </w:pPr>
-      <w:r>
-        <w:rPr>
-          <w:lang w:val="hi_IN" w:bidi="hi_IN"/>
-        </w:rPr>
-      </w:r>
-      <w:hyperlink r:id="rId59">
-        <w:r>
-          <w:rPr>
-            <w:lang w:val="hi_IN" w:bidi="hi_IN"/>
-          </w:rPr>
-          <w:rPr>
-            <w:color w:val="0000EE"/>
-            <w:u w:val="single"/>
-          </w:rPr>
-          <w:t>यहेजकेल 5:11–12</w:t>
-        </w:r>
-      </w:hyperlink>
-    </w:p>
-    <w:p>
-      <w:pPr>
-        <w:pStyle w:val="ListBullet"/>
-        <w:spacing w:line="240" w:lineRule="auto"/>
-        <w:ind w:left="720"/>
-      </w:pPr>
-      <w:r>
-        <w:rPr>
-          <w:lang w:val="hi_IN" w:bidi="hi_IN"/>
-        </w:rPr>
-      </w:r>
-      <w:hyperlink r:id="rId60">
-        <w:r>
-          <w:rPr>
-            <w:lang w:val="hi_IN" w:bidi="hi_IN"/>
-          </w:rPr>
-          <w:rPr>
-            <w:color w:val="0000EE"/>
-            <w:u w:val="single"/>
-          </w:rPr>
-          <w:t>मत्ती 7:21–23</w:t>
-        </w:r>
-      </w:hyperlink>
+      <w:r>
+        <w:rPr>
+          <w:lang w:val="hi_IN" w:bidi="hi_IN"/>
+        </w:rPr>
+        <w:t>1 इतिहास 16:24</w:t>
+      </w:r>
+    </w:p>
+    <w:p>
+      <w:pPr>
+        <w:pStyle w:val="ListBullet"/>
+        <w:spacing w:line="240" w:lineRule="auto"/>
+        <w:ind w:left="720"/>
+      </w:pPr>
+      <w:r>
+        <w:rPr>
+          <w:lang w:val="hi_IN" w:bidi="hi_IN"/>
+        </w:rPr>
+      </w:r>
+      <w:r>
+        <w:rPr>
+          <w:lang w:val="hi_IN" w:bidi="hi_IN"/>
+        </w:rPr>
+        <w:t>1 कुरिन्थियों 15:31–32</w:t>
+      </w:r>
+    </w:p>
+    <w:p>
+      <w:pPr>
+        <w:pStyle w:val="ListBullet"/>
+        <w:spacing w:line="240" w:lineRule="auto"/>
+        <w:ind w:left="720"/>
+      </w:pPr>
+      <w:r>
+        <w:rPr>
+          <w:lang w:val="hi_IN" w:bidi="hi_IN"/>
+        </w:rPr>
+      </w:r>
+      <w:r>
+        <w:rPr>
+          <w:lang w:val="hi_IN" w:bidi="hi_IN"/>
+        </w:rPr>
+        <w:t>1 शमूएल 24:17–18</w:t>
+      </w:r>
+    </w:p>
+    <w:p>
+      <w:pPr>
+        <w:pStyle w:val="ListBullet"/>
+        <w:spacing w:line="240" w:lineRule="auto"/>
+        <w:ind w:left="720"/>
+      </w:pPr>
+      <w:r>
+        <w:rPr>
+          <w:lang w:val="hi_IN" w:bidi="hi_IN"/>
+        </w:rPr>
+      </w:r>
+      <w:r>
+        <w:rPr>
+          <w:lang w:val="hi_IN" w:bidi="hi_IN"/>
+        </w:rPr>
+        <w:t>आमोस 2:16</w:t>
+      </w:r>
+    </w:p>
+    <w:p>
+      <w:pPr>
+        <w:pStyle w:val="ListBullet"/>
+        <w:spacing w:line="240" w:lineRule="auto"/>
+        <w:ind w:left="720"/>
+      </w:pPr>
+      <w:r>
+        <w:rPr>
+          <w:lang w:val="hi_IN" w:bidi="hi_IN"/>
+        </w:rPr>
+      </w:r>
+      <w:r>
+        <w:rPr>
+          <w:lang w:val="hi_IN" w:bidi="hi_IN"/>
+        </w:rPr>
+        <w:t>यहेजकेल 5:11–12</w:t>
+      </w:r>
+    </w:p>
+    <w:p>
+      <w:pPr>
+        <w:pStyle w:val="ListBullet"/>
+        <w:spacing w:line="240" w:lineRule="auto"/>
+        <w:ind w:left="720"/>
+      </w:pPr>
+      <w:r>
+        <w:rPr>
+          <w:lang w:val="hi_IN" w:bidi="hi_IN"/>
+        </w:rPr>
+      </w:r>
+      <w:r>
+        <w:rPr>
+          <w:lang w:val="hi_IN" w:bidi="hi_IN"/>
+        </w:rPr>
+        <w:t>मत्ती 7:21–23</w:t>
+      </w:r>
     </w:p>
     <w:p>
       <w:pPr>

--- a/hin/docx/017.content.docx
+++ b/hin/docx/017.content.docx
@@ -1157,13 +1157,401 @@
         <w:rPr>
           <w:lang w:val="hi_IN" w:bidi="hi_IN"/>
         </w:rPr>
+        <w:t xml:space="preserve">(यह भी देखें: बड़ाई, </w:t>
+      </w:r>
+      <w:r>
+        <w:rPr>
+          <w:lang w:val="hi_IN" w:bidi="hi_IN"/>
+        </w:rPr>
+        <w:t>घमण्ड</w:t>
+      </w:r>
+      <w:r>
+        <w:rPr>
+          <w:lang w:val="hi_IN" w:bidi="hi_IN"/>
+        </w:rPr>
+        <w:t>)</w:t>
+      </w:r>
+    </w:p>
+    <w:p>
+      <w:pPr>
+        <w:pStyle w:val="Heading3"/>
+      </w:pPr>
+      <w:r>
+        <w:rPr>
+          <w:lang w:val="hi_IN" w:bidi="hi_IN"/>
+        </w:rPr>
+        <w:t>बाइबल सन्दर्भ:</w:t>
+      </w:r>
+    </w:p>
+    <w:p>
+      <w:pPr>
+        <w:pStyle w:val="ListBullet"/>
+        <w:spacing w:line="240" w:lineRule="auto"/>
+        <w:ind w:left="720"/>
+      </w:pPr>
+      <w:r>
+        <w:rPr>
+          <w:lang w:val="hi_IN" w:bidi="hi_IN"/>
+        </w:rPr>
+      </w:r>
+      <w:r>
+        <w:rPr>
+          <w:lang w:val="hi_IN" w:bidi="hi_IN"/>
+        </w:rPr>
+        <w:t>2 तीमुथियुस 03:1–4</w:t>
+      </w:r>
+    </w:p>
+    <w:p>
+      <w:pPr>
+        <w:pStyle w:val="ListBullet"/>
+        <w:spacing w:line="240" w:lineRule="auto"/>
+        <w:ind w:left="720"/>
+      </w:pPr>
+      <w:r>
+        <w:rPr>
+          <w:lang w:val="hi_IN" w:bidi="hi_IN"/>
+        </w:rPr>
+      </w:r>
+      <w:r>
+        <w:rPr>
+          <w:lang w:val="hi_IN" w:bidi="hi_IN"/>
+        </w:rPr>
+        <w:t>यशायाह 02:17–19</w:t>
+      </w:r>
+    </w:p>
+    <w:p>
+      <w:pPr>
+        <w:pStyle w:val="ListBullet"/>
+        <w:spacing w:line="240" w:lineRule="auto"/>
+        <w:ind w:left="720"/>
+      </w:pPr>
+      <w:r>
+        <w:rPr>
+          <w:lang w:val="hi_IN" w:bidi="hi_IN"/>
+        </w:rPr>
+      </w:r>
+      <w:r>
+        <w:rPr>
+          <w:lang w:val="hi_IN" w:bidi="hi_IN"/>
+        </w:rPr>
+        <w:t>नीतिवचन 16:17–18</w:t>
+      </w:r>
+    </w:p>
+    <w:p>
+      <w:pPr>
+        <w:pStyle w:val="ListBullet"/>
+        <w:spacing w:line="240" w:lineRule="auto"/>
+        <w:ind w:left="720"/>
+      </w:pPr>
+      <w:r>
+        <w:rPr>
+          <w:lang w:val="hi_IN" w:bidi="hi_IN"/>
+        </w:rPr>
+      </w:r>
+      <w:r>
+        <w:rPr>
+          <w:lang w:val="hi_IN" w:bidi="hi_IN"/>
+        </w:rPr>
+        <w:t>नीतिवचन 21:23–24</w:t>
+      </w:r>
+    </w:p>
+    <w:p>
+      <w:pPr>
+        <w:pStyle w:val="ListBullet"/>
+        <w:spacing w:line="240" w:lineRule="auto"/>
+        <w:ind w:left="720"/>
+      </w:pPr>
+      <w:r>
+        <w:rPr>
+          <w:lang w:val="hi_IN" w:bidi="hi_IN"/>
+        </w:rPr>
+      </w:r>
+      <w:r>
+        <w:rPr>
+          <w:lang w:val="hi_IN" w:bidi="hi_IN"/>
+        </w:rPr>
+        <w:t>भजन संहिता 131:1</w:t>
+      </w:r>
+    </w:p>
+    <w:p>
+      <w:pPr>
+        <w:pStyle w:val="Heading3"/>
+      </w:pPr>
+      <w:r>
+        <w:rPr>
+          <w:lang w:val="hi_IN" w:bidi="hi_IN"/>
+        </w:rPr>
+        <w:t>शब्द तथ्य:</w:t>
+      </w:r>
+    </w:p>
+    <w:p>
+      <w:pPr>
+        <w:pStyle w:val="ListBullet"/>
+        <w:spacing w:line="240" w:lineRule="auto"/>
+        <w:ind w:left="720"/>
+      </w:pPr>
+      <w:r>
+        <w:rPr>
+          <w:lang w:val="hi_IN" w:bidi="hi_IN"/>
+        </w:rPr>
+      </w:r>
+      <w:r>
+        <w:rPr>
+          <w:lang w:val="hi_IN" w:bidi="hi_IN"/>
+        </w:rPr>
+        <w:t>Strong's: H1361, H1363, H1364, H3093, H4791, H7312, G5244</w:t>
+      </w:r>
+      <w:r>
+        <w:rPr>
+          <w:lang w:val="hi_IN" w:bidi="hi_IN"/>
+        </w:rPr>
+      </w:r>
+      <w:r>
+        <w:rPr>
+          <w:lang w:val="hi_IN" w:bidi="hi_IN"/>
+        </w:rPr>
+      </w:r>
+    </w:p>
+    <w:p>
+      <w:pPr/>
+      <w:r>
+        <w:rPr>
+          <w:lang w:val="hi_IN" w:bidi="hi_IN"/>
+        </w:rPr>
+      </w:r>
+    </w:p>
+    <w:p>
+      <w:pPr>
+        <w:pStyle w:val="Heading2"/>
+      </w:pPr>
+      <w:r>
+        <w:rPr>
+          <w:lang w:val="hi_IN" w:bidi="hi_IN"/>
+        </w:rPr>
+        <w:t>घर</w:t>
+      </w:r>
+      <w:r>
+        <w:rPr>
+          <w:lang w:val="hi_IN" w:bidi="hi_IN"/>
+        </w:rPr>
+      </w:r>
+    </w:p>
+    <w:p>
+      <w:pPr>
+        <w:pStyle w:val="Heading3"/>
+      </w:pPr>
+      <w:r>
+        <w:rPr>
+          <w:lang w:val="hi_IN" w:bidi="hi_IN"/>
+        </w:rPr>
+        <w:t>परिभाषा:</w:t>
+      </w:r>
+    </w:p>
+    <w:p>
+      <w:pPr/>
+      <w:r>
+        <w:rPr>
+          <w:lang w:val="hi_IN" w:bidi="hi_IN"/>
+        </w:rPr>
+      </w:r>
+      <w:r>
+        <w:rPr>
+          <w:lang w:val="hi_IN" w:bidi="hi_IN"/>
+        </w:rPr>
+        <w:t>शब्द "घर" एक छोटा सा भवन, आश्रय या तम्बू को संदर्भित करता है, आमतौर पर वह स्थान जहां एक परिवार सोता है। “घर” शब्द का उपयोग बाइबल में प्रतीकात्मक रूप से किया जाता है।" आदि जैसी विभिन्न अवधारणाओं का अर्थ करने के लिए किया जाता है।</w:t>
+      </w:r>
+    </w:p>
+    <w:p>
+      <w:pPr>
+        <w:pStyle w:val="ListBullet"/>
+        <w:spacing w:line="240" w:lineRule="auto"/>
+        <w:ind w:left="720"/>
+      </w:pPr>
+      <w:r>
+        <w:rPr>
+          <w:lang w:val="hi_IN" w:bidi="hi_IN"/>
+        </w:rPr>
+      </w:r>
+      <w:r>
+        <w:rPr>
+          <w:lang w:val="hi_IN" w:bidi="hi_IN"/>
+        </w:rPr>
+        <w:t>कभी-कभी इसका अभिप्राय “कुटुम्ब” से है अर्थात एक ही घर में रहने वाले सब सदस्य।</w:t>
+      </w:r>
+    </w:p>
+    <w:p>
+      <w:pPr>
+        <w:pStyle w:val="ListBullet"/>
+        <w:spacing w:line="240" w:lineRule="auto"/>
+        <w:ind w:left="720"/>
+      </w:pPr>
+      <w:r>
+        <w:rPr>
+          <w:lang w:val="hi_IN" w:bidi="hi_IN"/>
+        </w:rPr>
+      </w:r>
+      <w:r>
+        <w:rPr>
+          <w:lang w:val="hi_IN" w:bidi="hi_IN"/>
+        </w:rPr>
+        <w:t>“घर” प्रायः किसी के वंशजों के संदर्भ में आता है। उदाहरणार्थ, “दाऊद का घराना” अर्थात राजा दाऊद के सब वंशज।</w:t>
+      </w:r>
+    </w:p>
+    <w:p>
+      <w:pPr>
+        <w:pStyle w:val="ListBullet"/>
+        <w:spacing w:line="240" w:lineRule="auto"/>
+        <w:ind w:left="720"/>
+      </w:pPr>
+      <w:r>
+        <w:rPr>
+          <w:lang w:val="hi_IN" w:bidi="hi_IN"/>
+        </w:rPr>
+      </w:r>
+      <w:r>
+        <w:rPr>
+          <w:lang w:val="hi_IN" w:bidi="hi_IN"/>
+        </w:rPr>
+        <w:t>“परमेश्वर का भवन” और “यहोवा का भवन” अर्थात मिलापवाला तम्बू या मन्दिर। इस अभिव्यक्ति का सामान्यतः अभिप्राय यह होता है कि परमेश्वर की उपस्थिति का स्थान या उसके निवास का स्थान।</w:t>
+      </w:r>
+    </w:p>
+    <w:p>
+      <w:pPr>
+        <w:pStyle w:val="ListBullet"/>
+        <w:spacing w:line="240" w:lineRule="auto"/>
+        <w:ind w:left="720"/>
+      </w:pPr>
+      <w:r>
+        <w:rPr>
+          <w:lang w:val="hi_IN" w:bidi="hi_IN"/>
+        </w:rPr>
+      </w:r>
+      <w:r>
+        <w:rPr>
+          <w:lang w:val="hi_IN" w:bidi="hi_IN"/>
+        </w:rPr>
+        <w:t>इब्रानियों अध्याय 3 में “परमेश्वर के घर” एक रूपक स्वरूप काम में लिया गया है जो परमेश्वर के लोगों के संदर्भ में है या अधिक सामान्य परिप्रेक्ष्य में, परमेश्वर से संबन्धित सब वस्तुओं के संदर्भ में है।</w:t>
+      </w:r>
+    </w:p>
+    <w:p>
+      <w:pPr>
+        <w:pStyle w:val="ListBullet"/>
+        <w:spacing w:line="240" w:lineRule="auto"/>
+        <w:ind w:left="720"/>
+      </w:pPr>
+      <w:r>
+        <w:rPr>
+          <w:lang w:val="hi_IN" w:bidi="hi_IN"/>
+        </w:rPr>
+      </w:r>
+      <w:r>
+        <w:rPr>
+          <w:lang w:val="hi_IN" w:bidi="hi_IN"/>
+        </w:rPr>
+        <w:t>“इस्राएल का घराना” सामान्यतः संपूर्ण इस्राएली जाति के संदर्भ में काम में लिया गया है या विशेष रूप में उत्तरी राज्य के इस्राएल के गोत्रों के लिए है।</w:t>
+      </w:r>
+    </w:p>
+    <w:p>
+      <w:pPr>
+        <w:pStyle w:val="Heading3"/>
+      </w:pPr>
+      <w:r>
+        <w:rPr>
+          <w:lang w:val="hi_IN" w:bidi="hi_IN"/>
+        </w:rPr>
+        <w:t>अनुवाद के सुझाव</w:t>
+      </w:r>
+    </w:p>
+    <w:p>
+      <w:pPr>
+        <w:pStyle w:val="ListBullet"/>
+        <w:spacing w:line="240" w:lineRule="auto"/>
+        <w:ind w:left="720"/>
+      </w:pPr>
+      <w:r>
+        <w:rPr>
+          <w:lang w:val="hi_IN" w:bidi="hi_IN"/>
+        </w:rPr>
+      </w:r>
+      <w:r>
+        <w:rPr>
+          <w:lang w:val="hi_IN" w:bidi="hi_IN"/>
+        </w:rPr>
+        <w:t>प्रकरण के अनुसार, “घर” शब्द का अनुवाद , “परिवार” या “लोग” या “कुटुम्ब” या “वंशज” या “मन्दिर” या “निवास स्थान”हो सकता है।</w:t>
+      </w:r>
+    </w:p>
+    <w:p>
+      <w:pPr>
+        <w:pStyle w:val="ListBullet"/>
+        <w:spacing w:line="240" w:lineRule="auto"/>
+        <w:ind w:left="720"/>
+      </w:pPr>
+      <w:r>
+        <w:rPr>
+          <w:lang w:val="hi_IN" w:bidi="hi_IN"/>
+        </w:rPr>
+      </w:r>
+      <w:r>
+        <w:rPr>
+          <w:lang w:val="hi_IN" w:bidi="hi_IN"/>
+        </w:rPr>
+        <w:t>“दाऊद का घराना”, इस उक्ति का अनुवाद हो सकता है, “दाऊद का कुल” या “दाऊद का परिवार” या “दाऊद के वंशज”। संबन्धित अभिव्यक्तियों का अनुवाद भी इसी आधार पर किया जा सकता है।</w:t>
+      </w:r>
+    </w:p>
+    <w:p>
+      <w:pPr>
+        <w:pStyle w:val="ListBullet"/>
+        <w:spacing w:line="240" w:lineRule="auto"/>
+        <w:ind w:left="720"/>
+      </w:pPr>
+      <w:r>
+        <w:rPr>
+          <w:lang w:val="hi_IN" w:bidi="hi_IN"/>
+        </w:rPr>
+      </w:r>
+      <w:r>
+        <w:rPr>
+          <w:lang w:val="hi_IN" w:bidi="hi_IN"/>
+        </w:rPr>
+        <w:t>“इस्राएल का घराना” इस उक्ति के अनुवाद रूप हो सकते हैं, “इस्राएल की प्रजा” या “इस्राएल के वंशज” या “इस्राएली”</w:t>
+      </w:r>
+    </w:p>
+    <w:p>
+      <w:pPr>
+        <w:pStyle w:val="ListBullet"/>
+        <w:spacing w:line="240" w:lineRule="auto"/>
+        <w:ind w:left="720"/>
+      </w:pPr>
+      <w:r>
+        <w:rPr>
+          <w:lang w:val="hi_IN" w:bidi="hi_IN"/>
+        </w:rPr>
+      </w:r>
+      <w:r>
+        <w:rPr>
+          <w:lang w:val="hi_IN" w:bidi="hi_IN"/>
+        </w:rPr>
+        <w:t>“यहोवा का भवन” इसका अनुवाद हो सकता है, “यहोवा का मन्दिर” या “यहोवा की आराधना का स्थल” या “जहां यहोवा अपने लोगों के साथ मिलते है” या “यहोवा का निवास स्थान”। “परमेश्वर का भवन” इसका अनुवाद भी ऐसा ही किया जाए।</w:t>
+      </w:r>
+    </w:p>
+    <w:p>
+      <w:pPr/>
+      <w:r>
+        <w:rPr>
+          <w:lang w:val="hi_IN" w:bidi="hi_IN"/>
+        </w:rPr>
+      </w:r>
+      <w:r>
+        <w:rPr>
+          <w:lang w:val="hi_IN" w:bidi="hi_IN"/>
+        </w:rPr>
         <w:t xml:space="preserve">(यह भी देखें: </w:t>
       </w:r>
       <w:r>
         <w:rPr>
           <w:lang w:val="hi_IN" w:bidi="hi_IN"/>
         </w:rPr>
-        <w:t>बड़ाई</w:t>
+        <w:t>दाऊद</w:t>
       </w:r>
       <w:r>
         <w:rPr>
@@ -1175,7 +1563,79 @@
         <w:rPr>
           <w:lang w:val="hi_IN" w:bidi="hi_IN"/>
         </w:rPr>
-        <w:t>घमण्ड</w:t>
+        <w:t>वंशज</w:t>
+      </w:r>
+      <w:r>
+        <w:rPr>
+          <w:lang w:val="hi_IN" w:bidi="hi_IN"/>
+        </w:rPr>
+        <w:t xml:space="preserve">, </w:t>
+      </w:r>
+      <w:r>
+        <w:rPr>
+          <w:lang w:val="hi_IN" w:bidi="hi_IN"/>
+        </w:rPr>
+        <w:t>परमेश्वर का भवन</w:t>
+      </w:r>
+      <w:r>
+        <w:rPr>
+          <w:lang w:val="hi_IN" w:bidi="hi_IN"/>
+        </w:rPr>
+        <w:t xml:space="preserve">, </w:t>
+      </w:r>
+      <w:r>
+        <w:rPr>
+          <w:lang w:val="hi_IN" w:bidi="hi_IN"/>
+        </w:rPr>
+        <w:t>घराना</w:t>
+      </w:r>
+      <w:r>
+        <w:rPr>
+          <w:lang w:val="hi_IN" w:bidi="hi_IN"/>
+        </w:rPr>
+        <w:t xml:space="preserve">, </w:t>
+      </w:r>
+      <w:r>
+        <w:rPr>
+          <w:lang w:val="hi_IN" w:bidi="hi_IN"/>
+        </w:rPr>
+        <w:t>इस्राएल राज्य</w:t>
+      </w:r>
+      <w:r>
+        <w:rPr>
+          <w:lang w:val="hi_IN" w:bidi="hi_IN"/>
+        </w:rPr>
+        <w:t xml:space="preserve">, </w:t>
+      </w:r>
+      <w:r>
+        <w:rPr>
+          <w:lang w:val="hi_IN" w:bidi="hi_IN"/>
+        </w:rPr>
+        <w:t>मिलापवाला तम्बू</w:t>
+      </w:r>
+      <w:r>
+        <w:rPr>
+          <w:lang w:val="hi_IN" w:bidi="hi_IN"/>
+        </w:rPr>
+        <w:t xml:space="preserve">, </w:t>
+      </w:r>
+      <w:r>
+        <w:rPr>
+          <w:lang w:val="hi_IN" w:bidi="hi_IN"/>
+        </w:rPr>
+        <w:t>मन्दिर</w:t>
+      </w:r>
+      <w:r>
+        <w:rPr>
+          <w:lang w:val="hi_IN" w:bidi="hi_IN"/>
+        </w:rPr>
+        <w:t xml:space="preserve">, </w:t>
+      </w:r>
+      <w:r>
+        <w:rPr>
+          <w:lang w:val="hi_IN" w:bidi="hi_IN"/>
+        </w:rPr>
+        <w:t>यहोवा</w:t>
       </w:r>
       <w:r>
         <w:rPr>
@@ -1210,79 +1670,115 @@
         <w:rPr>
           <w:lang w:val="hi_IN" w:bidi="hi_IN"/>
         </w:rPr>
-        <w:t>2 तीमुथियुस 03:1–4</w:t>
-      </w:r>
-    </w:p>
-    <w:p>
-      <w:pPr>
-        <w:pStyle w:val="ListBullet"/>
-        <w:spacing w:line="240" w:lineRule="auto"/>
-        <w:ind w:left="720"/>
-      </w:pPr>
-      <w:r>
-        <w:rPr>
-          <w:lang w:val="hi_IN" w:bidi="hi_IN"/>
-        </w:rPr>
-      </w:r>
-      <w:r>
-        <w:rPr>
-          <w:lang w:val="hi_IN" w:bidi="hi_IN"/>
-        </w:rPr>
-        <w:t>यशायाह 02:17–19</w:t>
-      </w:r>
-    </w:p>
-    <w:p>
-      <w:pPr>
-        <w:pStyle w:val="ListBullet"/>
-        <w:spacing w:line="240" w:lineRule="auto"/>
-        <w:ind w:left="720"/>
-      </w:pPr>
-      <w:r>
-        <w:rPr>
-          <w:lang w:val="hi_IN" w:bidi="hi_IN"/>
-        </w:rPr>
-      </w:r>
-      <w:r>
-        <w:rPr>
-          <w:lang w:val="hi_IN" w:bidi="hi_IN"/>
-        </w:rPr>
-        <w:t>नीतिवचन 16:17–18</w:t>
-      </w:r>
-    </w:p>
-    <w:p>
-      <w:pPr>
-        <w:pStyle w:val="ListBullet"/>
-        <w:spacing w:line="240" w:lineRule="auto"/>
-        <w:ind w:left="720"/>
-      </w:pPr>
-      <w:r>
-        <w:rPr>
-          <w:lang w:val="hi_IN" w:bidi="hi_IN"/>
-        </w:rPr>
-      </w:r>
-      <w:r>
-        <w:rPr>
-          <w:lang w:val="hi_IN" w:bidi="hi_IN"/>
-        </w:rPr>
-        <w:t>नीतिवचन 21:23–24</w:t>
-      </w:r>
-    </w:p>
-    <w:p>
-      <w:pPr>
-        <w:pStyle w:val="ListBullet"/>
-        <w:spacing w:line="240" w:lineRule="auto"/>
-        <w:ind w:left="720"/>
-      </w:pPr>
-      <w:r>
-        <w:rPr>
-          <w:lang w:val="hi_IN" w:bidi="hi_IN"/>
-        </w:rPr>
-      </w:r>
-      <w:r>
-        <w:rPr>
-          <w:lang w:val="hi_IN" w:bidi="hi_IN"/>
-        </w:rPr>
-        <w:t>भजन संहिता 131:1</w:t>
+        <w:t>प्रे.का. 07:41–42</w:t>
+      </w:r>
+    </w:p>
+    <w:p>
+      <w:pPr>
+        <w:pStyle w:val="ListBullet"/>
+        <w:spacing w:line="240" w:lineRule="auto"/>
+        <w:ind w:left="720"/>
+      </w:pPr>
+      <w:r>
+        <w:rPr>
+          <w:lang w:val="hi_IN" w:bidi="hi_IN"/>
+        </w:rPr>
+      </w:r>
+      <w:r>
+        <w:rPr>
+          <w:lang w:val="hi_IN" w:bidi="hi_IN"/>
+        </w:rPr>
+        <w:t>प्रे.का. 07:47–50</w:t>
+      </w:r>
+    </w:p>
+    <w:p>
+      <w:pPr>
+        <w:pStyle w:val="ListBullet"/>
+        <w:spacing w:line="240" w:lineRule="auto"/>
+        <w:ind w:left="720"/>
+      </w:pPr>
+      <w:r>
+        <w:rPr>
+          <w:lang w:val="hi_IN" w:bidi="hi_IN"/>
+        </w:rPr>
+      </w:r>
+      <w:r>
+        <w:rPr>
+          <w:lang w:val="hi_IN" w:bidi="hi_IN"/>
+        </w:rPr>
+        <w:t>उत्पत्ति 39:3–4</w:t>
+      </w:r>
+    </w:p>
+    <w:p>
+      <w:pPr>
+        <w:pStyle w:val="ListBullet"/>
+        <w:spacing w:line="240" w:lineRule="auto"/>
+        <w:ind w:left="720"/>
+      </w:pPr>
+      <w:r>
+        <w:rPr>
+          <w:lang w:val="hi_IN" w:bidi="hi_IN"/>
+        </w:rPr>
+      </w:r>
+      <w:r>
+        <w:rPr>
+          <w:lang w:val="hi_IN" w:bidi="hi_IN"/>
+        </w:rPr>
+        <w:t>उत्पत्ति 41:39–41</w:t>
+      </w:r>
+    </w:p>
+    <w:p>
+      <w:pPr>
+        <w:pStyle w:val="ListBullet"/>
+        <w:spacing w:line="240" w:lineRule="auto"/>
+        <w:ind w:left="720"/>
+      </w:pPr>
+      <w:r>
+        <w:rPr>
+          <w:lang w:val="hi_IN" w:bidi="hi_IN"/>
+        </w:rPr>
+      </w:r>
+      <w:r>
+        <w:rPr>
+          <w:lang w:val="hi_IN" w:bidi="hi_IN"/>
+        </w:rPr>
+        <w:t>लूका 08:38–39</w:t>
+      </w:r>
+    </w:p>
+    <w:p>
+      <w:pPr>
+        <w:pStyle w:val="ListBullet"/>
+        <w:spacing w:line="240" w:lineRule="auto"/>
+        <w:ind w:left="720"/>
+      </w:pPr>
+      <w:r>
+        <w:rPr>
+          <w:lang w:val="hi_IN" w:bidi="hi_IN"/>
+        </w:rPr>
+      </w:r>
+      <w:r>
+        <w:rPr>
+          <w:lang w:val="hi_IN" w:bidi="hi_IN"/>
+        </w:rPr>
+        <w:t>मत्ती. 10:5–7</w:t>
+      </w:r>
+    </w:p>
+    <w:p>
+      <w:pPr>
+        <w:pStyle w:val="ListBullet"/>
+        <w:spacing w:line="240" w:lineRule="auto"/>
+        <w:ind w:left="720"/>
+      </w:pPr>
+      <w:r>
+        <w:rPr>
+          <w:lang w:val="hi_IN" w:bidi="hi_IN"/>
+        </w:rPr>
+      </w:r>
+      <w:r>
+        <w:rPr>
+          <w:lang w:val="hi_IN" w:bidi="hi_IN"/>
+        </w:rPr>
+        <w:t>मत्ती 15:24–26</w:t>
       </w:r>
     </w:p>
     <w:p>
@@ -1311,7 +1807,7 @@
         <w:rPr>
           <w:lang w:val="hi_IN" w:bidi="hi_IN"/>
         </w:rPr>
-        <w:t>Strong's: H1361, H1363, H1364, H3093, H4791, H7312, G5244</w:t>
+        <w:t>Strong's: H1004, H1005, G3609, G3613, G3614, G3624</w:t>
       </w:r>
       <w:r>
         <w:rPr>
@@ -1340,7 +1836,7 @@
         <w:rPr>
           <w:lang w:val="hi_IN" w:bidi="hi_IN"/>
         </w:rPr>
-        <w:t>घर</w:t>
+        <w:t>घराना-वंशज_राष्ट्र</w:t>
       </w:r>
       <w:r>
         <w:rPr>
@@ -1370,97 +1866,43 @@
         <w:rPr>
           <w:lang w:val="hi_IN" w:bidi="hi_IN"/>
         </w:rPr>
-        <w:t>शब्द "घर" एक छोटा सा भवन, आश्रय या तम्बू को संदर्भित करता है, आमतौर पर वह स्थान जहां एक परिवार सोता है। “घर” शब्द का उपयोग बाइबल में प्रतीकात्मक रूप से किया जाता है।" आदि जैसी विभिन्न अवधारणाओं का अर्थ करने के लिए किया जाता है।</w:t>
-      </w:r>
-    </w:p>
-    <w:p>
-      <w:pPr>
-        <w:pStyle w:val="ListBullet"/>
-        <w:spacing w:line="240" w:lineRule="auto"/>
-        <w:ind w:left="720"/>
-      </w:pPr>
-      <w:r>
-        <w:rPr>
-          <w:lang w:val="hi_IN" w:bidi="hi_IN"/>
-        </w:rPr>
-      </w:r>
-      <w:r>
-        <w:rPr>
-          <w:lang w:val="hi_IN" w:bidi="hi_IN"/>
-        </w:rPr>
-        <w:t>कभी-कभी इसका अभिप्राय “कुटुम्ब” से है अर्थात एक ही घर में रहने वाले सब सदस्य।</w:t>
-      </w:r>
-    </w:p>
-    <w:p>
-      <w:pPr>
-        <w:pStyle w:val="ListBullet"/>
-        <w:spacing w:line="240" w:lineRule="auto"/>
-        <w:ind w:left="720"/>
-      </w:pPr>
-      <w:r>
-        <w:rPr>
-          <w:lang w:val="hi_IN" w:bidi="hi_IN"/>
-        </w:rPr>
-      </w:r>
-      <w:r>
-        <w:rPr>
-          <w:lang w:val="hi_IN" w:bidi="hi_IN"/>
-        </w:rPr>
-        <w:t>“घर” प्रायः किसी के वंशजों के संदर्भ में आता है। उदाहरणार्थ, “दाऊद का घराना” अर्थात राजा दाऊद के सब वंशज।</w:t>
-      </w:r>
-    </w:p>
-    <w:p>
-      <w:pPr>
-        <w:pStyle w:val="ListBullet"/>
-        <w:spacing w:line="240" w:lineRule="auto"/>
-        <w:ind w:left="720"/>
-      </w:pPr>
-      <w:r>
-        <w:rPr>
-          <w:lang w:val="hi_IN" w:bidi="hi_IN"/>
-        </w:rPr>
-      </w:r>
-      <w:r>
-        <w:rPr>
-          <w:lang w:val="hi_IN" w:bidi="hi_IN"/>
-        </w:rPr>
-        <w:t>“परमेश्वर का भवन” और “यहोवा का भवन” अर्थात मिलापवाला तम्बू या मन्दिर। इस अभिव्यक्ति का सामान्यतः अभिप्राय यह होता है कि परमेश्वर की उपस्थिति का स्थान या उसके निवास का स्थान।</w:t>
-      </w:r>
-    </w:p>
-    <w:p>
-      <w:pPr>
-        <w:pStyle w:val="ListBullet"/>
-        <w:spacing w:line="240" w:lineRule="auto"/>
-        <w:ind w:left="720"/>
-      </w:pPr>
-      <w:r>
-        <w:rPr>
-          <w:lang w:val="hi_IN" w:bidi="hi_IN"/>
-        </w:rPr>
-      </w:r>
-      <w:r>
-        <w:rPr>
-          <w:lang w:val="hi_IN" w:bidi="hi_IN"/>
-        </w:rPr>
-        <w:t>इब्रानियों अध्याय 3 में “परमेश्वर के घर” एक रूपक स्वरूप काम में लिया गया है जो परमेश्वर के लोगों के संदर्भ में है या अधिक सामान्य परिप्रेक्ष्य में, परमेश्वर से संबन्धित सब वस्तुओं के संदर्भ में है।</w:t>
-      </w:r>
-    </w:p>
-    <w:p>
-      <w:pPr>
-        <w:pStyle w:val="ListBullet"/>
-        <w:spacing w:line="240" w:lineRule="auto"/>
-        <w:ind w:left="720"/>
-      </w:pPr>
-      <w:r>
-        <w:rPr>
-          <w:lang w:val="hi_IN" w:bidi="hi_IN"/>
-        </w:rPr>
-      </w:r>
-      <w:r>
-        <w:rPr>
-          <w:lang w:val="hi_IN" w:bidi="hi_IN"/>
-        </w:rPr>
-        <w:t>“इस्राएल का घराना” सामान्यतः संपूर्ण इस्राएली जाति के संदर्भ में काम में लिया गया है या विशेष रूप में उत्तरी राज्य के इस्राएल के गोत्रों के लिए है।</w:t>
+        <w:t>इस संदर्भ में "घराना" शब्द का अर्थ "वंशज" है।</w:t>
+      </w:r>
+    </w:p>
+    <w:p>
+      <w:pPr>
+        <w:pStyle w:val="ListBullet"/>
+        <w:spacing w:line="240" w:lineRule="auto"/>
+        <w:ind w:left="720"/>
+      </w:pPr>
+      <w:r>
+        <w:rPr>
+          <w:lang w:val="hi_IN" w:bidi="hi_IN"/>
+        </w:rPr>
+      </w:r>
+      <w:r>
+        <w:rPr>
+          <w:lang w:val="hi_IN" w:bidi="hi_IN"/>
+        </w:rPr>
+        <w:t>इस संदर्भ में "घराना" शब्द का अर्थ "परिवार" या "वंशज" है, और यह किसी विशेष व्यक्ति से संबंधित या उसके वंश के सभी लोगों को संदर्भित करता है। उदाहरण के लिए, “दाऊद का घराना” वाक्यांश राजा दाऊद के सभी वंशजों को संदर्भित करता है।</w:t>
+      </w:r>
+    </w:p>
+    <w:p>
+      <w:pPr>
+        <w:pStyle w:val="ListBullet"/>
+        <w:spacing w:line="240" w:lineRule="auto"/>
+        <w:ind w:left="720"/>
+      </w:pPr>
+      <w:r>
+        <w:rPr>
+          <w:lang w:val="hi_IN" w:bidi="hi_IN"/>
+        </w:rPr>
+      </w:r>
+      <w:r>
+        <w:rPr>
+          <w:lang w:val="hi_IN" w:bidi="hi_IN"/>
+        </w:rPr>
+        <w:t>वाक्यांश “इस्राएल का घराना” सामान्यतः पूरे इस्राएल देश या अधिक विशिष्ट रूप से इस्राएल के उत्तरी राज्य के गोत्रों को संदर्भित कर सकता है।</w:t>
       </w:r>
     </w:p>
     <w:p>
@@ -1471,79 +1913,61 @@
         <w:rPr>
           <w:lang w:val="hi_IN" w:bidi="hi_IN"/>
         </w:rPr>
-        <w:t>अनुवाद के सुझाव</w:t>
-      </w:r>
-    </w:p>
-    <w:p>
-      <w:pPr>
-        <w:pStyle w:val="ListBullet"/>
-        <w:spacing w:line="240" w:lineRule="auto"/>
-        <w:ind w:left="720"/>
-      </w:pPr>
-      <w:r>
-        <w:rPr>
-          <w:lang w:val="hi_IN" w:bidi="hi_IN"/>
-        </w:rPr>
-      </w:r>
-      <w:r>
-        <w:rPr>
-          <w:lang w:val="hi_IN" w:bidi="hi_IN"/>
-        </w:rPr>
-        <w:t>प्रकरण के अनुसार, “घर” शब्द का अनुवाद , “परिवार” या “लोग” या “कुटुम्ब” या “वंशज” या “मन्दिर” या “निवास स्थान”हो सकता है।</w:t>
-      </w:r>
-    </w:p>
-    <w:p>
-      <w:pPr>
-        <w:pStyle w:val="ListBullet"/>
-        <w:spacing w:line="240" w:lineRule="auto"/>
-        <w:ind w:left="720"/>
-      </w:pPr>
-      <w:r>
-        <w:rPr>
-          <w:lang w:val="hi_IN" w:bidi="hi_IN"/>
-        </w:rPr>
-      </w:r>
-      <w:r>
-        <w:rPr>
-          <w:lang w:val="hi_IN" w:bidi="hi_IN"/>
-        </w:rPr>
-        <w:t>“दाऊद का घराना”, इस उक्ति का अनुवाद हो सकता है, “दाऊद का कुल” या “दाऊद का परिवार” या “दाऊद के वंशज”। संबन्धित अभिव्यक्तियों का अनुवाद भी इसी आधार पर किया जा सकता है।</w:t>
-      </w:r>
-    </w:p>
-    <w:p>
-      <w:pPr>
-        <w:pStyle w:val="ListBullet"/>
-        <w:spacing w:line="240" w:lineRule="auto"/>
-        <w:ind w:left="720"/>
-      </w:pPr>
-      <w:r>
-        <w:rPr>
-          <w:lang w:val="hi_IN" w:bidi="hi_IN"/>
-        </w:rPr>
-      </w:r>
-      <w:r>
-        <w:rPr>
-          <w:lang w:val="hi_IN" w:bidi="hi_IN"/>
-        </w:rPr>
-        <w:t>“इस्राएल का घराना” इस उक्ति के अनुवाद रूप हो सकते हैं, “इस्राएल की प्रजा” या “इस्राएल के वंशज” या “इस्राएली”</w:t>
-      </w:r>
-    </w:p>
-    <w:p>
-      <w:pPr>
-        <w:pStyle w:val="ListBullet"/>
-        <w:spacing w:line="240" w:lineRule="auto"/>
-        <w:ind w:left="720"/>
-      </w:pPr>
-      <w:r>
-        <w:rPr>
-          <w:lang w:val="hi_IN" w:bidi="hi_IN"/>
-        </w:rPr>
-      </w:r>
-      <w:r>
-        <w:rPr>
-          <w:lang w:val="hi_IN" w:bidi="hi_IN"/>
-        </w:rPr>
-        <w:t>“यहोवा का भवन” इसका अनुवाद हो सकता है, “यहोवा का मन्दिर” या “यहोवा की आराधना का स्थल” या “जहां यहोवा अपने लोगों के साथ मिलते है” या “यहोवा का निवास स्थान”। “परमेश्वर का भवन” इसका अनुवाद भी ऐसा ही किया जाए।</w:t>
+        <w:t>अनुवाद सुझाव</w:t>
+      </w:r>
+    </w:p>
+    <w:p>
+      <w:pPr>
+        <w:pStyle w:val="ListBullet"/>
+        <w:spacing w:line="240" w:lineRule="auto"/>
+        <w:ind w:left="720"/>
+      </w:pPr>
+      <w:r>
+        <w:rPr>
+          <w:lang w:val="hi_IN" w:bidi="hi_IN"/>
+        </w:rPr>
+      </w:r>
+      <w:r>
+        <w:rPr>
+          <w:lang w:val="hi_IN" w:bidi="hi_IN"/>
+        </w:rPr>
+        <w:t>संदर्भ के आधार पर, “घराना” का अनुवाद “कुटुम्ब” या “लोग” या “परिवार” या “वंशज” के रूप में किया जा सकता है।</w:t>
+      </w:r>
+    </w:p>
+    <w:p>
+      <w:pPr>
+        <w:pStyle w:val="ListBullet"/>
+        <w:spacing w:line="240" w:lineRule="auto"/>
+        <w:ind w:left="720"/>
+      </w:pPr>
+      <w:r>
+        <w:rPr>
+          <w:lang w:val="hi_IN" w:bidi="hi_IN"/>
+        </w:rPr>
+      </w:r>
+      <w:r>
+        <w:rPr>
+          <w:lang w:val="hi_IN" w:bidi="hi_IN"/>
+        </w:rPr>
+        <w:t>“दाऊद का घराना” वाक्यांश का अनुवाद “दाऊद का कुल” या “दाऊद का परिवार” या “दाऊद के वंशज” के तौर पर किया जा सकता है। इससे संबंधित अभिव्यक्तियों का अनुवाद भी इसी तरह किया जा सकता है।</w:t>
+      </w:r>
+    </w:p>
+    <w:p>
+      <w:pPr>
+        <w:pStyle w:val="ListBullet"/>
+        <w:spacing w:line="240" w:lineRule="auto"/>
+        <w:ind w:left="720"/>
+      </w:pPr>
+      <w:r>
+        <w:rPr>
+          <w:lang w:val="hi_IN" w:bidi="hi_IN"/>
+        </w:rPr>
+      </w:r>
+      <w:r>
+        <w:rPr>
+          <w:lang w:val="hi_IN" w:bidi="hi_IN"/>
+        </w:rPr>
+        <w:t>“इस्राएल के घराने” का अनुवाद करने के विभिन्न तरीकों में “इस्राएल के लोग” या “इस्राएल के वंशज” या “इस्राएली” शामिल हो सकते हैं।</w:t>
       </w:r>
     </w:p>
     <w:p>
@@ -1557,13 +1981,431 @@
         <w:rPr>
           <w:lang w:val="hi_IN" w:bidi="hi_IN"/>
         </w:rPr>
+        <w:t xml:space="preserve">(देखें: </w:t>
+      </w:r>
+      <w:r>
+        <w:rPr>
+          <w:lang w:val="hi_IN" w:bidi="hi_IN"/>
+        </w:rPr>
+        <w:t>वंशज</w:t>
+      </w:r>
+      <w:r>
+        <w:rPr>
+          <w:lang w:val="hi_IN" w:bidi="hi_IN"/>
+        </w:rPr>
+        <w:t xml:space="preserve">, </w:t>
+      </w:r>
+      <w:r>
+        <w:rPr>
+          <w:lang w:val="hi_IN" w:bidi="hi_IN"/>
+        </w:rPr>
+        <w:t>दाऊद का घराना</w:t>
+      </w:r>
+      <w:r>
+        <w:rPr>
+          <w:lang w:val="hi_IN" w:bidi="hi_IN"/>
+        </w:rPr>
+        <w:t xml:space="preserve">, </w:t>
+      </w:r>
+      <w:r>
+        <w:rPr>
+          <w:lang w:val="hi_IN" w:bidi="hi_IN"/>
+        </w:rPr>
+        <w:t>इस्राएल का राज्य</w:t>
+      </w:r>
+      <w:r>
+        <w:rPr>
+          <w:lang w:val="hi_IN" w:bidi="hi_IN"/>
+        </w:rPr>
+        <w:t>)</w:t>
+      </w:r>
+    </w:p>
+    <w:p>
+      <w:pPr>
+        <w:pStyle w:val="Heading3"/>
+      </w:pPr>
+      <w:r>
+        <w:rPr>
+          <w:lang w:val="hi_IN" w:bidi="hi_IN"/>
+        </w:rPr>
+        <w:t>बाइबल संदर्भ:</w:t>
+      </w:r>
+    </w:p>
+    <w:p>
+      <w:pPr>
+        <w:pStyle w:val="Heading3"/>
+      </w:pPr>
+      <w:r>
+        <w:rPr>
+          <w:lang w:val="hi_IN" w:bidi="hi_IN"/>
+        </w:rPr>
+        <w:t>शब्द विवरण:</w:t>
+      </w:r>
+    </w:p>
+    <w:p>
+      <w:pPr>
+        <w:pStyle w:val="ListBullet"/>
+        <w:spacing w:line="240" w:lineRule="auto"/>
+        <w:ind w:left="720"/>
+      </w:pPr>
+      <w:r>
+        <w:rPr>
+          <w:lang w:val="hi_IN" w:bidi="hi_IN"/>
+        </w:rPr>
+      </w:r>
+      <w:r>
+        <w:rPr>
+          <w:lang w:val="hi_IN" w:bidi="hi_IN"/>
+        </w:rPr>
+        <w:t>स्ट्रॉन्ग:</w:t>
+      </w:r>
+      <w:r>
+        <w:rPr>
+          <w:lang w:val="hi_IN" w:bidi="hi_IN"/>
+        </w:rPr>
+      </w:r>
+      <w:r>
+        <w:rPr>
+          <w:lang w:val="hi_IN" w:bidi="hi_IN"/>
+        </w:rPr>
+      </w:r>
+    </w:p>
+    <w:p>
+      <w:pPr/>
+      <w:r>
+        <w:rPr>
+          <w:lang w:val="hi_IN" w:bidi="hi_IN"/>
+        </w:rPr>
+      </w:r>
+    </w:p>
+    <w:p>
+      <w:pPr>
+        <w:pStyle w:val="Heading2"/>
+      </w:pPr>
+      <w:r>
+        <w:rPr>
+          <w:lang w:val="hi_IN" w:bidi="hi_IN"/>
+        </w:rPr>
+        <w:t>घात करना</w:t>
+      </w:r>
+      <w:r>
+        <w:rPr>
+          <w:lang w:val="hi_IN" w:bidi="hi_IN"/>
+        </w:rPr>
+      </w:r>
+    </w:p>
+    <w:p>
+      <w:pPr>
+        <w:pStyle w:val="Heading3"/>
+      </w:pPr>
+      <w:r>
+        <w:rPr>
+          <w:lang w:val="hi_IN" w:bidi="hi_IN"/>
+        </w:rPr>
+        <w:t>परिभाषा:</w:t>
+      </w:r>
+    </w:p>
+    <w:p>
+      <w:pPr/>
+      <w:r>
+        <w:rPr>
+          <w:lang w:val="hi_IN" w:bidi="hi_IN"/>
+        </w:rPr>
+      </w:r>
+      <w:r>
+        <w:rPr>
+          <w:lang w:val="hi_IN" w:bidi="hi_IN"/>
+        </w:rPr>
+        <w:t>“घात करना” अर्थात किसी पशु या मनुष्य की हत्या करना इसका अभिप्राय है, बलपूर्वक या निर्दयता से मार डालना। अगर किसी व्यक्ति ने एक जानवर को मार डाला है तो उसने "घात किया"</w:t>
+      </w:r>
+    </w:p>
+    <w:p>
+      <w:pPr>
+        <w:pStyle w:val="ListBullet"/>
+        <w:spacing w:line="240" w:lineRule="auto"/>
+        <w:ind w:left="720"/>
+      </w:pPr>
+      <w:r>
+        <w:rPr>
+          <w:lang w:val="hi_IN" w:bidi="hi_IN"/>
+        </w:rPr>
+      </w:r>
+      <w:r>
+        <w:rPr>
+          <w:lang w:val="hi_IN" w:bidi="hi_IN"/>
+        </w:rPr>
+        <w:t>पशु या किसी जनसमूह के संदर्भ में “संहार” शब्द काम में लिया जाता है।</w:t>
+      </w:r>
+    </w:p>
+    <w:p>
+      <w:pPr>
+        <w:pStyle w:val="ListBullet"/>
+        <w:spacing w:line="240" w:lineRule="auto"/>
+        <w:ind w:left="720"/>
+      </w:pPr>
+      <w:r>
+        <w:rPr>
+          <w:lang w:val="hi_IN" w:bidi="hi_IN"/>
+        </w:rPr>
+      </w:r>
+      <w:r>
+        <w:rPr>
+          <w:lang w:val="hi_IN" w:bidi="hi_IN"/>
+        </w:rPr>
+        <w:t>संहार का एक कार्य भी "संहार" कहा जाता है।</w:t>
+      </w:r>
+    </w:p>
+    <w:p>
+      <w:pPr>
+        <w:pStyle w:val="ListBullet"/>
+        <w:spacing w:line="240" w:lineRule="auto"/>
+        <w:ind w:left="720"/>
+      </w:pPr>
+      <w:r>
+        <w:rPr>
+          <w:lang w:val="hi_IN" w:bidi="hi_IN"/>
+        </w:rPr>
+      </w:r>
+      <w:r>
+        <w:rPr>
+          <w:lang w:val="hi_IN" w:bidi="hi_IN"/>
+        </w:rPr>
+        <w:t>“घात किए गए” का अनुवाद हो सकता है, “मारे गए लोग” या “जिन लोगों की हत्या की गई”।</w:t>
+      </w:r>
+    </w:p>
+    <w:p>
+      <w:pPr/>
+      <w:r>
+        <w:rPr>
+          <w:lang w:val="hi_IN" w:bidi="hi_IN"/>
+        </w:rPr>
+      </w:r>
+      <w:r>
+        <w:rPr>
+          <w:lang w:val="hi_IN" w:bidi="hi_IN"/>
+        </w:rPr>
         <w:t xml:space="preserve">(यह भी देखें: </w:t>
       </w:r>
       <w:r>
         <w:rPr>
           <w:lang w:val="hi_IN" w:bidi="hi_IN"/>
         </w:rPr>
-        <w:t>दाऊद</w:t>
+        <w:t>संहार</w:t>
+      </w:r>
+      <w:r>
+        <w:rPr>
+          <w:lang w:val="hi_IN" w:bidi="hi_IN"/>
+        </w:rPr>
+        <w:t>)</w:t>
+      </w:r>
+    </w:p>
+    <w:p>
+      <w:pPr>
+        <w:pStyle w:val="Heading3"/>
+      </w:pPr>
+      <w:r>
+        <w:rPr>
+          <w:lang w:val="hi_IN" w:bidi="hi_IN"/>
+        </w:rPr>
+        <w:t>बाइबल के सन्दर्भ:</w:t>
+      </w:r>
+    </w:p>
+    <w:p>
+      <w:pPr>
+        <w:pStyle w:val="ListBullet"/>
+        <w:spacing w:line="240" w:lineRule="auto"/>
+        <w:ind w:left="720"/>
+      </w:pPr>
+      <w:r>
+        <w:rPr>
+          <w:lang w:val="hi_IN" w:bidi="hi_IN"/>
+        </w:rPr>
+      </w:r>
+      <w:r>
+        <w:rPr>
+          <w:lang w:val="hi_IN" w:bidi="hi_IN"/>
+        </w:rPr>
+        <w:t>यहेजकेल 28:23–24</w:t>
+      </w:r>
+    </w:p>
+    <w:p>
+      <w:pPr>
+        <w:pStyle w:val="ListBullet"/>
+        <w:spacing w:line="240" w:lineRule="auto"/>
+        <w:ind w:left="720"/>
+      </w:pPr>
+      <w:r>
+        <w:rPr>
+          <w:lang w:val="hi_IN" w:bidi="hi_IN"/>
+        </w:rPr>
+      </w:r>
+      <w:r>
+        <w:rPr>
+          <w:lang w:val="hi_IN" w:bidi="hi_IN"/>
+        </w:rPr>
+        <w:t>यशायाह 26:20–21</w:t>
+      </w:r>
+    </w:p>
+    <w:p>
+      <w:pPr>
+        <w:pStyle w:val="Heading3"/>
+      </w:pPr>
+      <w:r>
+        <w:rPr>
+          <w:lang w:val="hi_IN" w:bidi="hi_IN"/>
+        </w:rPr>
+        <w:t>शब्द तथ्य:</w:t>
+      </w:r>
+    </w:p>
+    <w:p>
+      <w:pPr>
+        <w:pStyle w:val="ListBullet"/>
+        <w:spacing w:line="240" w:lineRule="auto"/>
+        <w:ind w:left="720"/>
+      </w:pPr>
+      <w:r>
+        <w:rPr>
+          <w:lang w:val="hi_IN" w:bidi="hi_IN"/>
+        </w:rPr>
+      </w:r>
+      <w:r>
+        <w:rPr>
+          <w:lang w:val="hi_IN" w:bidi="hi_IN"/>
+        </w:rPr>
+        <w:t>Strong's: H2026, H2076, H2490, H2491, H2717, H2763, H2873, H2874, H4191, H4194, H5221, H6991, H6992, H7523, H7819, G337, G615, G1315, G2380, G2695, G4968, G4969, G5407</w:t>
+      </w:r>
+      <w:r>
+        <w:rPr>
+          <w:lang w:val="hi_IN" w:bidi="hi_IN"/>
+        </w:rPr>
+      </w:r>
+      <w:r>
+        <w:rPr>
+          <w:lang w:val="hi_IN" w:bidi="hi_IN"/>
+        </w:rPr>
+      </w:r>
+    </w:p>
+    <w:p>
+      <w:pPr/>
+      <w:r>
+        <w:rPr>
+          <w:lang w:val="hi_IN" w:bidi="hi_IN"/>
+        </w:rPr>
+      </w:r>
+    </w:p>
+    <w:p>
+      <w:pPr>
+        <w:pStyle w:val="Heading2"/>
+      </w:pPr>
+      <w:r>
+        <w:rPr>
+          <w:lang w:val="hi_IN" w:bidi="hi_IN"/>
+        </w:rPr>
+        <w:t>घुड़सवार</w:t>
+      </w:r>
+      <w:r>
+        <w:rPr>
+          <w:lang w:val="hi_IN" w:bidi="hi_IN"/>
+        </w:rPr>
+      </w:r>
+    </w:p>
+    <w:p>
+      <w:pPr>
+        <w:pStyle w:val="Heading3"/>
+      </w:pPr>
+      <w:r>
+        <w:rPr>
+          <w:lang w:val="hi_IN" w:bidi="hi_IN"/>
+        </w:rPr>
+        <w:t>परिभाषा:</w:t>
+      </w:r>
+    </w:p>
+    <w:p>
+      <w:pPr/>
+      <w:r>
+        <w:rPr>
+          <w:lang w:val="hi_IN" w:bidi="hi_IN"/>
+        </w:rPr>
+      </w:r>
+      <w:r>
+        <w:rPr>
+          <w:lang w:val="hi_IN" w:bidi="hi_IN"/>
+        </w:rPr>
+        <w:t>बाइबल के युग में “घुड़सवारों” का अर्थ था युद्ध में घोड़े की सवारी करनेवाला।</w:t>
+      </w:r>
+    </w:p>
+    <w:p>
+      <w:pPr>
+        <w:pStyle w:val="ListBullet"/>
+        <w:spacing w:line="240" w:lineRule="auto"/>
+        <w:ind w:left="720"/>
+      </w:pPr>
+      <w:r>
+        <w:rPr>
+          <w:lang w:val="hi_IN" w:bidi="hi_IN"/>
+        </w:rPr>
+      </w:r>
+      <w:r>
+        <w:rPr>
+          <w:lang w:val="hi_IN" w:bidi="hi_IN"/>
+        </w:rPr>
+        <w:t>रथों पर सवारी करनेवाले योद्धाओं को भी “घुड़सवार” कहते थे। जबकि घुड़सवार वास्तव में घोड़े की सवारी करनेवाला होता है।</w:t>
+      </w:r>
+    </w:p>
+    <w:p>
+      <w:pPr>
+        <w:pStyle w:val="ListBullet"/>
+        <w:spacing w:line="240" w:lineRule="auto"/>
+        <w:ind w:left="720"/>
+      </w:pPr>
+      <w:r>
+        <w:rPr>
+          <w:lang w:val="hi_IN" w:bidi="hi_IN"/>
+        </w:rPr>
+      </w:r>
+      <w:r>
+        <w:rPr>
+          <w:lang w:val="hi_IN" w:bidi="hi_IN"/>
+        </w:rPr>
+        <w:t>इस्राएलियों का मानना था कि युद्ध में घोड़े काम में लेना यहोवा की अपेक्षा अपनी शक्ति पर अधिक भरोसा रखना था, अतः वे अधिक शक्ति पर अधिक भरोसा रखना था, अतः वे अधिक घुड़सवारों को नहीं रखते थे।</w:t>
+      </w:r>
+    </w:p>
+    <w:p>
+      <w:pPr>
+        <w:pStyle w:val="ListBullet"/>
+        <w:spacing w:line="240" w:lineRule="auto"/>
+        <w:ind w:left="720"/>
+      </w:pPr>
+      <w:r>
+        <w:rPr>
+          <w:lang w:val="hi_IN" w:bidi="hi_IN"/>
+        </w:rPr>
+      </w:r>
+      <w:r>
+        <w:rPr>
+          <w:lang w:val="hi_IN" w:bidi="hi_IN"/>
+        </w:rPr>
+        <w:t>इसका अनुवाद “घोड़े के सवार” या “घोड़े पर सवार मनुष्य” हो सकता है।</w:t>
+      </w:r>
+    </w:p>
+    <w:p>
+      <w:pPr/>
+      <w:r>
+        <w:rPr>
+          <w:lang w:val="hi_IN" w:bidi="hi_IN"/>
+        </w:rPr>
+      </w:r>
+      <w:r>
+        <w:rPr>
+          <w:lang w:val="hi_IN" w:bidi="hi_IN"/>
+        </w:rPr>
+        <w:t xml:space="preserve">(यह भी देखें: </w:t>
+      </w:r>
+      <w:r>
+        <w:rPr>
+          <w:lang w:val="hi_IN" w:bidi="hi_IN"/>
+        </w:rPr>
+        <w:t>रथ</w:t>
       </w:r>
       <w:r>
         <w:rPr>
@@ -1575,7 +2417,602 @@
         <w:rPr>
           <w:lang w:val="hi_IN" w:bidi="hi_IN"/>
         </w:rPr>
-        <w:t>वंशज</w:t>
+        <w:t>घोड़ा</w:t>
+      </w:r>
+      <w:r>
+        <w:rPr>
+          <w:lang w:val="hi_IN" w:bidi="hi_IN"/>
+        </w:rPr>
+        <w:t>)</w:t>
+      </w:r>
+    </w:p>
+    <w:p>
+      <w:pPr>
+        <w:pStyle w:val="Heading3"/>
+      </w:pPr>
+      <w:r>
+        <w:rPr>
+          <w:lang w:val="hi_IN" w:bidi="hi_IN"/>
+        </w:rPr>
+        <w:t>बाइबल सन्दर्भ:</w:t>
+      </w:r>
+    </w:p>
+    <w:p>
+      <w:pPr>
+        <w:pStyle w:val="ListBullet"/>
+        <w:spacing w:line="240" w:lineRule="auto"/>
+        <w:ind w:left="720"/>
+      </w:pPr>
+      <w:r>
+        <w:rPr>
+          <w:lang w:val="hi_IN" w:bidi="hi_IN"/>
+        </w:rPr>
+      </w:r>
+      <w:r>
+        <w:rPr>
+          <w:lang w:val="hi_IN" w:bidi="hi_IN"/>
+        </w:rPr>
+        <w:t>1 राजा 1:5</w:t>
+      </w:r>
+    </w:p>
+    <w:p>
+      <w:pPr>
+        <w:pStyle w:val="ListBullet"/>
+        <w:spacing w:line="240" w:lineRule="auto"/>
+        <w:ind w:left="720"/>
+      </w:pPr>
+      <w:r>
+        <w:rPr>
+          <w:lang w:val="hi_IN" w:bidi="hi_IN"/>
+        </w:rPr>
+      </w:r>
+      <w:r>
+        <w:rPr>
+          <w:lang w:val="hi_IN" w:bidi="hi_IN"/>
+        </w:rPr>
+        <w:t>दानिय्येल 11:40–41</w:t>
+      </w:r>
+    </w:p>
+    <w:p>
+      <w:pPr>
+        <w:pStyle w:val="ListBullet"/>
+        <w:spacing w:line="240" w:lineRule="auto"/>
+        <w:ind w:left="720"/>
+      </w:pPr>
+      <w:r>
+        <w:rPr>
+          <w:lang w:val="hi_IN" w:bidi="hi_IN"/>
+        </w:rPr>
+      </w:r>
+      <w:r>
+        <w:rPr>
+          <w:lang w:val="hi_IN" w:bidi="hi_IN"/>
+        </w:rPr>
+        <w:t>निर्गमन 14:23–25</w:t>
+      </w:r>
+    </w:p>
+    <w:p>
+      <w:pPr>
+        <w:pStyle w:val="ListBullet"/>
+        <w:spacing w:line="240" w:lineRule="auto"/>
+        <w:ind w:left="720"/>
+      </w:pPr>
+      <w:r>
+        <w:rPr>
+          <w:lang w:val="hi_IN" w:bidi="hi_IN"/>
+        </w:rPr>
+      </w:r>
+      <w:r>
+        <w:rPr>
+          <w:lang w:val="hi_IN" w:bidi="hi_IN"/>
+        </w:rPr>
+        <w:t>उत्पत्ति 50:7–9</w:t>
+      </w:r>
+    </w:p>
+    <w:p>
+      <w:pPr>
+        <w:pStyle w:val="Heading3"/>
+      </w:pPr>
+      <w:r>
+        <w:rPr>
+          <w:lang w:val="hi_IN" w:bidi="hi_IN"/>
+        </w:rPr>
+        <w:t>शब्द तथ्य:</w:t>
+      </w:r>
+    </w:p>
+    <w:p>
+      <w:pPr>
+        <w:pStyle w:val="ListBullet"/>
+        <w:spacing w:line="240" w:lineRule="auto"/>
+        <w:ind w:left="720"/>
+      </w:pPr>
+      <w:r>
+        <w:rPr>
+          <w:lang w:val="hi_IN" w:bidi="hi_IN"/>
+        </w:rPr>
+      </w:r>
+      <w:r>
+        <w:rPr>
+          <w:lang w:val="hi_IN" w:bidi="hi_IN"/>
+        </w:rPr>
+        <w:t>Strong's: H6571, H7395, G2460</w:t>
+      </w:r>
+      <w:r>
+        <w:rPr>
+          <w:lang w:val="hi_IN" w:bidi="hi_IN"/>
+        </w:rPr>
+      </w:r>
+      <w:r>
+        <w:rPr>
+          <w:lang w:val="hi_IN" w:bidi="hi_IN"/>
+        </w:rPr>
+      </w:r>
+    </w:p>
+    <w:p>
+      <w:pPr/>
+      <w:r>
+        <w:rPr>
+          <w:lang w:val="hi_IN" w:bidi="hi_IN"/>
+        </w:rPr>
+      </w:r>
+    </w:p>
+    <w:p>
+      <w:pPr>
+        <w:pStyle w:val="Heading2"/>
+      </w:pPr>
+      <w:r>
+        <w:rPr>
+          <w:lang w:val="hi_IN" w:bidi="hi_IN"/>
+        </w:rPr>
+        <w:t>घूस</w:t>
+      </w:r>
+      <w:r>
+        <w:rPr>
+          <w:lang w:val="hi_IN" w:bidi="hi_IN"/>
+        </w:rPr>
+      </w:r>
+    </w:p>
+    <w:p>
+      <w:pPr>
+        <w:pStyle w:val="Heading3"/>
+      </w:pPr>
+      <w:r>
+        <w:rPr>
+          <w:lang w:val="hi_IN" w:bidi="hi_IN"/>
+        </w:rPr>
+        <w:t>परिभाषा:</w:t>
+      </w:r>
+    </w:p>
+    <w:p>
+      <w:pPr/>
+      <w:r>
+        <w:rPr>
+          <w:lang w:val="hi_IN" w:bidi="hi_IN"/>
+        </w:rPr>
+      </w:r>
+      <w:r>
+        <w:rPr>
+          <w:lang w:val="hi_IN" w:bidi="hi_IN"/>
+        </w:rPr>
+        <w:t>“घूस”, किसी से गलत काम करवाने के लिए मूल्यवान भेंट जैसे पैसा देना।</w:t>
+      </w:r>
+    </w:p>
+    <w:p>
+      <w:pPr>
+        <w:pStyle w:val="ListBullet"/>
+        <w:spacing w:line="240" w:lineRule="auto"/>
+        <w:ind w:left="720"/>
+      </w:pPr>
+      <w:r>
+        <w:rPr>
+          <w:lang w:val="hi_IN" w:bidi="hi_IN"/>
+        </w:rPr>
+      </w:r>
+      <w:r>
+        <w:rPr>
+          <w:lang w:val="hi_IN" w:bidi="hi_IN"/>
+        </w:rPr>
+        <w:t>यीशु की कब्र की चौकसी करनेवाले सैनिकों को झूठ बोलने के लिए घूस दी गई थी।</w:t>
+      </w:r>
+    </w:p>
+    <w:p>
+      <w:pPr>
+        <w:pStyle w:val="ListBullet"/>
+        <w:spacing w:line="240" w:lineRule="auto"/>
+        <w:ind w:left="720"/>
+      </w:pPr>
+      <w:r>
+        <w:rPr>
+          <w:lang w:val="hi_IN" w:bidi="hi_IN"/>
+        </w:rPr>
+      </w:r>
+      <w:r>
+        <w:rPr>
+          <w:lang w:val="hi_IN" w:bidi="hi_IN"/>
+        </w:rPr>
+        <w:t>कभी-कभी सरकारी अधिकारी को अपराध को अनदेखा करने या कोई निर्णय लेने के लिए भी घूस दी जाती है।</w:t>
+      </w:r>
+    </w:p>
+    <w:p>
+      <w:pPr>
+        <w:pStyle w:val="ListBullet"/>
+        <w:spacing w:line="240" w:lineRule="auto"/>
+        <w:ind w:left="720"/>
+      </w:pPr>
+      <w:r>
+        <w:rPr>
+          <w:lang w:val="hi_IN" w:bidi="hi_IN"/>
+        </w:rPr>
+      </w:r>
+      <w:r>
+        <w:rPr>
+          <w:lang w:val="hi_IN" w:bidi="hi_IN"/>
+        </w:rPr>
+        <w:t>बाइबल में घूस लेना या घूस देना मना है।</w:t>
+      </w:r>
+    </w:p>
+    <w:p>
+      <w:pPr>
+        <w:pStyle w:val="ListBullet"/>
+        <w:spacing w:line="240" w:lineRule="auto"/>
+        <w:ind w:left="720"/>
+      </w:pPr>
+      <w:r>
+        <w:rPr>
+          <w:lang w:val="hi_IN" w:bidi="hi_IN"/>
+        </w:rPr>
+      </w:r>
+      <w:r>
+        <w:rPr>
+          <w:lang w:val="hi_IN" w:bidi="hi_IN"/>
+        </w:rPr>
+        <w:t>“घूस” शब्द का अनुवाद हो सकता है, “बेइमानी का पैसा” या “झूठ बोलने के लिए दिया गया पैसा” या “नियम तोड़ने की कीमत।”</w:t>
+      </w:r>
+    </w:p>
+    <w:p>
+      <w:pPr>
+        <w:pStyle w:val="ListBullet"/>
+        <w:spacing w:line="240" w:lineRule="auto"/>
+        <w:ind w:left="720"/>
+      </w:pPr>
+      <w:r>
+        <w:rPr>
+          <w:lang w:val="hi_IN" w:bidi="hi_IN"/>
+        </w:rPr>
+      </w:r>
+      <w:r>
+        <w:rPr>
+          <w:lang w:val="hi_IN" w:bidi="hi_IN"/>
+        </w:rPr>
+        <w:t>“घूस देना” का अनुवाद ऐसे शब्द या उक्ति द्वारा किया जा सकता है जिसका अर्थ है, “प्रभाव डालने के लिए पैसा देना” या “बेईमानी से पक्षपात करने की कीमत देना” या “पक्ष लेने के लिए पैसा देना।”</w:t>
+      </w:r>
+    </w:p>
+    <w:p>
+      <w:pPr>
+        <w:pStyle w:val="Heading3"/>
+      </w:pPr>
+      <w:r>
+        <w:rPr>
+          <w:lang w:val="hi_IN" w:bidi="hi_IN"/>
+        </w:rPr>
+        <w:t>बाइबल सन्दर्भ:</w:t>
+      </w:r>
+    </w:p>
+    <w:p>
+      <w:pPr>
+        <w:pStyle w:val="ListBullet"/>
+        <w:spacing w:line="240" w:lineRule="auto"/>
+        <w:ind w:left="720"/>
+      </w:pPr>
+      <w:r>
+        <w:rPr>
+          <w:lang w:val="hi_IN" w:bidi="hi_IN"/>
+        </w:rPr>
+      </w:r>
+      <w:r>
+        <w:rPr>
+          <w:lang w:val="hi_IN" w:bidi="hi_IN"/>
+        </w:rPr>
+        <w:t>1 शमूएल 08:1–3</w:t>
+      </w:r>
+    </w:p>
+    <w:p>
+      <w:pPr>
+        <w:pStyle w:val="ListBullet"/>
+        <w:spacing w:line="240" w:lineRule="auto"/>
+        <w:ind w:left="720"/>
+      </w:pPr>
+      <w:r>
+        <w:rPr>
+          <w:lang w:val="hi_IN" w:bidi="hi_IN"/>
+        </w:rPr>
+      </w:r>
+      <w:r>
+        <w:rPr>
+          <w:lang w:val="hi_IN" w:bidi="hi_IN"/>
+        </w:rPr>
+        <w:t>सभोपदेशक 07:7</w:t>
+      </w:r>
+    </w:p>
+    <w:p>
+      <w:pPr>
+        <w:pStyle w:val="ListBullet"/>
+        <w:spacing w:line="240" w:lineRule="auto"/>
+        <w:ind w:left="720"/>
+      </w:pPr>
+      <w:r>
+        <w:rPr>
+          <w:lang w:val="hi_IN" w:bidi="hi_IN"/>
+        </w:rPr>
+      </w:r>
+      <w:r>
+        <w:rPr>
+          <w:lang w:val="hi_IN" w:bidi="hi_IN"/>
+        </w:rPr>
+        <w:t>यशायाह 01:23</w:t>
+      </w:r>
+    </w:p>
+    <w:p>
+      <w:pPr>
+        <w:pStyle w:val="ListBullet"/>
+        <w:spacing w:line="240" w:lineRule="auto"/>
+        <w:ind w:left="720"/>
+      </w:pPr>
+      <w:r>
+        <w:rPr>
+          <w:lang w:val="hi_IN" w:bidi="hi_IN"/>
+        </w:rPr>
+      </w:r>
+      <w:r>
+        <w:rPr>
+          <w:lang w:val="hi_IN" w:bidi="hi_IN"/>
+        </w:rPr>
+        <w:t>मीका 03:9–11</w:t>
+      </w:r>
+    </w:p>
+    <w:p>
+      <w:pPr>
+        <w:pStyle w:val="ListBullet"/>
+        <w:spacing w:line="240" w:lineRule="auto"/>
+        <w:ind w:left="720"/>
+      </w:pPr>
+      <w:r>
+        <w:rPr>
+          <w:lang w:val="hi_IN" w:bidi="hi_IN"/>
+        </w:rPr>
+      </w:r>
+      <w:r>
+        <w:rPr>
+          <w:lang w:val="hi_IN" w:bidi="hi_IN"/>
+        </w:rPr>
+        <w:t>नीतिवचन 15:27–28</w:t>
+      </w:r>
+    </w:p>
+    <w:p>
+      <w:pPr>
+        <w:pStyle w:val="Heading3"/>
+      </w:pPr>
+      <w:r>
+        <w:rPr>
+          <w:lang w:val="hi_IN" w:bidi="hi_IN"/>
+        </w:rPr>
+        <w:t>शब्द तथ्य:</w:t>
+      </w:r>
+    </w:p>
+    <w:p>
+      <w:pPr>
+        <w:pStyle w:val="ListBullet"/>
+        <w:spacing w:line="240" w:lineRule="auto"/>
+        <w:ind w:left="720"/>
+      </w:pPr>
+      <w:r>
+        <w:rPr>
+          <w:lang w:val="hi_IN" w:bidi="hi_IN"/>
+        </w:rPr>
+      </w:r>
+      <w:r>
+        <w:rPr>
+          <w:lang w:val="hi_IN" w:bidi="hi_IN"/>
+        </w:rPr>
+        <w:t>Strong's: H3724, H4979, H7809, H7810, H7936, H7966, H8641, G5260</w:t>
+      </w:r>
+      <w:r>
+        <w:rPr>
+          <w:lang w:val="hi_IN" w:bidi="hi_IN"/>
+        </w:rPr>
+      </w:r>
+      <w:r>
+        <w:rPr>
+          <w:lang w:val="hi_IN" w:bidi="hi_IN"/>
+        </w:rPr>
+      </w:r>
+    </w:p>
+    <w:p>
+      <w:pPr/>
+      <w:r>
+        <w:rPr>
+          <w:lang w:val="hi_IN" w:bidi="hi_IN"/>
+        </w:rPr>
+      </w:r>
+    </w:p>
+    <w:p>
+      <w:pPr>
+        <w:pStyle w:val="Heading2"/>
+      </w:pPr>
+      <w:r>
+        <w:rPr>
+          <w:lang w:val="hi_IN" w:bidi="hi_IN"/>
+        </w:rPr>
+        <w:t>घृणा</w:t>
+      </w:r>
+      <w:r>
+        <w:rPr>
+          <w:lang w:val="hi_IN" w:bidi="hi_IN"/>
+        </w:rPr>
+      </w:r>
+    </w:p>
+    <w:p>
+      <w:pPr>
+        <w:pStyle w:val="Heading3"/>
+      </w:pPr>
+      <w:r>
+        <w:rPr>
+          <w:lang w:val="hi_IN" w:bidi="hi_IN"/>
+        </w:rPr>
+        <w:t>परिभाषा:</w:t>
+      </w:r>
+    </w:p>
+    <w:p>
+      <w:pPr/>
+      <w:r>
+        <w:rPr>
+          <w:lang w:val="hi_IN" w:bidi="hi_IN"/>
+        </w:rPr>
+      </w:r>
+      <w:r>
+        <w:rPr>
+          <w:lang w:val="hi_IN" w:bidi="hi_IN"/>
+        </w:rPr>
+        <w:t>“घृणा” शब्द उस वस्तु के सन्दर्भ में काम में लिया जाता है जिससे घृणा उत्पान हो या असीम वैमनस्य उपजे।</w:t>
+      </w:r>
+    </w:p>
+    <w:p>
+      <w:pPr>
+        <w:pStyle w:val="ListBullet"/>
+        <w:spacing w:line="240" w:lineRule="auto"/>
+        <w:ind w:left="720"/>
+      </w:pPr>
+      <w:r>
+        <w:rPr>
+          <w:lang w:val="hi_IN" w:bidi="hi_IN"/>
+        </w:rPr>
+      </w:r>
+      <w:r>
+        <w:rPr>
+          <w:lang w:val="hi_IN" w:bidi="hi_IN"/>
+        </w:rPr>
+        <w:t>मिस्री लोग इब्रानियों को "घृणित" मानते थे। इसका अर्थ है कि मिस्री लोग इब्रानियों को पसन्द नहीं करते थे और उनके साथ संबन्ध नहीं रखना चाहते थे वरन उनके निकट भी नहीं आना चाहते थे।</w:t>
+      </w:r>
+    </w:p>
+    <w:p>
+      <w:pPr>
+        <w:pStyle w:val="ListBullet"/>
+        <w:spacing w:line="240" w:lineRule="auto"/>
+        <w:ind w:left="720"/>
+      </w:pPr>
+      <w:r>
+        <w:rPr>
+          <w:lang w:val="hi_IN" w:bidi="hi_IN"/>
+        </w:rPr>
+      </w:r>
+      <w:r>
+        <w:rPr>
+          <w:lang w:val="hi_IN" w:bidi="hi_IN"/>
+        </w:rPr>
+        <w:t>बाइबल में कुछ बातें "यहोवा के लिए घृणित" हैं, जैसे झूठ, घमण्ड, नरबलि, मूर्तिपूजा, हत्या, यौनाचार के पाप जैसे व्यभिचार और समलैंगिक संबन्ध।</w:t>
+      </w:r>
+    </w:p>
+    <w:p>
+      <w:pPr>
+        <w:pStyle w:val="ListBullet"/>
+        <w:spacing w:line="240" w:lineRule="auto"/>
+        <w:ind w:left="720"/>
+      </w:pPr>
+      <w:r>
+        <w:rPr>
+          <w:lang w:val="hi_IN" w:bidi="hi_IN"/>
+        </w:rPr>
+      </w:r>
+      <w:r>
+        <w:rPr>
+          <w:lang w:val="hi_IN" w:bidi="hi_IN"/>
+        </w:rPr>
+        <w:t>अपने शिष्यों को अन्त समय की शिक्षा देते समय यीशु ने भविष्यद्वक्ता दानिय्येल की भविष्यद्वाणी का संदर्भ दिया था और जिसमें “उजाड़ने वाली घृणित वस्तु” की चर्चा की गई थी जिसे परमेश्वर से विद्रोह स्वरूप स्थापित करके उसके आराधना स्थल को अशुद्ध किया जाएगा।</w:t>
+      </w:r>
+    </w:p>
+    <w:p>
+      <w:pPr>
+        <w:pStyle w:val="Heading3"/>
+      </w:pPr>
+      <w:r>
+        <w:rPr>
+          <w:lang w:val="hi_IN" w:bidi="hi_IN"/>
+        </w:rPr>
+        <w:t>अनुवाद के सुझाव:</w:t>
+      </w:r>
+    </w:p>
+    <w:p>
+      <w:pPr>
+        <w:pStyle w:val="ListBullet"/>
+        <w:spacing w:line="240" w:lineRule="auto"/>
+        <w:ind w:left="720"/>
+      </w:pPr>
+      <w:r>
+        <w:rPr>
+          <w:lang w:val="hi_IN" w:bidi="hi_IN"/>
+        </w:rPr>
+      </w:r>
+      <w:r>
+        <w:rPr>
+          <w:lang w:val="hi_IN" w:bidi="hi_IN"/>
+        </w:rPr>
+        <w:t>“घृणित वस्तु” का अनुवाद हो सकता है: “जिस वस्तु से परमेश्वर घृणा करता है”, या “वैमनस्य उत्पादक वस्तु" या “घृणित अभ्यास” या “बहुत बुरा काम”।</w:t>
+      </w:r>
+    </w:p>
+    <w:p>
+      <w:pPr>
+        <w:pStyle w:val="ListBullet"/>
+        <w:spacing w:line="240" w:lineRule="auto"/>
+        <w:ind w:left="720"/>
+      </w:pPr>
+      <w:r>
+        <w:rPr>
+          <w:lang w:val="hi_IN" w:bidi="hi_IN"/>
+        </w:rPr>
+      </w:r>
+      <w:r>
+        <w:rPr>
+          <w:lang w:val="hi_IN" w:bidi="hi_IN"/>
+        </w:rPr>
+        <w:t>प्रकरण के अनुसार इस उक्ति, "के लिए घृणित है" के अनुवाद रूप हो सकेत हैं: “के लिए अत्यधिक घृणित” या “के लिए वैमनस्यकारी है” या “को पूर्णतः अस्वीकार्य” या “गहरी घृणा उत्पन्न करनेवाली”।</w:t>
+      </w:r>
+    </w:p>
+    <w:p>
+      <w:pPr>
+        <w:pStyle w:val="ListBullet"/>
+        <w:spacing w:line="240" w:lineRule="auto"/>
+        <w:ind w:left="720"/>
+      </w:pPr>
+      <w:r>
+        <w:rPr>
+          <w:lang w:val="hi_IN" w:bidi="hi_IN"/>
+        </w:rPr>
+      </w:r>
+      <w:r>
+        <w:rPr>
+          <w:lang w:val="hi_IN" w:bidi="hi_IN"/>
+        </w:rPr>
+        <w:t>“उजाड़नेवाली घृणित वस्तु” का अनुवाद हो सकता है: “अशुद्ध करनेवाली वस्तु जिससे मनुष्यों की घोर हानि होती है” या “वैमन्स्यकारी वस्तु जिसके कारण गहरा दुःख होता है”।</w:t>
+      </w:r>
+    </w:p>
+    <w:p>
+      <w:pPr/>
+      <w:r>
+        <w:rPr>
+          <w:lang w:val="hi_IN" w:bidi="hi_IN"/>
+        </w:rPr>
+      </w:r>
+      <w:r>
+        <w:rPr>
+          <w:lang w:val="hi_IN" w:bidi="hi_IN"/>
+        </w:rPr>
+        <w:t xml:space="preserve">(यह भी देखें: </w:t>
+      </w:r>
+      <w:r>
+        <w:rPr>
+          <w:lang w:val="hi_IN" w:bidi="hi_IN"/>
+        </w:rPr>
+        <w:t>व्यभिचार</w:t>
       </w:r>
       <w:r>
         <w:rPr>
@@ -1587,7 +3024,7 @@
         <w:rPr>
           <w:lang w:val="hi_IN" w:bidi="hi_IN"/>
         </w:rPr>
-        <w:t>परमेश्वर का भवन</w:t>
+        <w:t>अशुद्ध करना</w:t>
       </w:r>
       <w:r>
         <w:rPr>
@@ -1599,7 +3036,396 @@
         <w:rPr>
           <w:lang w:val="hi_IN" w:bidi="hi_IN"/>
         </w:rPr>
-        <w:t>घराना</w:t>
+        <w:t>उजाड़</w:t>
+      </w:r>
+      <w:r>
+        <w:rPr>
+          <w:lang w:val="hi_IN" w:bidi="hi_IN"/>
+        </w:rPr>
+        <w:t xml:space="preserve">, मूरत, </w:t>
+      </w:r>
+      <w:r>
+        <w:rPr>
+          <w:lang w:val="hi_IN" w:bidi="hi_IN"/>
+        </w:rPr>
+        <w:t>बलिदान</w:t>
+      </w:r>
+      <w:r>
+        <w:rPr>
+          <w:lang w:val="hi_IN" w:bidi="hi_IN"/>
+        </w:rPr>
+        <w:t>)</w:t>
+      </w:r>
+    </w:p>
+    <w:p>
+      <w:pPr>
+        <w:pStyle w:val="Heading3"/>
+      </w:pPr>
+      <w:r>
+        <w:rPr>
+          <w:lang w:val="hi_IN" w:bidi="hi_IN"/>
+        </w:rPr>
+        <w:t>बाइबल सन्दर्भ:</w:t>
+      </w:r>
+    </w:p>
+    <w:p>
+      <w:pPr>
+        <w:pStyle w:val="ListBullet"/>
+        <w:spacing w:line="240" w:lineRule="auto"/>
+        <w:ind w:left="720"/>
+      </w:pPr>
+      <w:r>
+        <w:rPr>
+          <w:lang w:val="hi_IN" w:bidi="hi_IN"/>
+        </w:rPr>
+      </w:r>
+      <w:r>
+        <w:rPr>
+          <w:lang w:val="hi_IN" w:bidi="hi_IN"/>
+        </w:rPr>
+        <w:t>एज्रा 9:1–2</w:t>
+      </w:r>
+    </w:p>
+    <w:p>
+      <w:pPr>
+        <w:pStyle w:val="ListBullet"/>
+        <w:spacing w:line="240" w:lineRule="auto"/>
+        <w:ind w:left="720"/>
+      </w:pPr>
+      <w:r>
+        <w:rPr>
+          <w:lang w:val="hi_IN" w:bidi="hi_IN"/>
+        </w:rPr>
+      </w:r>
+      <w:r>
+        <w:rPr>
+          <w:lang w:val="hi_IN" w:bidi="hi_IN"/>
+        </w:rPr>
+        <w:t>उत्पत्ति 46:34</w:t>
+      </w:r>
+    </w:p>
+    <w:p>
+      <w:pPr>
+        <w:pStyle w:val="ListBullet"/>
+        <w:spacing w:line="240" w:lineRule="auto"/>
+        <w:ind w:left="720"/>
+      </w:pPr>
+      <w:r>
+        <w:rPr>
+          <w:lang w:val="hi_IN" w:bidi="hi_IN"/>
+        </w:rPr>
+      </w:r>
+      <w:r>
+        <w:rPr>
+          <w:lang w:val="hi_IN" w:bidi="hi_IN"/>
+        </w:rPr>
+        <w:t>यशायाह 1:13</w:t>
+      </w:r>
+    </w:p>
+    <w:p>
+      <w:pPr>
+        <w:pStyle w:val="ListBullet"/>
+        <w:spacing w:line="240" w:lineRule="auto"/>
+        <w:ind w:left="720"/>
+      </w:pPr>
+      <w:r>
+        <w:rPr>
+          <w:lang w:val="hi_IN" w:bidi="hi_IN"/>
+        </w:rPr>
+      </w:r>
+      <w:r>
+        <w:rPr>
+          <w:lang w:val="hi_IN" w:bidi="hi_IN"/>
+        </w:rPr>
+        <w:t>मत्ती 24:15</w:t>
+      </w:r>
+    </w:p>
+    <w:p>
+      <w:pPr>
+        <w:pStyle w:val="ListBullet"/>
+        <w:spacing w:line="240" w:lineRule="auto"/>
+        <w:ind w:left="720"/>
+      </w:pPr>
+      <w:r>
+        <w:rPr>
+          <w:lang w:val="hi_IN" w:bidi="hi_IN"/>
+        </w:rPr>
+      </w:r>
+      <w:r>
+        <w:rPr>
+          <w:lang w:val="hi_IN" w:bidi="hi_IN"/>
+        </w:rPr>
+        <w:t>नीतिवचन 26:25</w:t>
+      </w:r>
+    </w:p>
+    <w:p>
+      <w:pPr>
+        <w:pStyle w:val="Heading3"/>
+      </w:pPr>
+      <w:r>
+        <w:rPr>
+          <w:lang w:val="hi_IN" w:bidi="hi_IN"/>
+        </w:rPr>
+        <w:t>शब्द तथ्य:</w:t>
+      </w:r>
+    </w:p>
+    <w:p>
+      <w:pPr>
+        <w:pStyle w:val="ListBullet"/>
+        <w:spacing w:line="240" w:lineRule="auto"/>
+        <w:ind w:left="720"/>
+      </w:pPr>
+      <w:r>
+        <w:rPr>
+          <w:lang w:val="hi_IN" w:bidi="hi_IN"/>
+        </w:rPr>
+      </w:r>
+      <w:r>
+        <w:rPr>
+          <w:lang w:val="hi_IN" w:bidi="hi_IN"/>
+        </w:rPr>
+        <w:t>स्ट्रोंग्स: H0887, H6292, H8251, H8262, H8263, H8441, G0946</w:t>
+      </w:r>
+      <w:r>
+        <w:rPr>
+          <w:lang w:val="hi_IN" w:bidi="hi_IN"/>
+        </w:rPr>
+      </w:r>
+      <w:r>
+        <w:rPr>
+          <w:lang w:val="hi_IN" w:bidi="hi_IN"/>
+        </w:rPr>
+      </w:r>
+    </w:p>
+    <w:p>
+      <w:pPr/>
+      <w:r>
+        <w:rPr>
+          <w:lang w:val="hi_IN" w:bidi="hi_IN"/>
+        </w:rPr>
+      </w:r>
+    </w:p>
+    <w:p>
+      <w:pPr>
+        <w:pStyle w:val="Heading2"/>
+      </w:pPr>
+      <w:r>
+        <w:rPr>
+          <w:lang w:val="hi_IN" w:bidi="hi_IN"/>
+        </w:rPr>
+        <w:t>घृणा</w:t>
+      </w:r>
+      <w:r>
+        <w:rPr>
+          <w:lang w:val="hi_IN" w:bidi="hi_IN"/>
+        </w:rPr>
+      </w:r>
+    </w:p>
+    <w:p>
+      <w:pPr>
+        <w:pStyle w:val="Heading3"/>
+      </w:pPr>
+      <w:r>
+        <w:rPr>
+          <w:lang w:val="hi_IN" w:bidi="hi_IN"/>
+        </w:rPr>
+        <w:t>तथ्य:</w:t>
+      </w:r>
+    </w:p>
+    <w:p>
+      <w:pPr/>
+      <w:r>
+        <w:rPr>
+          <w:lang w:val="hi_IN" w:bidi="hi_IN"/>
+        </w:rPr>
+      </w:r>
+      <w:r>
+        <w:rPr>
+          <w:lang w:val="hi_IN" w:bidi="hi_IN"/>
+        </w:rPr>
+        <w:t>“घृणित” शब्द कुछ ऐसी वस्तुओं का वर्णन करता है जिन्हें नापसंद और अस्वीकार करना चाहिए। किसी वस्तु से घृणा करने का अर्थ है उसे दृढ़ता से नापसंद करना।</w:t>
+      </w:r>
+    </w:p>
+    <w:p>
+      <w:pPr>
+        <w:pStyle w:val="ListBullet"/>
+        <w:spacing w:line="240" w:lineRule="auto"/>
+        <w:ind w:left="720"/>
+      </w:pPr>
+      <w:r>
+        <w:rPr>
+          <w:lang w:val="hi_IN" w:bidi="hi_IN"/>
+        </w:rPr>
+      </w:r>
+      <w:r>
+        <w:rPr>
+          <w:lang w:val="hi_IN" w:bidi="hi_IN"/>
+        </w:rPr>
+        <w:t>बाइबल प्रायः बुराई से घृणा की चर्चा करती है। इसका अर्थ है बुराई से घृणा करना और उसका त्याग करना।</w:t>
+      </w:r>
+    </w:p>
+    <w:p>
+      <w:pPr>
+        <w:pStyle w:val="ListBullet"/>
+        <w:spacing w:line="240" w:lineRule="auto"/>
+        <w:ind w:left="720"/>
+      </w:pPr>
+      <w:r>
+        <w:rPr>
+          <w:lang w:val="hi_IN" w:bidi="hi_IN"/>
+        </w:rPr>
+      </w:r>
+      <w:r>
+        <w:rPr>
+          <w:lang w:val="hi_IN" w:bidi="hi_IN"/>
+        </w:rPr>
+        <w:t>परमेश्वर ने "घृणित" शब्द का प्रयोग उन लोगों के बुरे कामों का वर्णन करने के लिए किया, जो झूठे देवताओं की पूजा करते थे।</w:t>
+      </w:r>
+    </w:p>
+    <w:p>
+      <w:pPr>
+        <w:pStyle w:val="ListBullet"/>
+        <w:spacing w:line="240" w:lineRule="auto"/>
+        <w:ind w:left="720"/>
+      </w:pPr>
+      <w:r>
+        <w:rPr>
+          <w:lang w:val="hi_IN" w:bidi="hi_IN"/>
+        </w:rPr>
+      </w:r>
+      <w:r>
+        <w:rPr>
+          <w:lang w:val="hi_IN" w:bidi="hi_IN"/>
+        </w:rPr>
+        <w:t>इस्राएलियों को आज्ञा दी गई थी कि वे पड़ोसी जातियों के पापी अनैतिक अभ्यासों से "घृणा" करें।</w:t>
+      </w:r>
+    </w:p>
+    <w:p>
+      <w:pPr>
+        <w:pStyle w:val="ListBullet"/>
+        <w:spacing w:line="240" w:lineRule="auto"/>
+        <w:ind w:left="720"/>
+      </w:pPr>
+      <w:r>
+        <w:rPr>
+          <w:lang w:val="hi_IN" w:bidi="hi_IN"/>
+        </w:rPr>
+      </w:r>
+      <w:r>
+        <w:rPr>
+          <w:lang w:val="hi_IN" w:bidi="hi_IN"/>
+        </w:rPr>
+        <w:t>परमेश्वर ने सब अनुचित यौनाचार को "घृणित" कहा है।</w:t>
+      </w:r>
+    </w:p>
+    <w:p>
+      <w:pPr>
+        <w:pStyle w:val="ListBullet"/>
+        <w:spacing w:line="240" w:lineRule="auto"/>
+        <w:ind w:left="720"/>
+      </w:pPr>
+      <w:r>
+        <w:rPr>
+          <w:lang w:val="hi_IN" w:bidi="hi_IN"/>
+        </w:rPr>
+      </w:r>
+      <w:r>
+        <w:rPr>
+          <w:lang w:val="hi_IN" w:bidi="hi_IN"/>
+        </w:rPr>
+        <w:t>भविष्य कहना, भूत सिद्धि करना तथा शिशु-बलि, सब परमेश्वर के लिए "घृणित" थे।</w:t>
+      </w:r>
+    </w:p>
+    <w:p>
+      <w:pPr>
+        <w:pStyle w:val="ListBullet"/>
+        <w:spacing w:line="240" w:lineRule="auto"/>
+        <w:ind w:left="720"/>
+      </w:pPr>
+      <w:r>
+        <w:rPr>
+          <w:lang w:val="hi_IN" w:bidi="hi_IN"/>
+        </w:rPr>
+      </w:r>
+      <w:r>
+        <w:rPr>
+          <w:lang w:val="hi_IN" w:bidi="hi_IN"/>
+        </w:rPr>
+        <w:t>"घृणा" शब्द का अनुवाद "दृढ़ता से अस्वीकार" या "नफरत" या "बहुत बुरा मानते हैं" के रूप में किया जा सकता है ।</w:t>
+      </w:r>
+    </w:p>
+    <w:p>
+      <w:pPr>
+        <w:pStyle w:val="ListBullet"/>
+        <w:spacing w:line="240" w:lineRule="auto"/>
+        <w:ind w:left="720"/>
+      </w:pPr>
+      <w:r>
+        <w:rPr>
+          <w:lang w:val="hi_IN" w:bidi="hi_IN"/>
+        </w:rPr>
+      </w:r>
+      <w:r>
+        <w:rPr>
+          <w:lang w:val="hi_IN" w:bidi="hi_IN"/>
+        </w:rPr>
+        <w:t>“घृणित” शब्द का अनुवाद “भयानक बुराई” या “घृणा योग्य” या “परित्याग के योग्य” किया जा सकता है।</w:t>
+      </w:r>
+    </w:p>
+    <w:p>
+      <w:pPr>
+        <w:pStyle w:val="ListBullet"/>
+        <w:spacing w:line="240" w:lineRule="auto"/>
+        <w:ind w:left="720"/>
+      </w:pPr>
+      <w:r>
+        <w:rPr>
+          <w:lang w:val="hi_IN" w:bidi="hi_IN"/>
+        </w:rPr>
+      </w:r>
+      <w:r>
+        <w:rPr>
+          <w:lang w:val="hi_IN" w:bidi="hi_IN"/>
+        </w:rPr>
+        <w:t>जब दुष्ट को धर्मी "घृणित" करने के लिए आवेदन किया जाता है, तो इसे "बहुत अवांछनीय माना जाता है" या "अयोग्य" या "अस्वीकार कर दिया" के रूप में अनुवाद किया जा सकता है।</w:t>
+      </w:r>
+    </w:p>
+    <w:p>
+      <w:pPr>
+        <w:pStyle w:val="ListBullet"/>
+        <w:spacing w:line="240" w:lineRule="auto"/>
+        <w:ind w:left="720"/>
+      </w:pPr>
+      <w:r>
+        <w:rPr>
+          <w:lang w:val="hi_IN" w:bidi="hi_IN"/>
+        </w:rPr>
+      </w:r>
+      <w:r>
+        <w:rPr>
+          <w:lang w:val="hi_IN" w:bidi="hi_IN"/>
+        </w:rPr>
+        <w:t>परमेश्वर ने कुछ प्रकार के जानवरों को "घृणा" करने के लिए इस्राएलियों से कहा था कि परमेश्वर ने उन्हें "अशुद्ध" और भोजन के लिए उपयुक्त नहीं घोषित किया था। * इसका अनुवाद “प्रबल नापसंदगी” या “परित्याग” या “अस्वीकार्य मानना” के रूप में किया जा सकता है।</w:t>
+      </w:r>
+    </w:p>
+    <w:p>
+      <w:pPr/>
+      <w:r>
+        <w:rPr>
+          <w:lang w:val="hi_IN" w:bidi="hi_IN"/>
+        </w:rPr>
+      </w:r>
+      <w:r>
+        <w:rPr>
+          <w:lang w:val="hi_IN" w:bidi="hi_IN"/>
+        </w:rPr>
+        <w:t xml:space="preserve">(यह भी देखें: </w:t>
+      </w:r>
+      <w:r>
+        <w:rPr>
+          <w:lang w:val="hi_IN" w:bidi="hi_IN"/>
+        </w:rPr>
+        <w:t>भविष्य कहना</w:t>
       </w:r>
       <w:r>
         <w:rPr>
@@ -1611,7 +3437,549 @@
         <w:rPr>
           <w:lang w:val="hi_IN" w:bidi="hi_IN"/>
         </w:rPr>
-        <w:t>इस्राएल राज्य</w:t>
+        <w:t>शुद्ध</w:t>
+      </w:r>
+      <w:r>
+        <w:rPr>
+          <w:lang w:val="hi_IN" w:bidi="hi_IN"/>
+        </w:rPr>
+        <w:t>)</w:t>
+      </w:r>
+    </w:p>
+    <w:p>
+      <w:pPr>
+        <w:pStyle w:val="Heading3"/>
+      </w:pPr>
+      <w:r>
+        <w:rPr>
+          <w:lang w:val="hi_IN" w:bidi="hi_IN"/>
+        </w:rPr>
+        <w:t>बाइबल सन्दर्भ:</w:t>
+      </w:r>
+    </w:p>
+    <w:p>
+      <w:pPr>
+        <w:pStyle w:val="ListBullet"/>
+        <w:spacing w:line="240" w:lineRule="auto"/>
+        <w:ind w:left="720"/>
+      </w:pPr>
+      <w:r>
+        <w:rPr>
+          <w:lang w:val="hi_IN" w:bidi="hi_IN"/>
+        </w:rPr>
+      </w:r>
+      <w:r>
+        <w:rPr>
+          <w:lang w:val="hi_IN" w:bidi="hi_IN"/>
+        </w:rPr>
+        <w:t>उत्पत्ति 43:32</w:t>
+      </w:r>
+    </w:p>
+    <w:p>
+      <w:pPr>
+        <w:pStyle w:val="ListBullet"/>
+        <w:spacing w:line="240" w:lineRule="auto"/>
+        <w:ind w:left="720"/>
+      </w:pPr>
+      <w:r>
+        <w:rPr>
+          <w:lang w:val="hi_IN" w:bidi="hi_IN"/>
+        </w:rPr>
+      </w:r>
+      <w:r>
+        <w:rPr>
+          <w:lang w:val="hi_IN" w:bidi="hi_IN"/>
+        </w:rPr>
+        <w:t>यिर्मयाह 07:30</w:t>
+      </w:r>
+    </w:p>
+    <w:p>
+      <w:pPr>
+        <w:pStyle w:val="ListBullet"/>
+        <w:spacing w:line="240" w:lineRule="auto"/>
+        <w:ind w:left="720"/>
+      </w:pPr>
+      <w:r>
+        <w:rPr>
+          <w:lang w:val="hi_IN" w:bidi="hi_IN"/>
+        </w:rPr>
+      </w:r>
+      <w:r>
+        <w:rPr>
+          <w:lang w:val="hi_IN" w:bidi="hi_IN"/>
+        </w:rPr>
+        <w:t>लैव्यव्यवस्था 11:10</w:t>
+      </w:r>
+    </w:p>
+    <w:p>
+      <w:pPr>
+        <w:pStyle w:val="ListBullet"/>
+        <w:spacing w:line="240" w:lineRule="auto"/>
+        <w:ind w:left="720"/>
+      </w:pPr>
+      <w:r>
+        <w:rPr>
+          <w:lang w:val="hi_IN" w:bidi="hi_IN"/>
+        </w:rPr>
+      </w:r>
+      <w:r>
+        <w:rPr>
+          <w:lang w:val="hi_IN" w:bidi="hi_IN"/>
+        </w:rPr>
+        <w:t>लूका 16:15</w:t>
+      </w:r>
+    </w:p>
+    <w:p>
+      <w:pPr>
+        <w:pStyle w:val="ListBullet"/>
+        <w:spacing w:line="240" w:lineRule="auto"/>
+        <w:ind w:left="720"/>
+      </w:pPr>
+      <w:r>
+        <w:rPr>
+          <w:lang w:val="hi_IN" w:bidi="hi_IN"/>
+        </w:rPr>
+      </w:r>
+      <w:r>
+        <w:rPr>
+          <w:lang w:val="hi_IN" w:bidi="hi_IN"/>
+        </w:rPr>
+        <w:t>प्रकाशितवाक्य 17:3–5</w:t>
+      </w:r>
+    </w:p>
+    <w:p>
+      <w:pPr>
+        <w:pStyle w:val="Heading3"/>
+      </w:pPr>
+      <w:r>
+        <w:rPr>
+          <w:lang w:val="hi_IN" w:bidi="hi_IN"/>
+        </w:rPr>
+        <w:t>शब्द तथ्य:</w:t>
+      </w:r>
+    </w:p>
+    <w:p>
+      <w:pPr>
+        <w:pStyle w:val="ListBullet"/>
+        <w:spacing w:line="240" w:lineRule="auto"/>
+        <w:ind w:left="720"/>
+      </w:pPr>
+      <w:r>
+        <w:rPr>
+          <w:lang w:val="hi_IN" w:bidi="hi_IN"/>
+        </w:rPr>
+      </w:r>
+      <w:r>
+        <w:rPr>
+          <w:lang w:val="hi_IN" w:bidi="hi_IN"/>
+        </w:rPr>
+        <w:t>स्ट्रांग'स: H1602, H6973, H8130, H8251, H8262, H8263, H8441, H8581, G946, G947, G948, G4767, G3404</w:t>
+      </w:r>
+      <w:r>
+        <w:rPr>
+          <w:lang w:val="hi_IN" w:bidi="hi_IN"/>
+        </w:rPr>
+      </w:r>
+      <w:r>
+        <w:rPr>
+          <w:lang w:val="hi_IN" w:bidi="hi_IN"/>
+        </w:rPr>
+      </w:r>
+    </w:p>
+    <w:p>
+      <w:pPr/>
+      <w:r>
+        <w:rPr>
+          <w:lang w:val="hi_IN" w:bidi="hi_IN"/>
+        </w:rPr>
+      </w:r>
+    </w:p>
+    <w:p>
+      <w:pPr>
+        <w:pStyle w:val="Heading2"/>
+      </w:pPr>
+      <w:r>
+        <w:rPr>
+          <w:lang w:val="hi_IN" w:bidi="hi_IN"/>
+        </w:rPr>
+        <w:t>घेर</w:t>
+      </w:r>
+      <w:r>
+        <w:rPr>
+          <w:lang w:val="hi_IN" w:bidi="hi_IN"/>
+        </w:rPr>
+      </w:r>
+    </w:p>
+    <w:p>
+      <w:pPr>
+        <w:pStyle w:val="Heading3"/>
+      </w:pPr>
+      <w:r>
+        <w:rPr>
+          <w:lang w:val="hi_IN" w:bidi="hi_IN"/>
+        </w:rPr>
+        <w:t>परिभाषा:</w:t>
+      </w:r>
+    </w:p>
+    <w:p>
+      <w:pPr/>
+      <w:r>
+        <w:rPr>
+          <w:lang w:val="hi_IN" w:bidi="hi_IN"/>
+        </w:rPr>
+      </w:r>
+      <w:r>
+        <w:rPr>
+          <w:lang w:val="hi_IN" w:bidi="hi_IN"/>
+        </w:rPr>
+        <w:t>“घेराव” शत्रु की सेना द्वारा नगर को घेर कर भोजन-पानी का आना रोक देना। किसी शहर को "घेर" करने या इसे "घेराबंदी के नीचे" रखने के लिए इसका अर्थ है घेराबंदी के माध्यम से हमला करना।</w:t>
+      </w:r>
+    </w:p>
+    <w:p>
+      <w:pPr>
+        <w:pStyle w:val="ListBullet"/>
+        <w:spacing w:line="240" w:lineRule="auto"/>
+        <w:ind w:left="720"/>
+      </w:pPr>
+      <w:r>
+        <w:rPr>
+          <w:lang w:val="hi_IN" w:bidi="hi_IN"/>
+        </w:rPr>
+      </w:r>
+      <w:r>
+        <w:rPr>
+          <w:lang w:val="hi_IN" w:bidi="hi_IN"/>
+        </w:rPr>
+        <w:t>जब बाबेल ने इस्राएल पर हमला किया, तो उन्होंने शहर के अंदर लोगों को कमजोर करने के लिए यरूशलेम के खिलाफ घेराबंदी की रणनीति का इस्तेमाल किया।</w:t>
+      </w:r>
+    </w:p>
+    <w:p>
+      <w:pPr>
+        <w:pStyle w:val="ListBullet"/>
+        <w:spacing w:line="240" w:lineRule="auto"/>
+        <w:ind w:left="720"/>
+      </w:pPr>
+      <w:r>
+        <w:rPr>
+          <w:lang w:val="hi_IN" w:bidi="hi_IN"/>
+        </w:rPr>
+      </w:r>
+      <w:r>
+        <w:rPr>
+          <w:lang w:val="hi_IN" w:bidi="hi_IN"/>
+        </w:rPr>
+        <w:t>घेराव के समय धूल मिट्टी के ढेले बनाए जाते थे कि शत्रु की सेना शहरपनाह को पार करके नगर पर आक्रमण कर पाए।</w:t>
+      </w:r>
+    </w:p>
+    <w:p>
+      <w:pPr>
+        <w:pStyle w:val="ListBullet"/>
+        <w:spacing w:line="240" w:lineRule="auto"/>
+        <w:ind w:left="720"/>
+      </w:pPr>
+      <w:r>
+        <w:rPr>
+          <w:lang w:val="hi_IN" w:bidi="hi_IN"/>
+        </w:rPr>
+      </w:r>
+      <w:r>
+        <w:rPr>
+          <w:lang w:val="hi_IN" w:bidi="hi_IN"/>
+        </w:rPr>
+        <w:t>एक शहर को "घेर" करने के लिए इसे "घेराबंदी" के रूप में व्यक्त किया जा सकता है या उस पर "घेराबंदी" करने के लिए कहा जा सकता है।</w:t>
+      </w:r>
+    </w:p>
+    <w:p>
+      <w:pPr>
+        <w:pStyle w:val="ListBullet"/>
+        <w:spacing w:line="240" w:lineRule="auto"/>
+        <w:ind w:left="720"/>
+      </w:pPr>
+      <w:r>
+        <w:rPr>
+          <w:lang w:val="hi_IN" w:bidi="hi_IN"/>
+        </w:rPr>
+      </w:r>
+      <w:r>
+        <w:rPr>
+          <w:lang w:val="hi_IN" w:bidi="hi_IN"/>
+        </w:rPr>
+        <w:t>“घेराव कर दिया” का अर्थ “घेराव” ही है। इन दोनों अभिव्यक्तियों द्वारा किसी नगर का शत्रुओं द्वारा घेराव दर्शाता है।</w:t>
+      </w:r>
+    </w:p>
+    <w:p>
+      <w:pPr>
+        <w:pStyle w:val="Heading3"/>
+      </w:pPr>
+      <w:r>
+        <w:rPr>
+          <w:lang w:val="hi_IN" w:bidi="hi_IN"/>
+        </w:rPr>
+        <w:t>बाइबल के सन्दर्भ:</w:t>
+      </w:r>
+    </w:p>
+    <w:p>
+      <w:pPr>
+        <w:pStyle w:val="ListBullet"/>
+        <w:spacing w:line="240" w:lineRule="auto"/>
+        <w:ind w:left="720"/>
+      </w:pPr>
+      <w:r>
+        <w:rPr>
+          <w:lang w:val="hi_IN" w:bidi="hi_IN"/>
+        </w:rPr>
+      </w:r>
+      <w:r>
+        <w:rPr>
+          <w:lang w:val="hi_IN" w:bidi="hi_IN"/>
+        </w:rPr>
+        <w:t>1 इतिहास 20:1</w:t>
+      </w:r>
+    </w:p>
+    <w:p>
+      <w:pPr>
+        <w:pStyle w:val="ListBullet"/>
+        <w:spacing w:line="240" w:lineRule="auto"/>
+        <w:ind w:left="720"/>
+      </w:pPr>
+      <w:r>
+        <w:rPr>
+          <w:lang w:val="hi_IN" w:bidi="hi_IN"/>
+        </w:rPr>
+      </w:r>
+      <w:r>
+        <w:rPr>
+          <w:lang w:val="hi_IN" w:bidi="hi_IN"/>
+        </w:rPr>
+        <w:t>1 राजा 20:1–3</w:t>
+      </w:r>
+    </w:p>
+    <w:p>
+      <w:pPr>
+        <w:pStyle w:val="ListBullet"/>
+        <w:spacing w:line="240" w:lineRule="auto"/>
+        <w:ind w:left="720"/>
+      </w:pPr>
+      <w:r>
+        <w:rPr>
+          <w:lang w:val="hi_IN" w:bidi="hi_IN"/>
+        </w:rPr>
+      </w:r>
+      <w:r>
+        <w:rPr>
+          <w:lang w:val="hi_IN" w:bidi="hi_IN"/>
+        </w:rPr>
+        <w:t>1 शमूएल 11:1–2</w:t>
+      </w:r>
+    </w:p>
+    <w:p>
+      <w:pPr>
+        <w:pStyle w:val="ListBullet"/>
+        <w:spacing w:line="240" w:lineRule="auto"/>
+        <w:ind w:left="720"/>
+      </w:pPr>
+      <w:r>
+        <w:rPr>
+          <w:lang w:val="hi_IN" w:bidi="hi_IN"/>
+        </w:rPr>
+      </w:r>
+      <w:r>
+        <w:rPr>
+          <w:lang w:val="hi_IN" w:bidi="hi_IN"/>
+        </w:rPr>
+        <w:t>यिर्मयाह 33:4–5</w:t>
+      </w:r>
+    </w:p>
+    <w:p>
+      <w:pPr>
+        <w:pStyle w:val="Heading3"/>
+      </w:pPr>
+      <w:r>
+        <w:rPr>
+          <w:lang w:val="hi_IN" w:bidi="hi_IN"/>
+        </w:rPr>
+        <w:t>शब्द तथ्य:</w:t>
+      </w:r>
+    </w:p>
+    <w:p>
+      <w:pPr>
+        <w:pStyle w:val="ListBullet"/>
+        <w:spacing w:line="240" w:lineRule="auto"/>
+        <w:ind w:left="720"/>
+      </w:pPr>
+      <w:r>
+        <w:rPr>
+          <w:lang w:val="hi_IN" w:bidi="hi_IN"/>
+        </w:rPr>
+      </w:r>
+      <w:r>
+        <w:rPr>
+          <w:lang w:val="hi_IN" w:bidi="hi_IN"/>
+        </w:rPr>
+        <w:t>Strong's: H4692, H4693, H5341, H5437, H5564, H6693, H6696, H6887</w:t>
+      </w:r>
+      <w:r>
+        <w:rPr>
+          <w:lang w:val="hi_IN" w:bidi="hi_IN"/>
+        </w:rPr>
+      </w:r>
+      <w:r>
+        <w:rPr>
+          <w:lang w:val="hi_IN" w:bidi="hi_IN"/>
+        </w:rPr>
+      </w:r>
+    </w:p>
+    <w:p>
+      <w:pPr/>
+      <w:r>
+        <w:rPr>
+          <w:lang w:val="hi_IN" w:bidi="hi_IN"/>
+        </w:rPr>
+      </w:r>
+    </w:p>
+    <w:p>
+      <w:pPr>
+        <w:pStyle w:val="Heading2"/>
+      </w:pPr>
+      <w:r>
+        <w:rPr>
+          <w:lang w:val="hi_IN" w:bidi="hi_IN"/>
+        </w:rPr>
+        <w:t>घोड़ा</w:t>
+      </w:r>
+      <w:r>
+        <w:rPr>
+          <w:lang w:val="hi_IN" w:bidi="hi_IN"/>
+        </w:rPr>
+      </w:r>
+    </w:p>
+    <w:p>
+      <w:pPr>
+        <w:pStyle w:val="Heading3"/>
+      </w:pPr>
+      <w:r>
+        <w:rPr>
+          <w:lang w:val="hi_IN" w:bidi="hi_IN"/>
+        </w:rPr>
+        <w:t>परिभाषा:</w:t>
+      </w:r>
+    </w:p>
+    <w:p>
+      <w:pPr/>
+      <w:r>
+        <w:rPr>
+          <w:lang w:val="hi_IN" w:bidi="hi_IN"/>
+        </w:rPr>
+      </w:r>
+      <w:r>
+        <w:rPr>
+          <w:lang w:val="hi_IN" w:bidi="hi_IN"/>
+        </w:rPr>
+        <w:t>घोड़ा चार टांगों का एक बड़ा पशु होता है जिसको बाइबल के युग में अधिकतर खेती के काम में या सवारी धोने के काम में लिया जाता था।</w:t>
+      </w:r>
+    </w:p>
+    <w:p>
+      <w:pPr>
+        <w:pStyle w:val="ListBullet"/>
+        <w:spacing w:line="240" w:lineRule="auto"/>
+        <w:ind w:left="720"/>
+      </w:pPr>
+      <w:r>
+        <w:rPr>
+          <w:lang w:val="hi_IN" w:bidi="hi_IN"/>
+        </w:rPr>
+      </w:r>
+      <w:r>
+        <w:rPr>
+          <w:lang w:val="hi_IN" w:bidi="hi_IN"/>
+        </w:rPr>
+        <w:t>कुछ घोड़े गाड़ी और रथ खींचने के लिए भी काम में लिए जाते थे, उन पर सवारी भी की जाती थी।</w:t>
+      </w:r>
+    </w:p>
+    <w:p>
+      <w:pPr>
+        <w:pStyle w:val="ListBullet"/>
+        <w:spacing w:line="240" w:lineRule="auto"/>
+        <w:ind w:left="720"/>
+      </w:pPr>
+      <w:r>
+        <w:rPr>
+          <w:lang w:val="hi_IN" w:bidi="hi_IN"/>
+        </w:rPr>
+      </w:r>
+      <w:r>
+        <w:rPr>
+          <w:lang w:val="hi_IN" w:bidi="hi_IN"/>
+        </w:rPr>
+        <w:t>घोड़ों को लगाम लगाई जाती थी कि इच्छा के अनुसार चलाया जाए।</w:t>
+      </w:r>
+    </w:p>
+    <w:p>
+      <w:pPr>
+        <w:pStyle w:val="ListBullet"/>
+        <w:spacing w:line="240" w:lineRule="auto"/>
+        <w:ind w:left="720"/>
+      </w:pPr>
+      <w:r>
+        <w:rPr>
+          <w:lang w:val="hi_IN" w:bidi="hi_IN"/>
+        </w:rPr>
+      </w:r>
+      <w:r>
+        <w:rPr>
+          <w:lang w:val="hi_IN" w:bidi="hi_IN"/>
+        </w:rPr>
+        <w:t>बाइबल युग में घोड़े एक मूल्यवान सम्पदा थे, उन्हें पशु धन माना जाता था क्योंकि वेमुख्यतः युद्ध में काम आते थे। उदाहरणार्थ, सुलैमान के असीम वैभव का एक भाग उसके हजारों घोड़ें और रथ थे।</w:t>
+      </w:r>
+    </w:p>
+    <w:p>
+      <w:pPr>
+        <w:pStyle w:val="ListBullet"/>
+        <w:spacing w:line="240" w:lineRule="auto"/>
+        <w:ind w:left="720"/>
+      </w:pPr>
+      <w:r>
+        <w:rPr>
+          <w:lang w:val="hi_IN" w:bidi="hi_IN"/>
+        </w:rPr>
+      </w:r>
+      <w:r>
+        <w:rPr>
+          <w:lang w:val="hi_IN" w:bidi="hi_IN"/>
+        </w:rPr>
+        <w:t>गधे और खच्चर भी घोड़े जैसे ही चौपाए हैं।</w:t>
+      </w:r>
+    </w:p>
+    <w:p>
+      <w:pPr/>
+      <w:r>
+        <w:rPr>
+          <w:lang w:val="hi_IN" w:bidi="hi_IN"/>
+        </w:rPr>
+      </w:r>
+      <w:r>
+        <w:rPr>
+          <w:lang w:val="hi_IN" w:bidi="hi_IN"/>
+        </w:rPr>
+        <w:t xml:space="preserve">(यह भी देखें: </w:t>
+      </w:r>
+      <w:r>
+        <w:rPr>
+          <w:lang w:val="hi_IN" w:bidi="hi_IN"/>
+        </w:rPr>
+        <w:t>रथ</w:t>
+      </w:r>
+      <w:r>
+        <w:rPr>
+          <w:lang w:val="hi_IN" w:bidi="hi_IN"/>
+        </w:rPr>
+        <w:t xml:space="preserve">, , </w:t>
+      </w:r>
+      <w:r>
+        <w:rPr>
+          <w:lang w:val="hi_IN" w:bidi="hi_IN"/>
+        </w:rPr>
+        <w:t>गधा</w:t>
       </w:r>
       <w:r>
         <w:rPr>
@@ -1623,31 +3991,7 @@
         <w:rPr>
           <w:lang w:val="hi_IN" w:bidi="hi_IN"/>
         </w:rPr>
-        <w:t>मिलापवाला तम्बू</w:t>
-      </w:r>
-      <w:r>
-        <w:rPr>
-          <w:lang w:val="hi_IN" w:bidi="hi_IN"/>
-        </w:rPr>
-        <w:t xml:space="preserve">, </w:t>
-      </w:r>
-      <w:r>
-        <w:rPr>
-          <w:lang w:val="hi_IN" w:bidi="hi_IN"/>
-        </w:rPr>
-        <w:t>मन्दिर</w:t>
-      </w:r>
-      <w:r>
-        <w:rPr>
-          <w:lang w:val="hi_IN" w:bidi="hi_IN"/>
-        </w:rPr>
-        <w:t xml:space="preserve">, </w:t>
-      </w:r>
-      <w:r>
-        <w:rPr>
-          <w:lang w:val="hi_IN" w:bidi="hi_IN"/>
-        </w:rPr>
-        <w:t>यहोवा</w:t>
+        <w:t>सुलैमान</w:t>
       </w:r>
       <w:r>
         <w:rPr>
@@ -1682,115 +4026,79 @@
         <w:rPr>
           <w:lang w:val="hi_IN" w:bidi="hi_IN"/>
         </w:rPr>
-        <w:t>प्रे.का. 07:41–42</w:t>
-      </w:r>
-    </w:p>
-    <w:p>
-      <w:pPr>
-        <w:pStyle w:val="ListBullet"/>
-        <w:spacing w:line="240" w:lineRule="auto"/>
-        <w:ind w:left="720"/>
-      </w:pPr>
-      <w:r>
-        <w:rPr>
-          <w:lang w:val="hi_IN" w:bidi="hi_IN"/>
-        </w:rPr>
-      </w:r>
-      <w:r>
-        <w:rPr>
-          <w:lang w:val="hi_IN" w:bidi="hi_IN"/>
-        </w:rPr>
-        <w:t>प्रे.का. 07:47–50</w:t>
-      </w:r>
-    </w:p>
-    <w:p>
-      <w:pPr>
-        <w:pStyle w:val="ListBullet"/>
-        <w:spacing w:line="240" w:lineRule="auto"/>
-        <w:ind w:left="720"/>
-      </w:pPr>
-      <w:r>
-        <w:rPr>
-          <w:lang w:val="hi_IN" w:bidi="hi_IN"/>
-        </w:rPr>
-      </w:r>
-      <w:r>
-        <w:rPr>
-          <w:lang w:val="hi_IN" w:bidi="hi_IN"/>
-        </w:rPr>
-        <w:t>उत्पत्ति 39:3–4</w:t>
-      </w:r>
-    </w:p>
-    <w:p>
-      <w:pPr>
-        <w:pStyle w:val="ListBullet"/>
-        <w:spacing w:line="240" w:lineRule="auto"/>
-        <w:ind w:left="720"/>
-      </w:pPr>
-      <w:r>
-        <w:rPr>
-          <w:lang w:val="hi_IN" w:bidi="hi_IN"/>
-        </w:rPr>
-      </w:r>
-      <w:r>
-        <w:rPr>
-          <w:lang w:val="hi_IN" w:bidi="hi_IN"/>
-        </w:rPr>
-        <w:t>उत्पत्ति 41:39–41</w:t>
-      </w:r>
-    </w:p>
-    <w:p>
-      <w:pPr>
-        <w:pStyle w:val="ListBullet"/>
-        <w:spacing w:line="240" w:lineRule="auto"/>
-        <w:ind w:left="720"/>
-      </w:pPr>
-      <w:r>
-        <w:rPr>
-          <w:lang w:val="hi_IN" w:bidi="hi_IN"/>
-        </w:rPr>
-      </w:r>
-      <w:r>
-        <w:rPr>
-          <w:lang w:val="hi_IN" w:bidi="hi_IN"/>
-        </w:rPr>
-        <w:t>लूका 08:38–39</w:t>
-      </w:r>
-    </w:p>
-    <w:p>
-      <w:pPr>
-        <w:pStyle w:val="ListBullet"/>
-        <w:spacing w:line="240" w:lineRule="auto"/>
-        <w:ind w:left="720"/>
-      </w:pPr>
-      <w:r>
-        <w:rPr>
-          <w:lang w:val="hi_IN" w:bidi="hi_IN"/>
-        </w:rPr>
-      </w:r>
-      <w:r>
-        <w:rPr>
-          <w:lang w:val="hi_IN" w:bidi="hi_IN"/>
-        </w:rPr>
-        <w:t>मत्ती. 10:5–7</w:t>
-      </w:r>
-    </w:p>
-    <w:p>
-      <w:pPr>
-        <w:pStyle w:val="ListBullet"/>
-        <w:spacing w:line="240" w:lineRule="auto"/>
-        <w:ind w:left="720"/>
-      </w:pPr>
-      <w:r>
-        <w:rPr>
-          <w:lang w:val="hi_IN" w:bidi="hi_IN"/>
-        </w:rPr>
-      </w:r>
-      <w:r>
-        <w:rPr>
-          <w:lang w:val="hi_IN" w:bidi="hi_IN"/>
-        </w:rPr>
-        <w:t>मत्ती 15:24–26</w:t>
+        <w:t>1 इतिहास 18:04</w:t>
+      </w:r>
+    </w:p>
+    <w:p>
+      <w:pPr>
+        <w:pStyle w:val="ListBullet"/>
+        <w:spacing w:line="240" w:lineRule="auto"/>
+        <w:ind w:left="720"/>
+      </w:pPr>
+      <w:r>
+        <w:rPr>
+          <w:lang w:val="hi_IN" w:bidi="hi_IN"/>
+        </w:rPr>
+      </w:r>
+      <w:r>
+        <w:rPr>
+          <w:lang w:val="hi_IN" w:bidi="hi_IN"/>
+        </w:rPr>
+        <w:t>2 राजा 02:11</w:t>
+      </w:r>
+    </w:p>
+    <w:p>
+      <w:pPr>
+        <w:pStyle w:val="ListBullet"/>
+        <w:spacing w:line="240" w:lineRule="auto"/>
+        <w:ind w:left="720"/>
+      </w:pPr>
+      <w:r>
+        <w:rPr>
+          <w:lang w:val="hi_IN" w:bidi="hi_IN"/>
+        </w:rPr>
+      </w:r>
+      <w:r>
+        <w:rPr>
+          <w:lang w:val="hi_IN" w:bidi="hi_IN"/>
+        </w:rPr>
+        <w:t>निर्गमन 14:23–25</w:t>
+      </w:r>
+    </w:p>
+    <w:p>
+      <w:pPr>
+        <w:pStyle w:val="ListBullet"/>
+        <w:spacing w:line="240" w:lineRule="auto"/>
+        <w:ind w:left="720"/>
+      </w:pPr>
+      <w:r>
+        <w:rPr>
+          <w:lang w:val="hi_IN" w:bidi="hi_IN"/>
+        </w:rPr>
+      </w:r>
+      <w:r>
+        <w:rPr>
+          <w:lang w:val="hi_IN" w:bidi="hi_IN"/>
+        </w:rPr>
+        <w:t>यहेजकेल 23:5–7</w:t>
+      </w:r>
+    </w:p>
+    <w:p>
+      <w:pPr>
+        <w:pStyle w:val="ListBullet"/>
+        <w:spacing w:line="240" w:lineRule="auto"/>
+        <w:ind w:left="720"/>
+      </w:pPr>
+      <w:r>
+        <w:rPr>
+          <w:lang w:val="hi_IN" w:bidi="hi_IN"/>
+        </w:rPr>
+      </w:r>
+      <w:r>
+        <w:rPr>
+          <w:lang w:val="hi_IN" w:bidi="hi_IN"/>
+        </w:rPr>
+        <w:t>जकर्याह 06:08</w:t>
       </w:r>
     </w:p>
     <w:p>
@@ -1819,7 +4127,7 @@
         <w:rPr>
           <w:lang w:val="hi_IN" w:bidi="hi_IN"/>
         </w:rPr>
-        <w:t>Strong's: H1004, H1005, G3609, G3613, G3614, G3624</w:t>
+        <w:t>स्ट्रोंग्स: H47, H5483, H5484, H6571, H7409, G2462</w:t>
       </w:r>
       <w:r>
         <w:rPr>
@@ -1848,7 +4156,7 @@
         <w:rPr>
           <w:lang w:val="hi_IN" w:bidi="hi_IN"/>
         </w:rPr>
-        <w:t>घराना-वंशज_राष्ट्र</w:t>
+        <w:t>घोषणा करना</w:t>
       </w:r>
       <w:r>
         <w:rPr>
@@ -1878,43 +4186,43 @@
         <w:rPr>
           <w:lang w:val="hi_IN" w:bidi="hi_IN"/>
         </w:rPr>
-        <w:t>इस संदर्भ में "घराना" शब्द का अर्थ "वंशज" है।</w:t>
-      </w:r>
-    </w:p>
-    <w:p>
-      <w:pPr>
-        <w:pStyle w:val="ListBullet"/>
-        <w:spacing w:line="240" w:lineRule="auto"/>
-        <w:ind w:left="720"/>
-      </w:pPr>
-      <w:r>
-        <w:rPr>
-          <w:lang w:val="hi_IN" w:bidi="hi_IN"/>
-        </w:rPr>
-      </w:r>
-      <w:r>
-        <w:rPr>
-          <w:lang w:val="hi_IN" w:bidi="hi_IN"/>
-        </w:rPr>
-        <w:t>इस संदर्भ में "घराना" शब्द का अर्थ "परिवार" या "वंशज" है, और यह किसी विशेष व्यक्ति से संबंधित या उसके वंश के सभी लोगों को संदर्भित करता है। उदाहरण के लिए, “दाऊद का घराना” वाक्यांश राजा दाऊद के सभी वंशजों को संदर्भित करता है।</w:t>
-      </w:r>
-    </w:p>
-    <w:p>
-      <w:pPr>
-        <w:pStyle w:val="ListBullet"/>
-        <w:spacing w:line="240" w:lineRule="auto"/>
-        <w:ind w:left="720"/>
-      </w:pPr>
-      <w:r>
-        <w:rPr>
-          <w:lang w:val="hi_IN" w:bidi="hi_IN"/>
-        </w:rPr>
-      </w:r>
-      <w:r>
-        <w:rPr>
-          <w:lang w:val="hi_IN" w:bidi="hi_IN"/>
-        </w:rPr>
-        <w:t>वाक्यांश “इस्राएल का घराना” सामान्यतः पूरे इस्राएल देश या अधिक विशिष्ट रूप से इस्राएल के उत्तरी राज्य के गोत्रों को संदर्भित कर सकता है।</w:t>
+        <w:t>“घोषणा करना ” और “घोषणा” अर्थात “औपचारिक या सार्वजनिक कथन”, प्रायः किसी बात पर बल देने के लिए। इसके सहार्थी शब्द हैं, "उद्घोषित करना", "उद्घोषणा", "प्रकाशित करना", "विज्ञप्ति|"</w:t>
+      </w:r>
+    </w:p>
+    <w:p>
+      <w:pPr>
+        <w:pStyle w:val="ListBullet"/>
+        <w:spacing w:line="240" w:lineRule="auto"/>
+        <w:ind w:left="720"/>
+      </w:pPr>
+      <w:r>
+        <w:rPr>
+          <w:lang w:val="hi_IN" w:bidi="hi_IN"/>
+        </w:rPr>
+      </w:r>
+      <w:r>
+        <w:rPr>
+          <w:lang w:val="hi_IN" w:bidi="hi_IN"/>
+        </w:rPr>
+        <w:t>एक "घोषणा" न केवल घोषित की जा रही के महत्व पर जोर देती है, बल्कि यह घोषणा करने वाले पर भी ध्यान आकर्षित कराती है।</w:t>
+      </w:r>
+    </w:p>
+    <w:p>
+      <w:pPr>
+        <w:pStyle w:val="ListBullet"/>
+        <w:spacing w:line="240" w:lineRule="auto"/>
+        <w:ind w:left="720"/>
+      </w:pPr>
+      <w:r>
+        <w:rPr>
+          <w:lang w:val="hi_IN" w:bidi="hi_IN"/>
+        </w:rPr>
+      </w:r>
+      <w:r>
+        <w:rPr>
+          <w:lang w:val="hi_IN" w:bidi="hi_IN"/>
+        </w:rPr>
+        <w:t>उदाहरणार्थ, पुराने नियम में परमेश्वर के सन्देश से पूर्व, “यहोवा यों कहता है” या “यहोवा का यह वचन” उक्ति आती है। इस उक्ति से इस बात पर बल दिया जाता है कि इस सन्देश को पहुंचाने वाला यहोवा ही है। यह तथ्य कि सन्देश यहोवा का है दर्शाता है कि सन्देश अत्यधिक महत्वपूर्ण है।</w:t>
       </w:r>
     </w:p>
     <w:p>
@@ -1925,61 +4233,61 @@
         <w:rPr>
           <w:lang w:val="hi_IN" w:bidi="hi_IN"/>
         </w:rPr>
-        <w:t>अनुवाद सुझाव</w:t>
-      </w:r>
-    </w:p>
-    <w:p>
-      <w:pPr>
-        <w:pStyle w:val="ListBullet"/>
-        <w:spacing w:line="240" w:lineRule="auto"/>
-        <w:ind w:left="720"/>
-      </w:pPr>
-      <w:r>
-        <w:rPr>
-          <w:lang w:val="hi_IN" w:bidi="hi_IN"/>
-        </w:rPr>
-      </w:r>
-      <w:r>
-        <w:rPr>
-          <w:lang w:val="hi_IN" w:bidi="hi_IN"/>
-        </w:rPr>
-        <w:t>संदर्भ के आधार पर, “घराना” का अनुवाद “कुटुम्ब” या “लोग” या “परिवार” या “वंशज” के रूप में किया जा सकता है।</w:t>
-      </w:r>
-    </w:p>
-    <w:p>
-      <w:pPr>
-        <w:pStyle w:val="ListBullet"/>
-        <w:spacing w:line="240" w:lineRule="auto"/>
-        <w:ind w:left="720"/>
-      </w:pPr>
-      <w:r>
-        <w:rPr>
-          <w:lang w:val="hi_IN" w:bidi="hi_IN"/>
-        </w:rPr>
-      </w:r>
-      <w:r>
-        <w:rPr>
-          <w:lang w:val="hi_IN" w:bidi="hi_IN"/>
-        </w:rPr>
-        <w:t>“दाऊद का घराना” वाक्यांश का अनुवाद “दाऊद का कुल” या “दाऊद का परिवार” या “दाऊद के वंशज” के तौर पर किया जा सकता है। इससे संबंधित अभिव्यक्तियों का अनुवाद भी इसी तरह किया जा सकता है।</w:t>
-      </w:r>
-    </w:p>
-    <w:p>
-      <w:pPr>
-        <w:pStyle w:val="ListBullet"/>
-        <w:spacing w:line="240" w:lineRule="auto"/>
-        <w:ind w:left="720"/>
-      </w:pPr>
-      <w:r>
-        <w:rPr>
-          <w:lang w:val="hi_IN" w:bidi="hi_IN"/>
-        </w:rPr>
-      </w:r>
-      <w:r>
-        <w:rPr>
-          <w:lang w:val="hi_IN" w:bidi="hi_IN"/>
-        </w:rPr>
-        <w:t>“इस्राएल के घराने” का अनुवाद करने के विभिन्न तरीकों में “इस्राएल के लोग” या “इस्राएल के वंशज” या “इस्राएली” शामिल हो सकते हैं।</w:t>
+        <w:t>अनुवाद के सुझाव:</w:t>
+      </w:r>
+    </w:p>
+    <w:p>
+      <w:pPr>
+        <w:pStyle w:val="ListBullet"/>
+        <w:spacing w:line="240" w:lineRule="auto"/>
+        <w:ind w:left="720"/>
+      </w:pPr>
+      <w:r>
+        <w:rPr>
+          <w:lang w:val="hi_IN" w:bidi="hi_IN"/>
+        </w:rPr>
+      </w:r>
+      <w:r>
+        <w:rPr>
+          <w:lang w:val="hi_IN" w:bidi="hi_IN"/>
+        </w:rPr>
+        <w:t>प्रकरण के अनुसार, “घोषणा करने” का अनुवाद हो सकता है, “विज्ञप्ति प्रकाशित करना” या “सार्वजनिक कथन प्रस्तुत करना” या “बलपूर्वक कहना” या “बल देकर कहना”।</w:t>
+      </w:r>
+    </w:p>
+    <w:p>
+      <w:pPr>
+        <w:pStyle w:val="ListBullet"/>
+        <w:spacing w:line="240" w:lineRule="auto"/>
+        <w:ind w:left="720"/>
+      </w:pPr>
+      <w:r>
+        <w:rPr>
+          <w:lang w:val="hi_IN" w:bidi="hi_IN"/>
+        </w:rPr>
+      </w:r>
+      <w:r>
+        <w:rPr>
+          <w:lang w:val="hi_IN" w:bidi="hi_IN"/>
+        </w:rPr>
+        <w:t>“घोषणा” शब्द का अनुवाद “कथन” या “उद्घोषण” भी हो सकता है।</w:t>
+      </w:r>
+    </w:p>
+    <w:p>
+      <w:pPr>
+        <w:pStyle w:val="ListBullet"/>
+        <w:spacing w:line="240" w:lineRule="auto"/>
+        <w:ind w:left="720"/>
+      </w:pPr>
+      <w:r>
+        <w:rPr>
+          <w:lang w:val="hi_IN" w:bidi="hi_IN"/>
+        </w:rPr>
+      </w:r>
+      <w:r>
+        <w:rPr>
+          <w:lang w:val="hi_IN" w:bidi="hi_IN"/>
+        </w:rPr>
+        <w:t>“यहोवा यों कहता है” इस उक्ती का अनुवाद हो सकता है, “यहोवा घोषणा करता है” या “यहोवा का कहना है कि।"</w:t>
       </w:r>
     </w:p>
     <w:p>
@@ -1993,2351 +4301,7 @@
         <w:rPr>
           <w:lang w:val="hi_IN" w:bidi="hi_IN"/>
         </w:rPr>
-        <w:t xml:space="preserve">(देखें: </w:t>
-      </w:r>
-      <w:r>
-        <w:rPr>
-          <w:lang w:val="hi_IN" w:bidi="hi_IN"/>
-        </w:rPr>
-        <w:t>वंशज</w:t>
-      </w:r>
-      <w:r>
-        <w:rPr>
-          <w:lang w:val="hi_IN" w:bidi="hi_IN"/>
-        </w:rPr>
-        <w:t xml:space="preserve">, </w:t>
-      </w:r>
-      <w:r>
-        <w:rPr>
-          <w:lang w:val="hi_IN" w:bidi="hi_IN"/>
-        </w:rPr>
-        <w:t>दाऊद का घराना</w:t>
-      </w:r>
-      <w:r>
-        <w:rPr>
-          <w:lang w:val="hi_IN" w:bidi="hi_IN"/>
-        </w:rPr>
-        <w:t xml:space="preserve">, </w:t>
-      </w:r>
-      <w:r>
-        <w:rPr>
-          <w:lang w:val="hi_IN" w:bidi="hi_IN"/>
-        </w:rPr>
-        <w:t>इस्राएल का राज्य</w:t>
-      </w:r>
-      <w:r>
-        <w:rPr>
-          <w:lang w:val="hi_IN" w:bidi="hi_IN"/>
-        </w:rPr>
-        <w:t>)</w:t>
-      </w:r>
-    </w:p>
-    <w:p>
-      <w:pPr>
-        <w:pStyle w:val="Heading3"/>
-      </w:pPr>
-      <w:r>
-        <w:rPr>
-          <w:lang w:val="hi_IN" w:bidi="hi_IN"/>
-        </w:rPr>
-        <w:t>बाइबल संदर्भ:</w:t>
-      </w:r>
-    </w:p>
-    <w:p>
-      <w:pPr>
-        <w:pStyle w:val="Heading3"/>
-      </w:pPr>
-      <w:r>
-        <w:rPr>
-          <w:lang w:val="hi_IN" w:bidi="hi_IN"/>
-        </w:rPr>
-        <w:t>शब्द विवरण:</w:t>
-      </w:r>
-    </w:p>
-    <w:p>
-      <w:pPr>
-        <w:pStyle w:val="ListBullet"/>
-        <w:spacing w:line="240" w:lineRule="auto"/>
-        <w:ind w:left="720"/>
-      </w:pPr>
-      <w:r>
-        <w:rPr>
-          <w:lang w:val="hi_IN" w:bidi="hi_IN"/>
-        </w:rPr>
-      </w:r>
-      <w:r>
-        <w:rPr>
-          <w:lang w:val="hi_IN" w:bidi="hi_IN"/>
-        </w:rPr>
-        <w:t>स्ट्रॉन्ग:</w:t>
-      </w:r>
-      <w:r>
-        <w:rPr>
-          <w:lang w:val="hi_IN" w:bidi="hi_IN"/>
-        </w:rPr>
-      </w:r>
-      <w:r>
-        <w:rPr>
-          <w:lang w:val="hi_IN" w:bidi="hi_IN"/>
-        </w:rPr>
-      </w:r>
-    </w:p>
-    <w:p>
-      <w:pPr/>
-      <w:r>
-        <w:rPr>
-          <w:lang w:val="hi_IN" w:bidi="hi_IN"/>
-        </w:rPr>
-      </w:r>
-    </w:p>
-    <w:p>
-      <w:pPr>
-        <w:pStyle w:val="Heading2"/>
-      </w:pPr>
-      <w:r>
-        <w:rPr>
-          <w:lang w:val="hi_IN" w:bidi="hi_IN"/>
-        </w:rPr>
-        <w:t>घात करना</w:t>
-      </w:r>
-      <w:r>
-        <w:rPr>
-          <w:lang w:val="hi_IN" w:bidi="hi_IN"/>
-        </w:rPr>
-      </w:r>
-    </w:p>
-    <w:p>
-      <w:pPr>
-        <w:pStyle w:val="Heading3"/>
-      </w:pPr>
-      <w:r>
-        <w:rPr>
-          <w:lang w:val="hi_IN" w:bidi="hi_IN"/>
-        </w:rPr>
-        <w:t>परिभाषा:</w:t>
-      </w:r>
-    </w:p>
-    <w:p>
-      <w:pPr/>
-      <w:r>
-        <w:rPr>
-          <w:lang w:val="hi_IN" w:bidi="hi_IN"/>
-        </w:rPr>
-      </w:r>
-      <w:r>
-        <w:rPr>
-          <w:lang w:val="hi_IN" w:bidi="hi_IN"/>
-        </w:rPr>
-        <w:t>“घात करना” अर्थात किसी पशु या मनुष्य की हत्या करना इसका अभिप्राय है, बलपूर्वक या निर्दयता से मार डालना। अगर किसी व्यक्ति ने एक जानवर को मार डाला है तो उसने "घात किया"</w:t>
-      </w:r>
-    </w:p>
-    <w:p>
-      <w:pPr>
-        <w:pStyle w:val="ListBullet"/>
-        <w:spacing w:line="240" w:lineRule="auto"/>
-        <w:ind w:left="720"/>
-      </w:pPr>
-      <w:r>
-        <w:rPr>
-          <w:lang w:val="hi_IN" w:bidi="hi_IN"/>
-        </w:rPr>
-      </w:r>
-      <w:r>
-        <w:rPr>
-          <w:lang w:val="hi_IN" w:bidi="hi_IN"/>
-        </w:rPr>
-        <w:t>पशु या किसी जनसमूह के संदर्भ में “संहार” शब्द काम में लिया जाता है।</w:t>
-      </w:r>
-    </w:p>
-    <w:p>
-      <w:pPr>
-        <w:pStyle w:val="ListBullet"/>
-        <w:spacing w:line="240" w:lineRule="auto"/>
-        <w:ind w:left="720"/>
-      </w:pPr>
-      <w:r>
-        <w:rPr>
-          <w:lang w:val="hi_IN" w:bidi="hi_IN"/>
-        </w:rPr>
-      </w:r>
-      <w:r>
-        <w:rPr>
-          <w:lang w:val="hi_IN" w:bidi="hi_IN"/>
-        </w:rPr>
-        <w:t>संहार का एक कार्य भी "संहार" कहा जाता है।</w:t>
-      </w:r>
-    </w:p>
-    <w:p>
-      <w:pPr>
-        <w:pStyle w:val="ListBullet"/>
-        <w:spacing w:line="240" w:lineRule="auto"/>
-        <w:ind w:left="720"/>
-      </w:pPr>
-      <w:r>
-        <w:rPr>
-          <w:lang w:val="hi_IN" w:bidi="hi_IN"/>
-        </w:rPr>
-      </w:r>
-      <w:r>
-        <w:rPr>
-          <w:lang w:val="hi_IN" w:bidi="hi_IN"/>
-        </w:rPr>
-        <w:t>“घात किए गए” का अनुवाद हो सकता है, “मारे गए लोग” या “जिन लोगों की हत्या की गई”।</w:t>
-      </w:r>
-    </w:p>
-    <w:p>
-      <w:pPr/>
-      <w:r>
-        <w:rPr>
-          <w:lang w:val="hi_IN" w:bidi="hi_IN"/>
-        </w:rPr>
-      </w:r>
-      <w:r>
-        <w:rPr>
-          <w:lang w:val="hi_IN" w:bidi="hi_IN"/>
-        </w:rPr>
-        <w:t xml:space="preserve">(यह भी देखें: </w:t>
-      </w:r>
-      <w:r>
-        <w:rPr>
-          <w:lang w:val="hi_IN" w:bidi="hi_IN"/>
-        </w:rPr>
-        <w:t>संहार</w:t>
-      </w:r>
-      <w:r>
-        <w:rPr>
-          <w:lang w:val="hi_IN" w:bidi="hi_IN"/>
-        </w:rPr>
-        <w:t>)</w:t>
-      </w:r>
-    </w:p>
-    <w:p>
-      <w:pPr>
-        <w:pStyle w:val="Heading3"/>
-      </w:pPr>
-      <w:r>
-        <w:rPr>
-          <w:lang w:val="hi_IN" w:bidi="hi_IN"/>
-        </w:rPr>
-        <w:t>बाइबल के सन्दर्भ:</w:t>
-      </w:r>
-    </w:p>
-    <w:p>
-      <w:pPr>
-        <w:pStyle w:val="ListBullet"/>
-        <w:spacing w:line="240" w:lineRule="auto"/>
-        <w:ind w:left="720"/>
-      </w:pPr>
-      <w:r>
-        <w:rPr>
-          <w:lang w:val="hi_IN" w:bidi="hi_IN"/>
-        </w:rPr>
-      </w:r>
-      <w:r>
-        <w:rPr>
-          <w:lang w:val="hi_IN" w:bidi="hi_IN"/>
-        </w:rPr>
-        <w:t>यहेजकेल 28:23–24</w:t>
-      </w:r>
-    </w:p>
-    <w:p>
-      <w:pPr>
-        <w:pStyle w:val="ListBullet"/>
-        <w:spacing w:line="240" w:lineRule="auto"/>
-        <w:ind w:left="720"/>
-      </w:pPr>
-      <w:r>
-        <w:rPr>
-          <w:lang w:val="hi_IN" w:bidi="hi_IN"/>
-        </w:rPr>
-      </w:r>
-      <w:r>
-        <w:rPr>
-          <w:lang w:val="hi_IN" w:bidi="hi_IN"/>
-        </w:rPr>
-        <w:t>यशायाह 26:20–21</w:t>
-      </w:r>
-    </w:p>
-    <w:p>
-      <w:pPr>
-        <w:pStyle w:val="Heading3"/>
-      </w:pPr>
-      <w:r>
-        <w:rPr>
-          <w:lang w:val="hi_IN" w:bidi="hi_IN"/>
-        </w:rPr>
-        <w:t>शब्द तथ्य:</w:t>
-      </w:r>
-    </w:p>
-    <w:p>
-      <w:pPr>
-        <w:pStyle w:val="ListBullet"/>
-        <w:spacing w:line="240" w:lineRule="auto"/>
-        <w:ind w:left="720"/>
-      </w:pPr>
-      <w:r>
-        <w:rPr>
-          <w:lang w:val="hi_IN" w:bidi="hi_IN"/>
-        </w:rPr>
-      </w:r>
-      <w:r>
-        <w:rPr>
-          <w:lang w:val="hi_IN" w:bidi="hi_IN"/>
-        </w:rPr>
-        <w:t>Strong's: H2026, H2076, H2490, H2491, H2717, H2763, H2873, H2874, H4191, H4194, H5221, H6991, H6992, H7523, H7819, G337, G615, G1315, G2380, G2695, G4968, G4969, G5407</w:t>
-      </w:r>
-      <w:r>
-        <w:rPr>
-          <w:lang w:val="hi_IN" w:bidi="hi_IN"/>
-        </w:rPr>
-      </w:r>
-      <w:r>
-        <w:rPr>
-          <w:lang w:val="hi_IN" w:bidi="hi_IN"/>
-        </w:rPr>
-      </w:r>
-    </w:p>
-    <w:p>
-      <w:pPr/>
-      <w:r>
-        <w:rPr>
-          <w:lang w:val="hi_IN" w:bidi="hi_IN"/>
-        </w:rPr>
-      </w:r>
-    </w:p>
-    <w:p>
-      <w:pPr>
-        <w:pStyle w:val="Heading2"/>
-      </w:pPr>
-      <w:r>
-        <w:rPr>
-          <w:lang w:val="hi_IN" w:bidi="hi_IN"/>
-        </w:rPr>
-        <w:t>घुड़सवार</w:t>
-      </w:r>
-      <w:r>
-        <w:rPr>
-          <w:lang w:val="hi_IN" w:bidi="hi_IN"/>
-        </w:rPr>
-      </w:r>
-    </w:p>
-    <w:p>
-      <w:pPr>
-        <w:pStyle w:val="Heading3"/>
-      </w:pPr>
-      <w:r>
-        <w:rPr>
-          <w:lang w:val="hi_IN" w:bidi="hi_IN"/>
-        </w:rPr>
-        <w:t>परिभाषा:</w:t>
-      </w:r>
-    </w:p>
-    <w:p>
-      <w:pPr/>
-      <w:r>
-        <w:rPr>
-          <w:lang w:val="hi_IN" w:bidi="hi_IN"/>
-        </w:rPr>
-      </w:r>
-      <w:r>
-        <w:rPr>
-          <w:lang w:val="hi_IN" w:bidi="hi_IN"/>
-        </w:rPr>
-        <w:t>बाइबल के युग में “घुड़सवारों” का अर्थ था युद्ध में घोड़े की सवारी करनेवाला।</w:t>
-      </w:r>
-    </w:p>
-    <w:p>
-      <w:pPr>
-        <w:pStyle w:val="ListBullet"/>
-        <w:spacing w:line="240" w:lineRule="auto"/>
-        <w:ind w:left="720"/>
-      </w:pPr>
-      <w:r>
-        <w:rPr>
-          <w:lang w:val="hi_IN" w:bidi="hi_IN"/>
-        </w:rPr>
-      </w:r>
-      <w:r>
-        <w:rPr>
-          <w:lang w:val="hi_IN" w:bidi="hi_IN"/>
-        </w:rPr>
-        <w:t>रथों पर सवारी करनेवाले योद्धाओं को भी “घुड़सवार” कहते थे। जबकि घुड़सवार वास्तव में घोड़े की सवारी करनेवाला होता है।</w:t>
-      </w:r>
-    </w:p>
-    <w:p>
-      <w:pPr>
-        <w:pStyle w:val="ListBullet"/>
-        <w:spacing w:line="240" w:lineRule="auto"/>
-        <w:ind w:left="720"/>
-      </w:pPr>
-      <w:r>
-        <w:rPr>
-          <w:lang w:val="hi_IN" w:bidi="hi_IN"/>
-        </w:rPr>
-      </w:r>
-      <w:r>
-        <w:rPr>
-          <w:lang w:val="hi_IN" w:bidi="hi_IN"/>
-        </w:rPr>
-        <w:t>इस्राएलियों का मानना था कि युद्ध में घोड़े काम में लेना यहोवा की अपेक्षा अपनी शक्ति पर अधिक भरोसा रखना था, अतः वे अधिक शक्ति पर अधिक भरोसा रखना था, अतः वे अधिक घुड़सवारों को नहीं रखते थे।</w:t>
-      </w:r>
-    </w:p>
-    <w:p>
-      <w:pPr>
-        <w:pStyle w:val="ListBullet"/>
-        <w:spacing w:line="240" w:lineRule="auto"/>
-        <w:ind w:left="720"/>
-      </w:pPr>
-      <w:r>
-        <w:rPr>
-          <w:lang w:val="hi_IN" w:bidi="hi_IN"/>
-        </w:rPr>
-      </w:r>
-      <w:r>
-        <w:rPr>
-          <w:lang w:val="hi_IN" w:bidi="hi_IN"/>
-        </w:rPr>
-        <w:t>इसका अनुवाद “घोड़े के सवार” या “घोड़े पर सवार मनुष्य” हो सकता है।</w:t>
-      </w:r>
-    </w:p>
-    <w:p>
-      <w:pPr/>
-      <w:r>
-        <w:rPr>
-          <w:lang w:val="hi_IN" w:bidi="hi_IN"/>
-        </w:rPr>
-      </w:r>
-      <w:r>
-        <w:rPr>
-          <w:lang w:val="hi_IN" w:bidi="hi_IN"/>
-        </w:rPr>
-        <w:t xml:space="preserve">(यह भी देखें: </w:t>
-      </w:r>
-      <w:r>
-        <w:rPr>
-          <w:lang w:val="hi_IN" w:bidi="hi_IN"/>
-        </w:rPr>
-        <w:t>रथ</w:t>
-      </w:r>
-      <w:r>
-        <w:rPr>
-          <w:lang w:val="hi_IN" w:bidi="hi_IN"/>
-        </w:rPr>
-        <w:t xml:space="preserve">, </w:t>
-      </w:r>
-      <w:r>
-        <w:rPr>
-          <w:lang w:val="hi_IN" w:bidi="hi_IN"/>
-        </w:rPr>
-        <w:t>घोड़ा</w:t>
-      </w:r>
-      <w:r>
-        <w:rPr>
-          <w:lang w:val="hi_IN" w:bidi="hi_IN"/>
-        </w:rPr>
-        <w:t>)</w:t>
-      </w:r>
-    </w:p>
-    <w:p>
-      <w:pPr>
-        <w:pStyle w:val="Heading3"/>
-      </w:pPr>
-      <w:r>
-        <w:rPr>
-          <w:lang w:val="hi_IN" w:bidi="hi_IN"/>
-        </w:rPr>
-        <w:t>बाइबल सन्दर्भ:</w:t>
-      </w:r>
-    </w:p>
-    <w:p>
-      <w:pPr>
-        <w:pStyle w:val="ListBullet"/>
-        <w:spacing w:line="240" w:lineRule="auto"/>
-        <w:ind w:left="720"/>
-      </w:pPr>
-      <w:r>
-        <w:rPr>
-          <w:lang w:val="hi_IN" w:bidi="hi_IN"/>
-        </w:rPr>
-      </w:r>
-      <w:r>
-        <w:rPr>
-          <w:lang w:val="hi_IN" w:bidi="hi_IN"/>
-        </w:rPr>
-        <w:t>1 राजा 1:5</w:t>
-      </w:r>
-    </w:p>
-    <w:p>
-      <w:pPr>
-        <w:pStyle w:val="ListBullet"/>
-        <w:spacing w:line="240" w:lineRule="auto"/>
-        <w:ind w:left="720"/>
-      </w:pPr>
-      <w:r>
-        <w:rPr>
-          <w:lang w:val="hi_IN" w:bidi="hi_IN"/>
-        </w:rPr>
-      </w:r>
-      <w:r>
-        <w:rPr>
-          <w:lang w:val="hi_IN" w:bidi="hi_IN"/>
-        </w:rPr>
-        <w:t>दानिय्येल 11:40–41</w:t>
-      </w:r>
-    </w:p>
-    <w:p>
-      <w:pPr>
-        <w:pStyle w:val="ListBullet"/>
-        <w:spacing w:line="240" w:lineRule="auto"/>
-        <w:ind w:left="720"/>
-      </w:pPr>
-      <w:r>
-        <w:rPr>
-          <w:lang w:val="hi_IN" w:bidi="hi_IN"/>
-        </w:rPr>
-      </w:r>
-      <w:r>
-        <w:rPr>
-          <w:lang w:val="hi_IN" w:bidi="hi_IN"/>
-        </w:rPr>
-        <w:t>निर्गमन 14:23–25</w:t>
-      </w:r>
-    </w:p>
-    <w:p>
-      <w:pPr>
-        <w:pStyle w:val="ListBullet"/>
-        <w:spacing w:line="240" w:lineRule="auto"/>
-        <w:ind w:left="720"/>
-      </w:pPr>
-      <w:r>
-        <w:rPr>
-          <w:lang w:val="hi_IN" w:bidi="hi_IN"/>
-        </w:rPr>
-      </w:r>
-      <w:r>
-        <w:rPr>
-          <w:lang w:val="hi_IN" w:bidi="hi_IN"/>
-        </w:rPr>
-        <w:t>उत्पत्ति 50:7–9</w:t>
-      </w:r>
-    </w:p>
-    <w:p>
-      <w:pPr>
-        <w:pStyle w:val="Heading3"/>
-      </w:pPr>
-      <w:r>
-        <w:rPr>
-          <w:lang w:val="hi_IN" w:bidi="hi_IN"/>
-        </w:rPr>
-        <w:t>शब्द तथ्य:</w:t>
-      </w:r>
-    </w:p>
-    <w:p>
-      <w:pPr>
-        <w:pStyle w:val="ListBullet"/>
-        <w:spacing w:line="240" w:lineRule="auto"/>
-        <w:ind w:left="720"/>
-      </w:pPr>
-      <w:r>
-        <w:rPr>
-          <w:lang w:val="hi_IN" w:bidi="hi_IN"/>
-        </w:rPr>
-      </w:r>
-      <w:r>
-        <w:rPr>
-          <w:lang w:val="hi_IN" w:bidi="hi_IN"/>
-        </w:rPr>
-        <w:t>Strong's: H6571, H7395, G2460</w:t>
-      </w:r>
-      <w:r>
-        <w:rPr>
-          <w:lang w:val="hi_IN" w:bidi="hi_IN"/>
-        </w:rPr>
-      </w:r>
-      <w:r>
-        <w:rPr>
-          <w:lang w:val="hi_IN" w:bidi="hi_IN"/>
-        </w:rPr>
-      </w:r>
-    </w:p>
-    <w:p>
-      <w:pPr/>
-      <w:r>
-        <w:rPr>
-          <w:lang w:val="hi_IN" w:bidi="hi_IN"/>
-        </w:rPr>
-      </w:r>
-    </w:p>
-    <w:p>
-      <w:pPr>
-        <w:pStyle w:val="Heading2"/>
-      </w:pPr>
-      <w:r>
-        <w:rPr>
-          <w:lang w:val="hi_IN" w:bidi="hi_IN"/>
-        </w:rPr>
-        <w:t>घूस</w:t>
-      </w:r>
-      <w:r>
-        <w:rPr>
-          <w:lang w:val="hi_IN" w:bidi="hi_IN"/>
-        </w:rPr>
-      </w:r>
-    </w:p>
-    <w:p>
-      <w:pPr>
-        <w:pStyle w:val="Heading3"/>
-      </w:pPr>
-      <w:r>
-        <w:rPr>
-          <w:lang w:val="hi_IN" w:bidi="hi_IN"/>
-        </w:rPr>
-        <w:t>परिभाषा:</w:t>
-      </w:r>
-    </w:p>
-    <w:p>
-      <w:pPr/>
-      <w:r>
-        <w:rPr>
-          <w:lang w:val="hi_IN" w:bidi="hi_IN"/>
-        </w:rPr>
-      </w:r>
-      <w:r>
-        <w:rPr>
-          <w:lang w:val="hi_IN" w:bidi="hi_IN"/>
-        </w:rPr>
-        <w:t>“घूस”, किसी से गलत काम करवाने के लिए मूल्यवान भेंट जैसे पैसा देना।</w:t>
-      </w:r>
-    </w:p>
-    <w:p>
-      <w:pPr>
-        <w:pStyle w:val="ListBullet"/>
-        <w:spacing w:line="240" w:lineRule="auto"/>
-        <w:ind w:left="720"/>
-      </w:pPr>
-      <w:r>
-        <w:rPr>
-          <w:lang w:val="hi_IN" w:bidi="hi_IN"/>
-        </w:rPr>
-      </w:r>
-      <w:r>
-        <w:rPr>
-          <w:lang w:val="hi_IN" w:bidi="hi_IN"/>
-        </w:rPr>
-        <w:t>यीशु की कब्र की चौकसी करनेवाले सैनिकों को झूठ बोलने के लिए घूस दी गई थी।</w:t>
-      </w:r>
-    </w:p>
-    <w:p>
-      <w:pPr>
-        <w:pStyle w:val="ListBullet"/>
-        <w:spacing w:line="240" w:lineRule="auto"/>
-        <w:ind w:left="720"/>
-      </w:pPr>
-      <w:r>
-        <w:rPr>
-          <w:lang w:val="hi_IN" w:bidi="hi_IN"/>
-        </w:rPr>
-      </w:r>
-      <w:r>
-        <w:rPr>
-          <w:lang w:val="hi_IN" w:bidi="hi_IN"/>
-        </w:rPr>
-        <w:t>कभी-कभी सरकारी अधिकारी को अपराध को अनदेखा करने या कोई निर्णय लेने के लिए भी घूस दी जाती है।</w:t>
-      </w:r>
-    </w:p>
-    <w:p>
-      <w:pPr>
-        <w:pStyle w:val="ListBullet"/>
-        <w:spacing w:line="240" w:lineRule="auto"/>
-        <w:ind w:left="720"/>
-      </w:pPr>
-      <w:r>
-        <w:rPr>
-          <w:lang w:val="hi_IN" w:bidi="hi_IN"/>
-        </w:rPr>
-      </w:r>
-      <w:r>
-        <w:rPr>
-          <w:lang w:val="hi_IN" w:bidi="hi_IN"/>
-        </w:rPr>
-        <w:t>बाइबल में घूस लेना या घूस देना मना है।</w:t>
-      </w:r>
-    </w:p>
-    <w:p>
-      <w:pPr>
-        <w:pStyle w:val="ListBullet"/>
-        <w:spacing w:line="240" w:lineRule="auto"/>
-        <w:ind w:left="720"/>
-      </w:pPr>
-      <w:r>
-        <w:rPr>
-          <w:lang w:val="hi_IN" w:bidi="hi_IN"/>
-        </w:rPr>
-      </w:r>
-      <w:r>
-        <w:rPr>
-          <w:lang w:val="hi_IN" w:bidi="hi_IN"/>
-        </w:rPr>
-        <w:t>“घूस” शब्द का अनुवाद हो सकता है, “बेइमानी का पैसा” या “झूठ बोलने के लिए दिया गया पैसा” या “नियम तोड़ने की कीमत।”</w:t>
-      </w:r>
-    </w:p>
-    <w:p>
-      <w:pPr>
-        <w:pStyle w:val="ListBullet"/>
-        <w:spacing w:line="240" w:lineRule="auto"/>
-        <w:ind w:left="720"/>
-      </w:pPr>
-      <w:r>
-        <w:rPr>
-          <w:lang w:val="hi_IN" w:bidi="hi_IN"/>
-        </w:rPr>
-      </w:r>
-      <w:r>
-        <w:rPr>
-          <w:lang w:val="hi_IN" w:bidi="hi_IN"/>
-        </w:rPr>
-        <w:t>“घूस देना” का अनुवाद ऐसे शब्द या उक्ति द्वारा किया जा सकता है जिसका अर्थ है, “प्रभाव डालने के लिए पैसा देना” या “बेईमानी से पक्षपात करने की कीमत देना” या “पक्ष लेने के लिए पैसा देना।”</w:t>
-      </w:r>
-    </w:p>
-    <w:p>
-      <w:pPr>
-        <w:pStyle w:val="Heading3"/>
-      </w:pPr>
-      <w:r>
-        <w:rPr>
-          <w:lang w:val="hi_IN" w:bidi="hi_IN"/>
-        </w:rPr>
-        <w:t>बाइबल सन्दर्भ:</w:t>
-      </w:r>
-    </w:p>
-    <w:p>
-      <w:pPr>
-        <w:pStyle w:val="ListBullet"/>
-        <w:spacing w:line="240" w:lineRule="auto"/>
-        <w:ind w:left="720"/>
-      </w:pPr>
-      <w:r>
-        <w:rPr>
-          <w:lang w:val="hi_IN" w:bidi="hi_IN"/>
-        </w:rPr>
-      </w:r>
-      <w:r>
-        <w:rPr>
-          <w:lang w:val="hi_IN" w:bidi="hi_IN"/>
-        </w:rPr>
-        <w:t>1 शमूएल 08:1–3</w:t>
-      </w:r>
-    </w:p>
-    <w:p>
-      <w:pPr>
-        <w:pStyle w:val="ListBullet"/>
-        <w:spacing w:line="240" w:lineRule="auto"/>
-        <w:ind w:left="720"/>
-      </w:pPr>
-      <w:r>
-        <w:rPr>
-          <w:lang w:val="hi_IN" w:bidi="hi_IN"/>
-        </w:rPr>
-      </w:r>
-      <w:r>
-        <w:rPr>
-          <w:lang w:val="hi_IN" w:bidi="hi_IN"/>
-        </w:rPr>
-        <w:t>सभोपदेशक 07:7</w:t>
-      </w:r>
-    </w:p>
-    <w:p>
-      <w:pPr>
-        <w:pStyle w:val="ListBullet"/>
-        <w:spacing w:line="240" w:lineRule="auto"/>
-        <w:ind w:left="720"/>
-      </w:pPr>
-      <w:r>
-        <w:rPr>
-          <w:lang w:val="hi_IN" w:bidi="hi_IN"/>
-        </w:rPr>
-      </w:r>
-      <w:r>
-        <w:rPr>
-          <w:lang w:val="hi_IN" w:bidi="hi_IN"/>
-        </w:rPr>
-        <w:t>यशायाह 01:23</w:t>
-      </w:r>
-    </w:p>
-    <w:p>
-      <w:pPr>
-        <w:pStyle w:val="ListBullet"/>
-        <w:spacing w:line="240" w:lineRule="auto"/>
-        <w:ind w:left="720"/>
-      </w:pPr>
-      <w:r>
-        <w:rPr>
-          <w:lang w:val="hi_IN" w:bidi="hi_IN"/>
-        </w:rPr>
-      </w:r>
-      <w:r>
-        <w:rPr>
-          <w:lang w:val="hi_IN" w:bidi="hi_IN"/>
-        </w:rPr>
-        <w:t>मीका 03:9–11</w:t>
-      </w:r>
-    </w:p>
-    <w:p>
-      <w:pPr>
-        <w:pStyle w:val="ListBullet"/>
-        <w:spacing w:line="240" w:lineRule="auto"/>
-        <w:ind w:left="720"/>
-      </w:pPr>
-      <w:r>
-        <w:rPr>
-          <w:lang w:val="hi_IN" w:bidi="hi_IN"/>
-        </w:rPr>
-      </w:r>
-      <w:r>
-        <w:rPr>
-          <w:lang w:val="hi_IN" w:bidi="hi_IN"/>
-        </w:rPr>
-        <w:t>नीतिवचन 15:27–28</w:t>
-      </w:r>
-    </w:p>
-    <w:p>
-      <w:pPr>
-        <w:pStyle w:val="Heading3"/>
-      </w:pPr>
-      <w:r>
-        <w:rPr>
-          <w:lang w:val="hi_IN" w:bidi="hi_IN"/>
-        </w:rPr>
-        <w:t>शब्द तथ्य:</w:t>
-      </w:r>
-    </w:p>
-    <w:p>
-      <w:pPr>
-        <w:pStyle w:val="ListBullet"/>
-        <w:spacing w:line="240" w:lineRule="auto"/>
-        <w:ind w:left="720"/>
-      </w:pPr>
-      <w:r>
-        <w:rPr>
-          <w:lang w:val="hi_IN" w:bidi="hi_IN"/>
-        </w:rPr>
-      </w:r>
-      <w:r>
-        <w:rPr>
-          <w:lang w:val="hi_IN" w:bidi="hi_IN"/>
-        </w:rPr>
-        <w:t>Strong's: H3724, H4979, H7809, H7810, H7936, H7966, H8641, G5260</w:t>
-      </w:r>
-      <w:r>
-        <w:rPr>
-          <w:lang w:val="hi_IN" w:bidi="hi_IN"/>
-        </w:rPr>
-      </w:r>
-      <w:r>
-        <w:rPr>
-          <w:lang w:val="hi_IN" w:bidi="hi_IN"/>
-        </w:rPr>
-      </w:r>
-    </w:p>
-    <w:p>
-      <w:pPr/>
-      <w:r>
-        <w:rPr>
-          <w:lang w:val="hi_IN" w:bidi="hi_IN"/>
-        </w:rPr>
-      </w:r>
-    </w:p>
-    <w:p>
-      <w:pPr>
-        <w:pStyle w:val="Heading2"/>
-      </w:pPr>
-      <w:r>
-        <w:rPr>
-          <w:lang w:val="hi_IN" w:bidi="hi_IN"/>
-        </w:rPr>
-        <w:t>घृणा</w:t>
-      </w:r>
-      <w:r>
-        <w:rPr>
-          <w:lang w:val="hi_IN" w:bidi="hi_IN"/>
-        </w:rPr>
-      </w:r>
-    </w:p>
-    <w:p>
-      <w:pPr>
-        <w:pStyle w:val="Heading3"/>
-      </w:pPr>
-      <w:r>
-        <w:rPr>
-          <w:lang w:val="hi_IN" w:bidi="hi_IN"/>
-        </w:rPr>
-        <w:t>परिभाषा:</w:t>
-      </w:r>
-    </w:p>
-    <w:p>
-      <w:pPr/>
-      <w:r>
-        <w:rPr>
-          <w:lang w:val="hi_IN" w:bidi="hi_IN"/>
-        </w:rPr>
-      </w:r>
-      <w:r>
-        <w:rPr>
-          <w:lang w:val="hi_IN" w:bidi="hi_IN"/>
-        </w:rPr>
-        <w:t>“घृणा” शब्द उस वस्तु के सन्दर्भ में काम में लिया जाता है जिससे घृणा उत्पान हो या असीम वैमनस्य उपजे।</w:t>
-      </w:r>
-    </w:p>
-    <w:p>
-      <w:pPr>
-        <w:pStyle w:val="ListBullet"/>
-        <w:spacing w:line="240" w:lineRule="auto"/>
-        <w:ind w:left="720"/>
-      </w:pPr>
-      <w:r>
-        <w:rPr>
-          <w:lang w:val="hi_IN" w:bidi="hi_IN"/>
-        </w:rPr>
-      </w:r>
-      <w:r>
-        <w:rPr>
-          <w:lang w:val="hi_IN" w:bidi="hi_IN"/>
-        </w:rPr>
-        <w:t>मिस्री लोग इब्रानियों को "घृणित" मानते थे। इसका अर्थ है कि मिस्री लोग इब्रानियों को पसन्द नहीं करते थे और उनके साथ संबन्ध नहीं रखना चाहते थे वरन उनके निकट भी नहीं आना चाहते थे।</w:t>
-      </w:r>
-    </w:p>
-    <w:p>
-      <w:pPr>
-        <w:pStyle w:val="ListBullet"/>
-        <w:spacing w:line="240" w:lineRule="auto"/>
-        <w:ind w:left="720"/>
-      </w:pPr>
-      <w:r>
-        <w:rPr>
-          <w:lang w:val="hi_IN" w:bidi="hi_IN"/>
-        </w:rPr>
-      </w:r>
-      <w:r>
-        <w:rPr>
-          <w:lang w:val="hi_IN" w:bidi="hi_IN"/>
-        </w:rPr>
-        <w:t>बाइबल में कुछ बातें "यहोवा के लिए घृणित" हैं, जैसे झूठ, घमण्ड, नरबलि, मूर्तिपूजा, हत्या, यौनाचार के पाप जैसे व्यभिचार और समलैंगिक संबन्ध।</w:t>
-      </w:r>
-    </w:p>
-    <w:p>
-      <w:pPr>
-        <w:pStyle w:val="ListBullet"/>
-        <w:spacing w:line="240" w:lineRule="auto"/>
-        <w:ind w:left="720"/>
-      </w:pPr>
-      <w:r>
-        <w:rPr>
-          <w:lang w:val="hi_IN" w:bidi="hi_IN"/>
-        </w:rPr>
-      </w:r>
-      <w:r>
-        <w:rPr>
-          <w:lang w:val="hi_IN" w:bidi="hi_IN"/>
-        </w:rPr>
-        <w:t>अपने शिष्यों को अन्त समय की शिक्षा देते समय यीशु ने भविष्यद्वक्ता दानिय्येल की भविष्यद्वाणी का संदर्भ दिया था और जिसमें “उजाड़ने वाली घृणित वस्तु” की चर्चा की गई थी जिसे परमेश्वर से विद्रोह स्वरूप स्थापित करके उसके आराधना स्थल को अशुद्ध किया जाएगा।</w:t>
-      </w:r>
-    </w:p>
-    <w:p>
-      <w:pPr>
-        <w:pStyle w:val="Heading3"/>
-      </w:pPr>
-      <w:r>
-        <w:rPr>
-          <w:lang w:val="hi_IN" w:bidi="hi_IN"/>
-        </w:rPr>
-        <w:t>अनुवाद के सुझाव:</w:t>
-      </w:r>
-    </w:p>
-    <w:p>
-      <w:pPr>
-        <w:pStyle w:val="ListBullet"/>
-        <w:spacing w:line="240" w:lineRule="auto"/>
-        <w:ind w:left="720"/>
-      </w:pPr>
-      <w:r>
-        <w:rPr>
-          <w:lang w:val="hi_IN" w:bidi="hi_IN"/>
-        </w:rPr>
-      </w:r>
-      <w:r>
-        <w:rPr>
-          <w:lang w:val="hi_IN" w:bidi="hi_IN"/>
-        </w:rPr>
-        <w:t>“घृणित वस्तु” का अनुवाद हो सकता है: “जिस वस्तु से परमेश्वर घृणा करता है”, या “वैमनस्य उत्पादक वस्तु" या “घृणित अभ्यास” या “बहुत बुरा काम”।</w:t>
-      </w:r>
-    </w:p>
-    <w:p>
-      <w:pPr>
-        <w:pStyle w:val="ListBullet"/>
-        <w:spacing w:line="240" w:lineRule="auto"/>
-        <w:ind w:left="720"/>
-      </w:pPr>
-      <w:r>
-        <w:rPr>
-          <w:lang w:val="hi_IN" w:bidi="hi_IN"/>
-        </w:rPr>
-      </w:r>
-      <w:r>
-        <w:rPr>
-          <w:lang w:val="hi_IN" w:bidi="hi_IN"/>
-        </w:rPr>
-        <w:t>प्रकरण के अनुसार इस उक्ति, "के लिए घृणित है" के अनुवाद रूप हो सकेत हैं: “के लिए अत्यधिक घृणित” या “के लिए वैमनस्यकारी है” या “को पूर्णतः अस्वीकार्य” या “गहरी घृणा उत्पन्न करनेवाली”।</w:t>
-      </w:r>
-    </w:p>
-    <w:p>
-      <w:pPr>
-        <w:pStyle w:val="ListBullet"/>
-        <w:spacing w:line="240" w:lineRule="auto"/>
-        <w:ind w:left="720"/>
-      </w:pPr>
-      <w:r>
-        <w:rPr>
-          <w:lang w:val="hi_IN" w:bidi="hi_IN"/>
-        </w:rPr>
-      </w:r>
-      <w:r>
-        <w:rPr>
-          <w:lang w:val="hi_IN" w:bidi="hi_IN"/>
-        </w:rPr>
-        <w:t>“उजाड़नेवाली घृणित वस्तु” का अनुवाद हो सकता है: “अशुद्ध करनेवाली वस्तु जिससे मनुष्यों की घोर हानि होती है” या “वैमन्स्यकारी वस्तु जिसके कारण गहरा दुःख होता है”।</w:t>
-      </w:r>
-    </w:p>
-    <w:p>
-      <w:pPr/>
-      <w:r>
-        <w:rPr>
-          <w:lang w:val="hi_IN" w:bidi="hi_IN"/>
-        </w:rPr>
-      </w:r>
-      <w:r>
-        <w:rPr>
-          <w:lang w:val="hi_IN" w:bidi="hi_IN"/>
-        </w:rPr>
-        <w:t xml:space="preserve">(यह भी देखें: </w:t>
-      </w:r>
-      <w:r>
-        <w:rPr>
-          <w:lang w:val="hi_IN" w:bidi="hi_IN"/>
-        </w:rPr>
-        <w:t>व्यभिचार</w:t>
-      </w:r>
-      <w:r>
-        <w:rPr>
-          <w:lang w:val="hi_IN" w:bidi="hi_IN"/>
-        </w:rPr>
-        <w:t xml:space="preserve">, </w:t>
-      </w:r>
-      <w:r>
-        <w:rPr>
-          <w:lang w:val="hi_IN" w:bidi="hi_IN"/>
-        </w:rPr>
-        <w:t>अशुद्ध करना</w:t>
-      </w:r>
-      <w:r>
-        <w:rPr>
-          <w:lang w:val="hi_IN" w:bidi="hi_IN"/>
-        </w:rPr>
-        <w:t xml:space="preserve">, </w:t>
-      </w:r>
-      <w:r>
-        <w:rPr>
-          <w:lang w:val="hi_IN" w:bidi="hi_IN"/>
-        </w:rPr>
-        <w:t>उजाड़</w:t>
-      </w:r>
-      <w:r>
-        <w:rPr>
-          <w:lang w:val="hi_IN" w:bidi="hi_IN"/>
-        </w:rPr>
-        <w:t xml:space="preserve">, </w:t>
-      </w:r>
-      <w:r>
-        <w:rPr>
-          <w:lang w:val="hi_IN" w:bidi="hi_IN"/>
-        </w:rPr>
-        <w:t>मूरत</w:t>
-      </w:r>
-      <w:r>
-        <w:rPr>
-          <w:lang w:val="hi_IN" w:bidi="hi_IN"/>
-        </w:rPr>
-        <w:t xml:space="preserve">, </w:t>
-      </w:r>
-      <w:r>
-        <w:rPr>
-          <w:lang w:val="hi_IN" w:bidi="hi_IN"/>
-        </w:rPr>
-        <w:t>बलिदान</w:t>
-      </w:r>
-      <w:r>
-        <w:rPr>
-          <w:lang w:val="hi_IN" w:bidi="hi_IN"/>
-        </w:rPr>
-        <w:t>)</w:t>
-      </w:r>
-    </w:p>
-    <w:p>
-      <w:pPr>
-        <w:pStyle w:val="Heading3"/>
-      </w:pPr>
-      <w:r>
-        <w:rPr>
-          <w:lang w:val="hi_IN" w:bidi="hi_IN"/>
-        </w:rPr>
-        <w:t>बाइबल सन्दर्भ:</w:t>
-      </w:r>
-    </w:p>
-    <w:p>
-      <w:pPr>
-        <w:pStyle w:val="ListBullet"/>
-        <w:spacing w:line="240" w:lineRule="auto"/>
-        <w:ind w:left="720"/>
-      </w:pPr>
-      <w:r>
-        <w:rPr>
-          <w:lang w:val="hi_IN" w:bidi="hi_IN"/>
-        </w:rPr>
-      </w:r>
-      <w:r>
-        <w:rPr>
-          <w:lang w:val="hi_IN" w:bidi="hi_IN"/>
-        </w:rPr>
-        <w:t>एज्रा 9:1–2</w:t>
-      </w:r>
-    </w:p>
-    <w:p>
-      <w:pPr>
-        <w:pStyle w:val="ListBullet"/>
-        <w:spacing w:line="240" w:lineRule="auto"/>
-        <w:ind w:left="720"/>
-      </w:pPr>
-      <w:r>
-        <w:rPr>
-          <w:lang w:val="hi_IN" w:bidi="hi_IN"/>
-        </w:rPr>
-      </w:r>
-      <w:r>
-        <w:rPr>
-          <w:lang w:val="hi_IN" w:bidi="hi_IN"/>
-        </w:rPr>
-        <w:t>उत्पत्ति 46:34</w:t>
-      </w:r>
-    </w:p>
-    <w:p>
-      <w:pPr>
-        <w:pStyle w:val="ListBullet"/>
-        <w:spacing w:line="240" w:lineRule="auto"/>
-        <w:ind w:left="720"/>
-      </w:pPr>
-      <w:r>
-        <w:rPr>
-          <w:lang w:val="hi_IN" w:bidi="hi_IN"/>
-        </w:rPr>
-      </w:r>
-      <w:r>
-        <w:rPr>
-          <w:lang w:val="hi_IN" w:bidi="hi_IN"/>
-        </w:rPr>
-        <w:t>यशायाह 1:13</w:t>
-      </w:r>
-    </w:p>
-    <w:p>
-      <w:pPr>
-        <w:pStyle w:val="ListBullet"/>
-        <w:spacing w:line="240" w:lineRule="auto"/>
-        <w:ind w:left="720"/>
-      </w:pPr>
-      <w:r>
-        <w:rPr>
-          <w:lang w:val="hi_IN" w:bidi="hi_IN"/>
-        </w:rPr>
-      </w:r>
-      <w:r>
-        <w:rPr>
-          <w:lang w:val="hi_IN" w:bidi="hi_IN"/>
-        </w:rPr>
-        <w:t>मत्ती 24:15</w:t>
-      </w:r>
-    </w:p>
-    <w:p>
-      <w:pPr>
-        <w:pStyle w:val="ListBullet"/>
-        <w:spacing w:line="240" w:lineRule="auto"/>
-        <w:ind w:left="720"/>
-      </w:pPr>
-      <w:r>
-        <w:rPr>
-          <w:lang w:val="hi_IN" w:bidi="hi_IN"/>
-        </w:rPr>
-      </w:r>
-      <w:r>
-        <w:rPr>
-          <w:lang w:val="hi_IN" w:bidi="hi_IN"/>
-        </w:rPr>
-        <w:t>नीतिवचन 26:25</w:t>
-      </w:r>
-    </w:p>
-    <w:p>
-      <w:pPr>
-        <w:pStyle w:val="Heading3"/>
-      </w:pPr>
-      <w:r>
-        <w:rPr>
-          <w:lang w:val="hi_IN" w:bidi="hi_IN"/>
-        </w:rPr>
-        <w:t>शब्द तथ्य:</w:t>
-      </w:r>
-    </w:p>
-    <w:p>
-      <w:pPr>
-        <w:pStyle w:val="ListBullet"/>
-        <w:spacing w:line="240" w:lineRule="auto"/>
-        <w:ind w:left="720"/>
-      </w:pPr>
-      <w:r>
-        <w:rPr>
-          <w:lang w:val="hi_IN" w:bidi="hi_IN"/>
-        </w:rPr>
-      </w:r>
-      <w:r>
-        <w:rPr>
-          <w:lang w:val="hi_IN" w:bidi="hi_IN"/>
-        </w:rPr>
-        <w:t>स्ट्रोंग्स: H0887, H6292, H8251, H8262, H8263, H8441, G0946</w:t>
-      </w:r>
-      <w:r>
-        <w:rPr>
-          <w:lang w:val="hi_IN" w:bidi="hi_IN"/>
-        </w:rPr>
-      </w:r>
-      <w:r>
-        <w:rPr>
-          <w:lang w:val="hi_IN" w:bidi="hi_IN"/>
-        </w:rPr>
-      </w:r>
-    </w:p>
-    <w:p>
-      <w:pPr/>
-      <w:r>
-        <w:rPr>
-          <w:lang w:val="hi_IN" w:bidi="hi_IN"/>
-        </w:rPr>
-      </w:r>
-    </w:p>
-    <w:p>
-      <w:pPr>
-        <w:pStyle w:val="Heading2"/>
-      </w:pPr>
-      <w:r>
-        <w:rPr>
-          <w:lang w:val="hi_IN" w:bidi="hi_IN"/>
-        </w:rPr>
-        <w:t>घृणा</w:t>
-      </w:r>
-      <w:r>
-        <w:rPr>
-          <w:lang w:val="hi_IN" w:bidi="hi_IN"/>
-        </w:rPr>
-      </w:r>
-    </w:p>
-    <w:p>
-      <w:pPr>
-        <w:pStyle w:val="Heading3"/>
-      </w:pPr>
-      <w:r>
-        <w:rPr>
-          <w:lang w:val="hi_IN" w:bidi="hi_IN"/>
-        </w:rPr>
-        <w:t>तथ्य:</w:t>
-      </w:r>
-    </w:p>
-    <w:p>
-      <w:pPr/>
-      <w:r>
-        <w:rPr>
-          <w:lang w:val="hi_IN" w:bidi="hi_IN"/>
-        </w:rPr>
-      </w:r>
-      <w:r>
-        <w:rPr>
-          <w:lang w:val="hi_IN" w:bidi="hi_IN"/>
-        </w:rPr>
-        <w:t>“घृणित” शब्द कुछ ऐसी वस्तुओं का वर्णन करता है जिन्हें नापसंद और अस्वीकार करना चाहिए। किसी वस्तु से घृणा करने का अर्थ है उसे दृढ़ता से नापसंद करना।</w:t>
-      </w:r>
-    </w:p>
-    <w:p>
-      <w:pPr>
-        <w:pStyle w:val="ListBullet"/>
-        <w:spacing w:line="240" w:lineRule="auto"/>
-        <w:ind w:left="720"/>
-      </w:pPr>
-      <w:r>
-        <w:rPr>
-          <w:lang w:val="hi_IN" w:bidi="hi_IN"/>
-        </w:rPr>
-      </w:r>
-      <w:r>
-        <w:rPr>
-          <w:lang w:val="hi_IN" w:bidi="hi_IN"/>
-        </w:rPr>
-        <w:t>बाइबल प्रायः बुराई से घृणा की चर्चा करती है। इसका अर्थ है बुराई से घृणा करना और उसका त्याग करना।</w:t>
-      </w:r>
-    </w:p>
-    <w:p>
-      <w:pPr>
-        <w:pStyle w:val="ListBullet"/>
-        <w:spacing w:line="240" w:lineRule="auto"/>
-        <w:ind w:left="720"/>
-      </w:pPr>
-      <w:r>
-        <w:rPr>
-          <w:lang w:val="hi_IN" w:bidi="hi_IN"/>
-        </w:rPr>
-      </w:r>
-      <w:r>
-        <w:rPr>
-          <w:lang w:val="hi_IN" w:bidi="hi_IN"/>
-        </w:rPr>
-        <w:t>परमेश्वर ने "घृणित" शब्द का प्रयोग उन लोगों के बुरे कामों का वर्णन करने के लिए किया, जो झूठे देवताओं की पूजा करते थे।</w:t>
-      </w:r>
-    </w:p>
-    <w:p>
-      <w:pPr>
-        <w:pStyle w:val="ListBullet"/>
-        <w:spacing w:line="240" w:lineRule="auto"/>
-        <w:ind w:left="720"/>
-      </w:pPr>
-      <w:r>
-        <w:rPr>
-          <w:lang w:val="hi_IN" w:bidi="hi_IN"/>
-        </w:rPr>
-      </w:r>
-      <w:r>
-        <w:rPr>
-          <w:lang w:val="hi_IN" w:bidi="hi_IN"/>
-        </w:rPr>
-        <w:t>इस्राएलियों को आज्ञा दी गई थी कि वे पड़ोसी जातियों के पापी अनैतिक अभ्यासों से "घृणा" करें।</w:t>
-      </w:r>
-    </w:p>
-    <w:p>
-      <w:pPr>
-        <w:pStyle w:val="ListBullet"/>
-        <w:spacing w:line="240" w:lineRule="auto"/>
-        <w:ind w:left="720"/>
-      </w:pPr>
-      <w:r>
-        <w:rPr>
-          <w:lang w:val="hi_IN" w:bidi="hi_IN"/>
-        </w:rPr>
-      </w:r>
-      <w:r>
-        <w:rPr>
-          <w:lang w:val="hi_IN" w:bidi="hi_IN"/>
-        </w:rPr>
-        <w:t>परमेश्वर ने सब अनुचित यौनाचार को "घृणित" कहा है।</w:t>
-      </w:r>
-    </w:p>
-    <w:p>
-      <w:pPr>
-        <w:pStyle w:val="ListBullet"/>
-        <w:spacing w:line="240" w:lineRule="auto"/>
-        <w:ind w:left="720"/>
-      </w:pPr>
-      <w:r>
-        <w:rPr>
-          <w:lang w:val="hi_IN" w:bidi="hi_IN"/>
-        </w:rPr>
-      </w:r>
-      <w:r>
-        <w:rPr>
-          <w:lang w:val="hi_IN" w:bidi="hi_IN"/>
-        </w:rPr>
-        <w:t>भविष्य कहना, भूत सिद्धि करना तथा शिशु-बलि, सब परमेश्वर के लिए "घृणित" थे।</w:t>
-      </w:r>
-    </w:p>
-    <w:p>
-      <w:pPr>
-        <w:pStyle w:val="ListBullet"/>
-        <w:spacing w:line="240" w:lineRule="auto"/>
-        <w:ind w:left="720"/>
-      </w:pPr>
-      <w:r>
-        <w:rPr>
-          <w:lang w:val="hi_IN" w:bidi="hi_IN"/>
-        </w:rPr>
-      </w:r>
-      <w:r>
-        <w:rPr>
-          <w:lang w:val="hi_IN" w:bidi="hi_IN"/>
-        </w:rPr>
-        <w:t>"घृणा" शब्द का अनुवाद "दृढ़ता से अस्वीकार" या "नफरत" या "बहुत बुरा मानते हैं" के रूप में किया जा सकता है ।</w:t>
-      </w:r>
-    </w:p>
-    <w:p>
-      <w:pPr>
-        <w:pStyle w:val="ListBullet"/>
-        <w:spacing w:line="240" w:lineRule="auto"/>
-        <w:ind w:left="720"/>
-      </w:pPr>
-      <w:r>
-        <w:rPr>
-          <w:lang w:val="hi_IN" w:bidi="hi_IN"/>
-        </w:rPr>
-      </w:r>
-      <w:r>
-        <w:rPr>
-          <w:lang w:val="hi_IN" w:bidi="hi_IN"/>
-        </w:rPr>
-        <w:t>“घृणित” शब्द का अनुवाद “भयानक बुराई” या “घृणा योग्य” या “परित्याग के योग्य” किया जा सकता है।</w:t>
-      </w:r>
-    </w:p>
-    <w:p>
-      <w:pPr>
-        <w:pStyle w:val="ListBullet"/>
-        <w:spacing w:line="240" w:lineRule="auto"/>
-        <w:ind w:left="720"/>
-      </w:pPr>
-      <w:r>
-        <w:rPr>
-          <w:lang w:val="hi_IN" w:bidi="hi_IN"/>
-        </w:rPr>
-      </w:r>
-      <w:r>
-        <w:rPr>
-          <w:lang w:val="hi_IN" w:bidi="hi_IN"/>
-        </w:rPr>
-        <w:t>जब दुष्ट को धर्मी "घृणित" करने के लिए आवेदन किया जाता है, तो इसे "बहुत अवांछनीय माना जाता है" या "अयोग्य" या "अस्वीकार कर दिया" के रूप में अनुवाद किया जा सकता है।</w:t>
-      </w:r>
-    </w:p>
-    <w:p>
-      <w:pPr>
-        <w:pStyle w:val="ListBullet"/>
-        <w:spacing w:line="240" w:lineRule="auto"/>
-        <w:ind w:left="720"/>
-      </w:pPr>
-      <w:r>
-        <w:rPr>
-          <w:lang w:val="hi_IN" w:bidi="hi_IN"/>
-        </w:rPr>
-      </w:r>
-      <w:r>
-        <w:rPr>
-          <w:lang w:val="hi_IN" w:bidi="hi_IN"/>
-        </w:rPr>
-        <w:t>परमेश्वर ने कुछ प्रकार के जानवरों को "घृणा" करने के लिए इस्राएलियों से कहा था कि परमेश्वर ने उन्हें "अशुद्ध" और भोजन के लिए उपयुक्त नहीं घोषित किया था। * इसका अनुवाद “प्रबल नापसंदगी” या “परित्याग” या “अस्वीकार्य मानना” के रूप में किया जा सकता है।</w:t>
-      </w:r>
-    </w:p>
-    <w:p>
-      <w:pPr/>
-      <w:r>
-        <w:rPr>
-          <w:lang w:val="hi_IN" w:bidi="hi_IN"/>
-        </w:rPr>
-      </w:r>
-      <w:r>
-        <w:rPr>
-          <w:lang w:val="hi_IN" w:bidi="hi_IN"/>
-        </w:rPr>
-        <w:t xml:space="preserve">(यह भी देखें: </w:t>
-      </w:r>
-      <w:r>
-        <w:rPr>
-          <w:lang w:val="hi_IN" w:bidi="hi_IN"/>
-        </w:rPr>
-        <w:t>भविष्य कहना</w:t>
-      </w:r>
-      <w:r>
-        <w:rPr>
-          <w:lang w:val="hi_IN" w:bidi="hi_IN"/>
-        </w:rPr>
-        <w:t xml:space="preserve">, </w:t>
-      </w:r>
-      <w:r>
-        <w:rPr>
-          <w:lang w:val="hi_IN" w:bidi="hi_IN"/>
-        </w:rPr>
-        <w:t>शुद्ध</w:t>
-      </w:r>
-      <w:r>
-        <w:rPr>
-          <w:lang w:val="hi_IN" w:bidi="hi_IN"/>
-        </w:rPr>
-        <w:t>)</w:t>
-      </w:r>
-    </w:p>
-    <w:p>
-      <w:pPr>
-        <w:pStyle w:val="Heading3"/>
-      </w:pPr>
-      <w:r>
-        <w:rPr>
-          <w:lang w:val="hi_IN" w:bidi="hi_IN"/>
-        </w:rPr>
-        <w:t>बाइबल सन्दर्भ:</w:t>
-      </w:r>
-    </w:p>
-    <w:p>
-      <w:pPr>
-        <w:pStyle w:val="ListBullet"/>
-        <w:spacing w:line="240" w:lineRule="auto"/>
-        <w:ind w:left="720"/>
-      </w:pPr>
-      <w:r>
-        <w:rPr>
-          <w:lang w:val="hi_IN" w:bidi="hi_IN"/>
-        </w:rPr>
-      </w:r>
-      <w:r>
-        <w:rPr>
-          <w:lang w:val="hi_IN" w:bidi="hi_IN"/>
-        </w:rPr>
-        <w:t>उत्पत्ति 43:32</w:t>
-      </w:r>
-    </w:p>
-    <w:p>
-      <w:pPr>
-        <w:pStyle w:val="ListBullet"/>
-        <w:spacing w:line="240" w:lineRule="auto"/>
-        <w:ind w:left="720"/>
-      </w:pPr>
-      <w:r>
-        <w:rPr>
-          <w:lang w:val="hi_IN" w:bidi="hi_IN"/>
-        </w:rPr>
-      </w:r>
-      <w:r>
-        <w:rPr>
-          <w:lang w:val="hi_IN" w:bidi="hi_IN"/>
-        </w:rPr>
-        <w:t>यिर्मयाह 07:30</w:t>
-      </w:r>
-    </w:p>
-    <w:p>
-      <w:pPr>
-        <w:pStyle w:val="ListBullet"/>
-        <w:spacing w:line="240" w:lineRule="auto"/>
-        <w:ind w:left="720"/>
-      </w:pPr>
-      <w:r>
-        <w:rPr>
-          <w:lang w:val="hi_IN" w:bidi="hi_IN"/>
-        </w:rPr>
-      </w:r>
-      <w:r>
-        <w:rPr>
-          <w:lang w:val="hi_IN" w:bidi="hi_IN"/>
-        </w:rPr>
-        <w:t>लैव्यव्यवस्था 11:10</w:t>
-      </w:r>
-    </w:p>
-    <w:p>
-      <w:pPr>
-        <w:pStyle w:val="ListBullet"/>
-        <w:spacing w:line="240" w:lineRule="auto"/>
-        <w:ind w:left="720"/>
-      </w:pPr>
-      <w:r>
-        <w:rPr>
-          <w:lang w:val="hi_IN" w:bidi="hi_IN"/>
-        </w:rPr>
-      </w:r>
-      <w:r>
-        <w:rPr>
-          <w:lang w:val="hi_IN" w:bidi="hi_IN"/>
-        </w:rPr>
-        <w:t>लूका 16:15</w:t>
-      </w:r>
-    </w:p>
-    <w:p>
-      <w:pPr>
-        <w:pStyle w:val="ListBullet"/>
-        <w:spacing w:line="240" w:lineRule="auto"/>
-        <w:ind w:left="720"/>
-      </w:pPr>
-      <w:r>
-        <w:rPr>
-          <w:lang w:val="hi_IN" w:bidi="hi_IN"/>
-        </w:rPr>
-      </w:r>
-      <w:r>
-        <w:rPr>
-          <w:lang w:val="hi_IN" w:bidi="hi_IN"/>
-        </w:rPr>
-        <w:t>प्रकाशितवाक्य 17:3–5</w:t>
-      </w:r>
-    </w:p>
-    <w:p>
-      <w:pPr>
-        <w:pStyle w:val="Heading3"/>
-      </w:pPr>
-      <w:r>
-        <w:rPr>
-          <w:lang w:val="hi_IN" w:bidi="hi_IN"/>
-        </w:rPr>
-        <w:t>शब्द तथ्य:</w:t>
-      </w:r>
-    </w:p>
-    <w:p>
-      <w:pPr>
-        <w:pStyle w:val="ListBullet"/>
-        <w:spacing w:line="240" w:lineRule="auto"/>
-        <w:ind w:left="720"/>
-      </w:pPr>
-      <w:r>
-        <w:rPr>
-          <w:lang w:val="hi_IN" w:bidi="hi_IN"/>
-        </w:rPr>
-      </w:r>
-      <w:r>
-        <w:rPr>
-          <w:lang w:val="hi_IN" w:bidi="hi_IN"/>
-        </w:rPr>
-        <w:t>स्ट्रांग'स: H1602, H6973, H8130, H8251, H8262, H8263, H8441, H8581, G946, G947, G948, G4767, G3404</w:t>
-      </w:r>
-      <w:r>
-        <w:rPr>
-          <w:lang w:val="hi_IN" w:bidi="hi_IN"/>
-        </w:rPr>
-      </w:r>
-      <w:r>
-        <w:rPr>
-          <w:lang w:val="hi_IN" w:bidi="hi_IN"/>
-        </w:rPr>
-      </w:r>
-    </w:p>
-    <w:p>
-      <w:pPr/>
-      <w:r>
-        <w:rPr>
-          <w:lang w:val="hi_IN" w:bidi="hi_IN"/>
-        </w:rPr>
-      </w:r>
-    </w:p>
-    <w:p>
-      <w:pPr>
-        <w:pStyle w:val="Heading2"/>
-      </w:pPr>
-      <w:r>
-        <w:rPr>
-          <w:lang w:val="hi_IN" w:bidi="hi_IN"/>
-        </w:rPr>
-        <w:t>घेर</w:t>
-      </w:r>
-      <w:r>
-        <w:rPr>
-          <w:lang w:val="hi_IN" w:bidi="hi_IN"/>
-        </w:rPr>
-      </w:r>
-    </w:p>
-    <w:p>
-      <w:pPr>
-        <w:pStyle w:val="Heading3"/>
-      </w:pPr>
-      <w:r>
-        <w:rPr>
-          <w:lang w:val="hi_IN" w:bidi="hi_IN"/>
-        </w:rPr>
-        <w:t>परिभाषा:</w:t>
-      </w:r>
-    </w:p>
-    <w:p>
-      <w:pPr/>
-      <w:r>
-        <w:rPr>
-          <w:lang w:val="hi_IN" w:bidi="hi_IN"/>
-        </w:rPr>
-      </w:r>
-      <w:r>
-        <w:rPr>
-          <w:lang w:val="hi_IN" w:bidi="hi_IN"/>
-        </w:rPr>
-        <w:t>“घेराव” शत्रु की सेना द्वारा नगर को घेर कर भोजन-पानी का आना रोक देना। किसी शहर को "घेर" करने या इसे "घेराबंदी के नीचे" रखने के लिए इसका अर्थ है घेराबंदी के माध्यम से हमला करना।</w:t>
-      </w:r>
-    </w:p>
-    <w:p>
-      <w:pPr>
-        <w:pStyle w:val="ListBullet"/>
-        <w:spacing w:line="240" w:lineRule="auto"/>
-        <w:ind w:left="720"/>
-      </w:pPr>
-      <w:r>
-        <w:rPr>
-          <w:lang w:val="hi_IN" w:bidi="hi_IN"/>
-        </w:rPr>
-      </w:r>
-      <w:r>
-        <w:rPr>
-          <w:lang w:val="hi_IN" w:bidi="hi_IN"/>
-        </w:rPr>
-        <w:t>जब बाबेल ने इस्राएल पर हमला किया, तो उन्होंने शहर के अंदर लोगों को कमजोर करने के लिए यरूशलेम के खिलाफ घेराबंदी की रणनीति का इस्तेमाल किया।</w:t>
-      </w:r>
-    </w:p>
-    <w:p>
-      <w:pPr>
-        <w:pStyle w:val="ListBullet"/>
-        <w:spacing w:line="240" w:lineRule="auto"/>
-        <w:ind w:left="720"/>
-      </w:pPr>
-      <w:r>
-        <w:rPr>
-          <w:lang w:val="hi_IN" w:bidi="hi_IN"/>
-        </w:rPr>
-      </w:r>
-      <w:r>
-        <w:rPr>
-          <w:lang w:val="hi_IN" w:bidi="hi_IN"/>
-        </w:rPr>
-        <w:t>घेराव के समय धूल मिट्टी के ढेले बनाए जाते थे कि शत्रु की सेना शहरपनाह को पार करके नगर पर आक्रमण कर पाए।</w:t>
-      </w:r>
-    </w:p>
-    <w:p>
-      <w:pPr>
-        <w:pStyle w:val="ListBullet"/>
-        <w:spacing w:line="240" w:lineRule="auto"/>
-        <w:ind w:left="720"/>
-      </w:pPr>
-      <w:r>
-        <w:rPr>
-          <w:lang w:val="hi_IN" w:bidi="hi_IN"/>
-        </w:rPr>
-      </w:r>
-      <w:r>
-        <w:rPr>
-          <w:lang w:val="hi_IN" w:bidi="hi_IN"/>
-        </w:rPr>
-        <w:t>एक शहर को "घेर" करने के लिए इसे "घेराबंदी" के रूप में व्यक्त किया जा सकता है या उस पर "घेराबंदी" करने के लिए कहा जा सकता है।</w:t>
-      </w:r>
-    </w:p>
-    <w:p>
-      <w:pPr>
-        <w:pStyle w:val="ListBullet"/>
-        <w:spacing w:line="240" w:lineRule="auto"/>
-        <w:ind w:left="720"/>
-      </w:pPr>
-      <w:r>
-        <w:rPr>
-          <w:lang w:val="hi_IN" w:bidi="hi_IN"/>
-        </w:rPr>
-      </w:r>
-      <w:r>
-        <w:rPr>
-          <w:lang w:val="hi_IN" w:bidi="hi_IN"/>
-        </w:rPr>
-        <w:t>“घेराव कर दिया” का अर्थ “घेराव” ही है। इन दोनों अभिव्यक्तियों द्वारा किसी नगर का शत्रुओं द्वारा घेराव दर्शाता है।</w:t>
-      </w:r>
-    </w:p>
-    <w:p>
-      <w:pPr>
-        <w:pStyle w:val="Heading3"/>
-      </w:pPr>
-      <w:r>
-        <w:rPr>
-          <w:lang w:val="hi_IN" w:bidi="hi_IN"/>
-        </w:rPr>
-        <w:t>बाइबल के सन्दर्भ:</w:t>
-      </w:r>
-    </w:p>
-    <w:p>
-      <w:pPr>
-        <w:pStyle w:val="ListBullet"/>
-        <w:spacing w:line="240" w:lineRule="auto"/>
-        <w:ind w:left="720"/>
-      </w:pPr>
-      <w:r>
-        <w:rPr>
-          <w:lang w:val="hi_IN" w:bidi="hi_IN"/>
-        </w:rPr>
-      </w:r>
-      <w:r>
-        <w:rPr>
-          <w:lang w:val="hi_IN" w:bidi="hi_IN"/>
-        </w:rPr>
-        <w:t>1 इतिहास 20:1</w:t>
-      </w:r>
-    </w:p>
-    <w:p>
-      <w:pPr>
-        <w:pStyle w:val="ListBullet"/>
-        <w:spacing w:line="240" w:lineRule="auto"/>
-        <w:ind w:left="720"/>
-      </w:pPr>
-      <w:r>
-        <w:rPr>
-          <w:lang w:val="hi_IN" w:bidi="hi_IN"/>
-        </w:rPr>
-      </w:r>
-      <w:r>
-        <w:rPr>
-          <w:lang w:val="hi_IN" w:bidi="hi_IN"/>
-        </w:rPr>
-        <w:t>1 राजा 20:1–3</w:t>
-      </w:r>
-    </w:p>
-    <w:p>
-      <w:pPr>
-        <w:pStyle w:val="ListBullet"/>
-        <w:spacing w:line="240" w:lineRule="auto"/>
-        <w:ind w:left="720"/>
-      </w:pPr>
-      <w:r>
-        <w:rPr>
-          <w:lang w:val="hi_IN" w:bidi="hi_IN"/>
-        </w:rPr>
-      </w:r>
-      <w:r>
-        <w:rPr>
-          <w:lang w:val="hi_IN" w:bidi="hi_IN"/>
-        </w:rPr>
-        <w:t>1 शमूएल 11:1–2</w:t>
-      </w:r>
-    </w:p>
-    <w:p>
-      <w:pPr>
-        <w:pStyle w:val="ListBullet"/>
-        <w:spacing w:line="240" w:lineRule="auto"/>
-        <w:ind w:left="720"/>
-      </w:pPr>
-      <w:r>
-        <w:rPr>
-          <w:lang w:val="hi_IN" w:bidi="hi_IN"/>
-        </w:rPr>
-      </w:r>
-      <w:r>
-        <w:rPr>
-          <w:lang w:val="hi_IN" w:bidi="hi_IN"/>
-        </w:rPr>
-        <w:t>यिर्मयाह 33:4–5</w:t>
-      </w:r>
-    </w:p>
-    <w:p>
-      <w:pPr>
-        <w:pStyle w:val="Heading3"/>
-      </w:pPr>
-      <w:r>
-        <w:rPr>
-          <w:lang w:val="hi_IN" w:bidi="hi_IN"/>
-        </w:rPr>
-        <w:t>शब्द तथ्य:</w:t>
-      </w:r>
-    </w:p>
-    <w:p>
-      <w:pPr>
-        <w:pStyle w:val="ListBullet"/>
-        <w:spacing w:line="240" w:lineRule="auto"/>
-        <w:ind w:left="720"/>
-      </w:pPr>
-      <w:r>
-        <w:rPr>
-          <w:lang w:val="hi_IN" w:bidi="hi_IN"/>
-        </w:rPr>
-      </w:r>
-      <w:r>
-        <w:rPr>
-          <w:lang w:val="hi_IN" w:bidi="hi_IN"/>
-        </w:rPr>
-        <w:t>Strong's: H4692, H4693, H5341, H5437, H5564, H6693, H6696, H6887</w:t>
-      </w:r>
-      <w:r>
-        <w:rPr>
-          <w:lang w:val="hi_IN" w:bidi="hi_IN"/>
-        </w:rPr>
-      </w:r>
-      <w:r>
-        <w:rPr>
-          <w:lang w:val="hi_IN" w:bidi="hi_IN"/>
-        </w:rPr>
-      </w:r>
-    </w:p>
-    <w:p>
-      <w:pPr/>
-      <w:r>
-        <w:rPr>
-          <w:lang w:val="hi_IN" w:bidi="hi_IN"/>
-        </w:rPr>
-      </w:r>
-    </w:p>
-    <w:p>
-      <w:pPr>
-        <w:pStyle w:val="Heading2"/>
-      </w:pPr>
-      <w:r>
-        <w:rPr>
-          <w:lang w:val="hi_IN" w:bidi="hi_IN"/>
-        </w:rPr>
-        <w:t>घोड़ा</w:t>
-      </w:r>
-      <w:r>
-        <w:rPr>
-          <w:lang w:val="hi_IN" w:bidi="hi_IN"/>
-        </w:rPr>
-      </w:r>
-    </w:p>
-    <w:p>
-      <w:pPr>
-        <w:pStyle w:val="Heading3"/>
-      </w:pPr>
-      <w:r>
-        <w:rPr>
-          <w:lang w:val="hi_IN" w:bidi="hi_IN"/>
-        </w:rPr>
-        <w:t>परिभाषा:</w:t>
-      </w:r>
-    </w:p>
-    <w:p>
-      <w:pPr/>
-      <w:r>
-        <w:rPr>
-          <w:lang w:val="hi_IN" w:bidi="hi_IN"/>
-        </w:rPr>
-      </w:r>
-      <w:r>
-        <w:rPr>
-          <w:lang w:val="hi_IN" w:bidi="hi_IN"/>
-        </w:rPr>
-        <w:t>घोड़ा चार टांगों का एक बड़ा पशु होता है जिसको बाइबल के युग में अधिकतर खेती के काम में या सवारी धोने के काम में लिया जाता था।</w:t>
-      </w:r>
-    </w:p>
-    <w:p>
-      <w:pPr>
-        <w:pStyle w:val="ListBullet"/>
-        <w:spacing w:line="240" w:lineRule="auto"/>
-        <w:ind w:left="720"/>
-      </w:pPr>
-      <w:r>
-        <w:rPr>
-          <w:lang w:val="hi_IN" w:bidi="hi_IN"/>
-        </w:rPr>
-      </w:r>
-      <w:r>
-        <w:rPr>
-          <w:lang w:val="hi_IN" w:bidi="hi_IN"/>
-        </w:rPr>
-        <w:t>कुछ घोड़े गाड़ी और रथ खींचने के लिए भी काम में लिए जाते थे, उन पर सवारी भी की जाती थी।</w:t>
-      </w:r>
-    </w:p>
-    <w:p>
-      <w:pPr>
-        <w:pStyle w:val="ListBullet"/>
-        <w:spacing w:line="240" w:lineRule="auto"/>
-        <w:ind w:left="720"/>
-      </w:pPr>
-      <w:r>
-        <w:rPr>
-          <w:lang w:val="hi_IN" w:bidi="hi_IN"/>
-        </w:rPr>
-      </w:r>
-      <w:r>
-        <w:rPr>
-          <w:lang w:val="hi_IN" w:bidi="hi_IN"/>
-        </w:rPr>
-        <w:t>घोड़ों को लगाम लगाई जाती थी कि इच्छा के अनुसार चलाया जाए।</w:t>
-      </w:r>
-    </w:p>
-    <w:p>
-      <w:pPr>
-        <w:pStyle w:val="ListBullet"/>
-        <w:spacing w:line="240" w:lineRule="auto"/>
-        <w:ind w:left="720"/>
-      </w:pPr>
-      <w:r>
-        <w:rPr>
-          <w:lang w:val="hi_IN" w:bidi="hi_IN"/>
-        </w:rPr>
-      </w:r>
-      <w:r>
-        <w:rPr>
-          <w:lang w:val="hi_IN" w:bidi="hi_IN"/>
-        </w:rPr>
-        <w:t>बाइबल युग में घोड़े एक मूल्यवान सम्पदा थे, उन्हें पशु धन माना जाता था क्योंकि वेमुख्यतः युद्ध में काम आते थे। उदाहरणार्थ, सुलैमान के असीम वैभव का एक भाग उसके हजारों घोड़ें और रथ थे।</w:t>
-      </w:r>
-    </w:p>
-    <w:p>
-      <w:pPr>
-        <w:pStyle w:val="ListBullet"/>
-        <w:spacing w:line="240" w:lineRule="auto"/>
-        <w:ind w:left="720"/>
-      </w:pPr>
-      <w:r>
-        <w:rPr>
-          <w:lang w:val="hi_IN" w:bidi="hi_IN"/>
-        </w:rPr>
-      </w:r>
-      <w:r>
-        <w:rPr>
-          <w:lang w:val="hi_IN" w:bidi="hi_IN"/>
-        </w:rPr>
-        <w:t>गधे और खच्चर भी घोड़े जैसे ही चौपाए हैं।</w:t>
-      </w:r>
-    </w:p>
-    <w:p>
-      <w:pPr/>
-      <w:r>
-        <w:rPr>
-          <w:lang w:val="hi_IN" w:bidi="hi_IN"/>
-        </w:rPr>
-      </w:r>
-      <w:r>
-        <w:rPr>
-          <w:lang w:val="hi_IN" w:bidi="hi_IN"/>
-        </w:rPr>
-        <w:t xml:space="preserve">(यह भी देखें: </w:t>
-      </w:r>
-      <w:r>
-        <w:rPr>
-          <w:lang w:val="hi_IN" w:bidi="hi_IN"/>
-        </w:rPr>
-        <w:t>रथ</w:t>
-      </w:r>
-      <w:r>
-        <w:rPr>
-          <w:lang w:val="hi_IN" w:bidi="hi_IN"/>
-        </w:rPr>
-        <w:t xml:space="preserve">, , </w:t>
-      </w:r>
-      <w:r>
-        <w:rPr>
-          <w:lang w:val="hi_IN" w:bidi="hi_IN"/>
-        </w:rPr>
-        <w:t>गधा</w:t>
-      </w:r>
-      <w:r>
-        <w:rPr>
-          <w:lang w:val="hi_IN" w:bidi="hi_IN"/>
-        </w:rPr>
-        <w:t xml:space="preserve">, </w:t>
-      </w:r>
-      <w:r>
-        <w:rPr>
-          <w:lang w:val="hi_IN" w:bidi="hi_IN"/>
-        </w:rPr>
-        <w:t>सुलैमान</w:t>
-      </w:r>
-      <w:r>
-        <w:rPr>
-          <w:lang w:val="hi_IN" w:bidi="hi_IN"/>
-        </w:rPr>
-        <w:t>)</w:t>
-      </w:r>
-    </w:p>
-    <w:p>
-      <w:pPr>
-        <w:pStyle w:val="Heading3"/>
-      </w:pPr>
-      <w:r>
-        <w:rPr>
-          <w:lang w:val="hi_IN" w:bidi="hi_IN"/>
-        </w:rPr>
-        <w:t>बाइबल सन्दर्भ:</w:t>
-      </w:r>
-    </w:p>
-    <w:p>
-      <w:pPr>
-        <w:pStyle w:val="ListBullet"/>
-        <w:spacing w:line="240" w:lineRule="auto"/>
-        <w:ind w:left="720"/>
-      </w:pPr>
-      <w:r>
-        <w:rPr>
-          <w:lang w:val="hi_IN" w:bidi="hi_IN"/>
-        </w:rPr>
-      </w:r>
-      <w:r>
-        <w:rPr>
-          <w:lang w:val="hi_IN" w:bidi="hi_IN"/>
-        </w:rPr>
-        <w:t>1 इतिहास 18:04</w:t>
-      </w:r>
-    </w:p>
-    <w:p>
-      <w:pPr>
-        <w:pStyle w:val="ListBullet"/>
-        <w:spacing w:line="240" w:lineRule="auto"/>
-        <w:ind w:left="720"/>
-      </w:pPr>
-      <w:r>
-        <w:rPr>
-          <w:lang w:val="hi_IN" w:bidi="hi_IN"/>
-        </w:rPr>
-      </w:r>
-      <w:r>
-        <w:rPr>
-          <w:lang w:val="hi_IN" w:bidi="hi_IN"/>
-        </w:rPr>
-        <w:t>2 राजा 02:11</w:t>
-      </w:r>
-    </w:p>
-    <w:p>
-      <w:pPr>
-        <w:pStyle w:val="ListBullet"/>
-        <w:spacing w:line="240" w:lineRule="auto"/>
-        <w:ind w:left="720"/>
-      </w:pPr>
-      <w:r>
-        <w:rPr>
-          <w:lang w:val="hi_IN" w:bidi="hi_IN"/>
-        </w:rPr>
-      </w:r>
-      <w:r>
-        <w:rPr>
-          <w:lang w:val="hi_IN" w:bidi="hi_IN"/>
-        </w:rPr>
-        <w:t>निर्गमन 14:23–25</w:t>
-      </w:r>
-    </w:p>
-    <w:p>
-      <w:pPr>
-        <w:pStyle w:val="ListBullet"/>
-        <w:spacing w:line="240" w:lineRule="auto"/>
-        <w:ind w:left="720"/>
-      </w:pPr>
-      <w:r>
-        <w:rPr>
-          <w:lang w:val="hi_IN" w:bidi="hi_IN"/>
-        </w:rPr>
-      </w:r>
-      <w:r>
-        <w:rPr>
-          <w:lang w:val="hi_IN" w:bidi="hi_IN"/>
-        </w:rPr>
-        <w:t>यहेजकेल 23:5–7</w:t>
-      </w:r>
-    </w:p>
-    <w:p>
-      <w:pPr>
-        <w:pStyle w:val="ListBullet"/>
-        <w:spacing w:line="240" w:lineRule="auto"/>
-        <w:ind w:left="720"/>
-      </w:pPr>
-      <w:r>
-        <w:rPr>
-          <w:lang w:val="hi_IN" w:bidi="hi_IN"/>
-        </w:rPr>
-      </w:r>
-      <w:r>
-        <w:rPr>
-          <w:lang w:val="hi_IN" w:bidi="hi_IN"/>
-        </w:rPr>
-        <w:t>जकर्याह 06:08</w:t>
-      </w:r>
-    </w:p>
-    <w:p>
-      <w:pPr>
-        <w:pStyle w:val="Heading3"/>
-      </w:pPr>
-      <w:r>
-        <w:rPr>
-          <w:lang w:val="hi_IN" w:bidi="hi_IN"/>
-        </w:rPr>
-        <w:t>शब्द तथ्य:</w:t>
-      </w:r>
-    </w:p>
-    <w:p>
-      <w:pPr>
-        <w:pStyle w:val="ListBullet"/>
-        <w:spacing w:line="240" w:lineRule="auto"/>
-        <w:ind w:left="720"/>
-      </w:pPr>
-      <w:r>
-        <w:rPr>
-          <w:lang w:val="hi_IN" w:bidi="hi_IN"/>
-        </w:rPr>
-      </w:r>
-      <w:r>
-        <w:rPr>
-          <w:lang w:val="hi_IN" w:bidi="hi_IN"/>
-        </w:rPr>
-        <w:t>स्ट्रोंग्स: H47, H5483, H5484, H6571, H7409, G2462</w:t>
-      </w:r>
-      <w:r>
-        <w:rPr>
-          <w:lang w:val="hi_IN" w:bidi="hi_IN"/>
-        </w:rPr>
-      </w:r>
-      <w:r>
-        <w:rPr>
-          <w:lang w:val="hi_IN" w:bidi="hi_IN"/>
-        </w:rPr>
-      </w:r>
-    </w:p>
-    <w:p>
-      <w:pPr/>
-      <w:r>
-        <w:rPr>
-          <w:lang w:val="hi_IN" w:bidi="hi_IN"/>
-        </w:rPr>
-      </w:r>
-    </w:p>
-    <w:p>
-      <w:pPr>
-        <w:pStyle w:val="Heading2"/>
-      </w:pPr>
-      <w:r>
-        <w:rPr>
-          <w:lang w:val="hi_IN" w:bidi="hi_IN"/>
-        </w:rPr>
-        <w:t>घोषणा करना</w:t>
-      </w:r>
-      <w:r>
-        <w:rPr>
-          <w:lang w:val="hi_IN" w:bidi="hi_IN"/>
-        </w:rPr>
-      </w:r>
-    </w:p>
-    <w:p>
-      <w:pPr>
-        <w:pStyle w:val="Heading3"/>
-      </w:pPr>
-      <w:r>
-        <w:rPr>
-          <w:lang w:val="hi_IN" w:bidi="hi_IN"/>
-        </w:rPr>
-        <w:t>परिभाषा:</w:t>
-      </w:r>
-    </w:p>
-    <w:p>
-      <w:pPr/>
-      <w:r>
-        <w:rPr>
-          <w:lang w:val="hi_IN" w:bidi="hi_IN"/>
-        </w:rPr>
-      </w:r>
-      <w:r>
-        <w:rPr>
-          <w:lang w:val="hi_IN" w:bidi="hi_IN"/>
-        </w:rPr>
-        <w:t>“घोषणा करना ” और “घोषणा” अर्थात “औपचारिक या सार्वजनिक कथन”, प्रायः किसी बात पर बल देने के लिए। इसके सहार्थी शब्द हैं, "उद्घोषित करना", "उद्घोषणा", "प्रकाशित करना", "विज्ञप्ति|"</w:t>
-      </w:r>
-    </w:p>
-    <w:p>
-      <w:pPr>
-        <w:pStyle w:val="ListBullet"/>
-        <w:spacing w:line="240" w:lineRule="auto"/>
-        <w:ind w:left="720"/>
-      </w:pPr>
-      <w:r>
-        <w:rPr>
-          <w:lang w:val="hi_IN" w:bidi="hi_IN"/>
-        </w:rPr>
-      </w:r>
-      <w:r>
-        <w:rPr>
-          <w:lang w:val="hi_IN" w:bidi="hi_IN"/>
-        </w:rPr>
-        <w:t>एक "घोषणा" न केवल घोषित की जा रही के महत्व पर जोर देती है, बल्कि यह घोषणा करने वाले पर भी ध्यान आकर्षित कराती है।</w:t>
-      </w:r>
-    </w:p>
-    <w:p>
-      <w:pPr>
-        <w:pStyle w:val="ListBullet"/>
-        <w:spacing w:line="240" w:lineRule="auto"/>
-        <w:ind w:left="720"/>
-      </w:pPr>
-      <w:r>
-        <w:rPr>
-          <w:lang w:val="hi_IN" w:bidi="hi_IN"/>
-        </w:rPr>
-      </w:r>
-      <w:r>
-        <w:rPr>
-          <w:lang w:val="hi_IN" w:bidi="hi_IN"/>
-        </w:rPr>
-        <w:t>उदाहरणार्थ, पुराने नियम में परमेश्वर के सन्देश से पूर्व, “यहोवा यों कहता है” या “यहोवा का यह वचन” उक्ति आती है। इस उक्ति से इस बात पर बल दिया जाता है कि इस सन्देश को पहुंचाने वाला यहोवा ही है। यह तथ्य कि सन्देश यहोवा का है दर्शाता है कि सन्देश अत्यधिक महत्वपूर्ण है।</w:t>
-      </w:r>
-    </w:p>
-    <w:p>
-      <w:pPr>
-        <w:pStyle w:val="Heading3"/>
-      </w:pPr>
-      <w:r>
-        <w:rPr>
-          <w:lang w:val="hi_IN" w:bidi="hi_IN"/>
-        </w:rPr>
-        <w:t>अनुवाद के सुझाव:</w:t>
-      </w:r>
-    </w:p>
-    <w:p>
-      <w:pPr>
-        <w:pStyle w:val="ListBullet"/>
-        <w:spacing w:line="240" w:lineRule="auto"/>
-        <w:ind w:left="720"/>
-      </w:pPr>
-      <w:r>
-        <w:rPr>
-          <w:lang w:val="hi_IN" w:bidi="hi_IN"/>
-        </w:rPr>
-      </w:r>
-      <w:r>
-        <w:rPr>
-          <w:lang w:val="hi_IN" w:bidi="hi_IN"/>
-        </w:rPr>
-        <w:t>प्रकरण के अनुसार, “घोषणा करने” का अनुवाद हो सकता है, “विज्ञप्ति प्रकाशित करना” या “सार्वजनिक कथन प्रस्तुत करना” या “बलपूर्वक कहना” या “बल देकर कहना”।</w:t>
-      </w:r>
-    </w:p>
-    <w:p>
-      <w:pPr>
-        <w:pStyle w:val="ListBullet"/>
-        <w:spacing w:line="240" w:lineRule="auto"/>
-        <w:ind w:left="720"/>
-      </w:pPr>
-      <w:r>
-        <w:rPr>
-          <w:lang w:val="hi_IN" w:bidi="hi_IN"/>
-        </w:rPr>
-      </w:r>
-      <w:r>
-        <w:rPr>
-          <w:lang w:val="hi_IN" w:bidi="hi_IN"/>
-        </w:rPr>
-        <w:t>“घोषणा” शब्द का अनुवाद “कथन” या “उद्घोषण” भी हो सकता है।</w:t>
-      </w:r>
-    </w:p>
-    <w:p>
-      <w:pPr>
-        <w:pStyle w:val="ListBullet"/>
-        <w:spacing w:line="240" w:lineRule="auto"/>
-        <w:ind w:left="720"/>
-      </w:pPr>
-      <w:r>
-        <w:rPr>
-          <w:lang w:val="hi_IN" w:bidi="hi_IN"/>
-        </w:rPr>
-      </w:r>
-      <w:r>
-        <w:rPr>
-          <w:lang w:val="hi_IN" w:bidi="hi_IN"/>
-        </w:rPr>
-        <w:t>“यहोवा यों कहता है” इस उक्ती का अनुवाद हो सकता है, “यहोवा घोषणा करता है” या “यहोवा का कहना है कि।"</w:t>
-      </w:r>
-    </w:p>
-    <w:p>
-      <w:pPr/>
-      <w:r>
-        <w:rPr>
-          <w:lang w:val="hi_IN" w:bidi="hi_IN"/>
-        </w:rPr>
-      </w:r>
-      <w:r>
-        <w:rPr>
-          <w:lang w:val="hi_IN" w:bidi="hi_IN"/>
-        </w:rPr>
-        <w:t xml:space="preserve">(यह भी देखें: </w:t>
-      </w:r>
-      <w:r>
-        <w:rPr>
-          <w:lang w:val="hi_IN" w:bidi="hi_IN"/>
-        </w:rPr>
-        <w:t>प्रचार करना</w:t>
-      </w:r>
-      <w:r>
-        <w:rPr>
-          <w:lang w:val="hi_IN" w:bidi="hi_IN"/>
-        </w:rPr>
-        <w:t>)</w:t>
+        <w:t>(यह भी देखें: प्रचार करना)</w:t>
       </w:r>
     </w:p>
     <w:p>
